--- a/IBPS/DSA.docx
+++ b/IBPS/DSA.docx
@@ -3786,14 +3786,7 @@
           <w:b/>
           <w:bCs/>
         </w:rPr>
-        <w:t>5</w:t>
-      </w:r>
-      <w:r>
-        <w:rPr>
-          <w:b/>
-          <w:bCs/>
-        </w:rPr>
-        <w:t>0a</w:t>
+        <w:t>50a</w:t>
       </w:r>
       <w:r>
         <w:rPr>
@@ -4099,15 +4092,7 @@
       <w:proofErr w:type="spellEnd"/>
       <w:r>
         <w:br/>
-        <w:t xml:space="preserve">Explanation: Underflow occurs when the user performs a pop operation on an empty stack. Overflow occurs when the stack is </w:t>
-      </w:r>
-      <w:proofErr w:type="gramStart"/>
-      <w:r>
-        <w:t>full</w:t>
-      </w:r>
-      <w:proofErr w:type="gramEnd"/>
-      <w:r>
-        <w:t xml:space="preserve"> and the user performs a push operation. Garbage Collection is used to recover the memory occupied by objects that are no longer used.</w:t>
+        <w:t>Explanation: Underflow occurs when the user performs a pop operation on an empty stack. Overflow occurs when the stack is full and the user performs a push operation. Garbage Collection is used to recover the memory occupied by objects that are no longer used.</w:t>
       </w:r>
     </w:p>
     <w:p>
@@ -6003,15 +5988,7 @@
     </w:p>
     <w:p>
       <w:r>
-        <w:t xml:space="preserve">After the completion of all </w:t>
-      </w:r>
-      <w:proofErr w:type="gramStart"/>
-      <w:r>
-        <w:t>operation</w:t>
-      </w:r>
-      <w:proofErr w:type="gramEnd"/>
-      <w:r>
-        <w:t>, the number of elements present in stack is?</w:t>
+        <w:t>After the completion of all operation, the number of elements present in stack is?</w:t>
       </w:r>
       <w:r>
         <w:br/>
@@ -8386,14 +8363,7 @@
           <w:b/>
           <w:bCs/>
         </w:rPr>
-        <w:t>108</w:t>
-      </w:r>
-      <w:r>
-        <w:rPr>
-          <w:b/>
-          <w:bCs/>
-        </w:rPr>
-        <w:t>. What is the space complexity for deleting a linked list?</w:t>
+        <w:t>108. What is the space complexity for deleting a linked list?</w:t>
       </w:r>
       <w:r>
         <w:rPr>
@@ -8470,21 +8440,7 @@
           <w:b/>
           <w:bCs/>
         </w:rPr>
-        <w:t>10</w:t>
-      </w:r>
-      <w:r>
-        <w:rPr>
-          <w:b/>
-          <w:bCs/>
-        </w:rPr>
-        <w:t>9</w:t>
-      </w:r>
-      <w:r>
-        <w:rPr>
-          <w:b/>
-          <w:bCs/>
-        </w:rPr>
-        <w:t>. Which of these is not an application of a linked list?</w:t>
+        <w:t>109. Which of these is not an application of a linked list?</w:t>
       </w:r>
       <w:r>
         <w:rPr>
@@ -8726,14 +8682,7 @@
           <w:b/>
           <w:bCs/>
         </w:rPr>
-        <w:t>1</w:t>
-      </w:r>
-      <w:r>
-        <w:rPr>
-          <w:b/>
-          <w:bCs/>
-        </w:rPr>
-        <w:t>1</w:t>
+        <w:t>11</w:t>
       </w:r>
       <w:r>
         <w:rPr>
@@ -8765,15 +8714,15 @@
       </w:r>
       <w:r>
         <w:br/>
-        <w:t xml:space="preserve">Explanation: A doubly linked list has two pointers ‘left’ and ‘right’ which enable it to traverse in either direction. Compared to singly liked list which has only a ‘next’ pointer, doubly linked list requires extra space to store this extra pointer. Every insertion and deletion </w:t>
-      </w:r>
-      <w:proofErr w:type="gramStart"/>
-      <w:r>
-        <w:t>requires</w:t>
-      </w:r>
-      <w:proofErr w:type="gramEnd"/>
-      <w:r>
-        <w:t xml:space="preserve"> manipulation of two pointers, hence it takes a bit longer time. Implementing doubly linked list involves setting both left and right pointers to correct nodes and takes more time than singly linked list.</w:t>
+        <w:t xml:space="preserve">Explanation: A doubly linked list has two pointers ‘left’ and ‘right’ which enable it to traverse in either direction. Compared to singly liked list which has only a ‘next’ pointer, doubly linked list requires extra space to store this extra pointer. Every insertion and deletion requires manipulation of two </w:t>
+      </w:r>
+      <w:proofErr w:type="gramStart"/>
+      <w:r>
+        <w:t>pointers,</w:t>
+      </w:r>
+      <w:proofErr w:type="gramEnd"/>
+      <w:r>
+        <w:t xml:space="preserve"> hence it takes a bit longer time. Implementing doubly linked list involves setting both left and right pointers to correct nodes and takes more time than singly linked list.</w:t>
       </w:r>
     </w:p>
     <w:p>
@@ -9842,37 +9791,14 @@
           <w:b/>
           <w:bCs/>
         </w:rPr>
-        <w:t>12</w:t>
-      </w:r>
-      <w:r>
-        <w:rPr>
-          <w:b/>
-          <w:bCs/>
-        </w:rPr>
-        <w:t>2</w:t>
-      </w:r>
-      <w:r>
-        <w:rPr>
-          <w:b/>
-          <w:bCs/>
-        </w:rPr>
-        <w:t xml:space="preserve">. What is </w:t>
-      </w:r>
-      <w:proofErr w:type="gramStart"/>
-      <w:r>
-        <w:rPr>
-          <w:b/>
-          <w:bCs/>
-        </w:rPr>
-        <w:t>the time</w:t>
-      </w:r>
-      <w:proofErr w:type="gramEnd"/>
-      <w:r>
-        <w:rPr>
-          <w:b/>
-          <w:bCs/>
-        </w:rPr>
-        <w:t xml:space="preserve"> complexity of searching for an element in a circular linked list?</w:t>
+        <w:t>122</w:t>
+      </w:r>
+      <w:r>
+        <w:rPr>
+          <w:b/>
+          <w:bCs/>
+        </w:rPr>
+        <w:t>. What is the time complexity of searching for an element in a circular linked list?</w:t>
       </w:r>
       <w:r>
         <w:br/>
@@ -10708,23 +10634,7 @@
           <w:b/>
           <w:bCs/>
         </w:rPr>
-        <w:t xml:space="preserve"> array of integers</w:t>
-      </w:r>
-      <w:proofErr w:type="gramStart"/>
-      <w:r>
-        <w:rPr>
-          <w:b/>
-          <w:bCs/>
-        </w:rPr>
-        <w:t>, the</w:t>
-      </w:r>
-      <w:proofErr w:type="gramEnd"/>
-      <w:r>
-        <w:rPr>
-          <w:b/>
-          <w:bCs/>
-        </w:rPr>
-        <w:t xml:space="preserve"> Stack class creates an array of specified size and provides a top pointer indicating </w:t>
+        <w:t xml:space="preserve"> array of integers, the Stack class creates an array of specified size and provides a top pointer indicating </w:t>
       </w:r>
       <w:proofErr w:type="gramStart"/>
       <w:r>
@@ -13003,15 +12913,7 @@
       <w:proofErr w:type="spellEnd"/>
       <w:r>
         <w:br/>
-        <w:t xml:space="preserve">Explanation: All the nodes are collected </w:t>
-      </w:r>
-      <w:proofErr w:type="gramStart"/>
-      <w:r>
-        <w:t>in AVAIL</w:t>
-      </w:r>
-      <w:proofErr w:type="gramEnd"/>
-      <w:r>
-        <w:t xml:space="preserve"> list.</w:t>
+        <w:t>Explanation: All the nodes are collected in AVAIL list.</w:t>
       </w:r>
     </w:p>
     <w:p>
@@ -13756,15 +13658,7 @@
       </w:r>
       <w:r>
         <w:br/>
-        <w:t xml:space="preserve">Explanation: A pointer is made to point at the first element in the list and one more </w:t>
-      </w:r>
-      <w:proofErr w:type="gramStart"/>
-      <w:r>
-        <w:t>to point</w:t>
-      </w:r>
-      <w:proofErr w:type="gramEnd"/>
-      <w:r>
-        <w:t xml:space="preserve"> to the second element, pointer manipulations are done such that the first element is no longer being pointed by any other pointer, its value is returned.</w:t>
+        <w:t>Explanation: A pointer is made to point at the first element in the list and one more to point to the second element, pointer manipulations are done such that the first element is no longer being pointed by any other pointer, its value is returned.</w:t>
       </w:r>
     </w:p>
     <w:p>
@@ -16937,14 +16831,7 @@
           <w:b/>
           <w:bCs/>
         </w:rPr>
-        <w:t>2</w:t>
-      </w:r>
-      <w:r>
-        <w:rPr>
-          <w:b/>
-          <w:bCs/>
-        </w:rPr>
-        <w:t>1</w:t>
+        <w:t>21</w:t>
       </w:r>
       <w:r>
         <w:rPr>
@@ -17470,14 +17357,7 @@
           <w:b/>
           <w:bCs/>
         </w:rPr>
-        <w:t>22</w:t>
-      </w:r>
-      <w:r>
-        <w:rPr>
-          <w:b/>
-          <w:bCs/>
-        </w:rPr>
-        <w:t>0a</w:t>
+        <w:t>220a</w:t>
       </w:r>
       <w:r>
         <w:rPr>
@@ -17541,14 +17421,7 @@
           <w:b/>
           <w:bCs/>
         </w:rPr>
-        <w:t>22</w:t>
-      </w:r>
-      <w:r>
-        <w:rPr>
-          <w:b/>
-          <w:bCs/>
-        </w:rPr>
-        <w:t>0b</w:t>
+        <w:t>220b</w:t>
       </w:r>
       <w:r>
         <w:rPr>
@@ -17632,14 +17505,7 @@
           <w:b/>
           <w:bCs/>
         </w:rPr>
-        <w:t>22</w:t>
-      </w:r>
-      <w:r>
-        <w:rPr>
-          <w:b/>
-          <w:bCs/>
-        </w:rPr>
-        <w:t>0c</w:t>
+        <w:t>220c</w:t>
       </w:r>
       <w:r>
         <w:rPr>
@@ -17656,6 +17522,9 @@
         <w:br/>
       </w:r>
       <w:r>
+        <w:rPr>
+          <w:noProof/>
+        </w:rPr>
         <w:drawing>
           <wp:inline distT="0" distB="0" distL="0" distR="0" wp14:anchorId="2BEC78F5" wp14:editId="5F42E9E4">
             <wp:extent cx="2876550" cy="1257300"/>
@@ -18920,15 +18789,7 @@
       </w:r>
       <w:r>
         <w:br/>
-        <w:t xml:space="preserve">Explanation: When an operator is encountered, the first two operands are popped from the stack, they are </w:t>
-      </w:r>
-      <w:proofErr w:type="gramStart"/>
-      <w:r>
-        <w:t>evaluated</w:t>
-      </w:r>
-      <w:proofErr w:type="gramEnd"/>
-      <w:r>
-        <w:t xml:space="preserve"> and the result is pushed into the stack.</w:t>
+        <w:t>Explanation: When an operator is encountered, the first two operands are popped from the stack, they are evaluated and the result is pushed into the stack.</w:t>
       </w:r>
     </w:p>
     <w:p>
@@ -19061,14 +18922,7 @@
           <w:b/>
           <w:bCs/>
         </w:rPr>
-        <w:t>24</w:t>
-      </w:r>
-      <w:r>
-        <w:rPr>
-          <w:b/>
-          <w:bCs/>
-        </w:rPr>
-        <w:t>0a</w:t>
+        <w:t>240a</w:t>
       </w:r>
       <w:r>
         <w:rPr>
@@ -19184,14 +19038,7 @@
           <w:b/>
           <w:bCs/>
         </w:rPr>
-        <w:t>24</w:t>
-      </w:r>
-      <w:r>
-        <w:rPr>
-          <w:b/>
-          <w:bCs/>
-        </w:rPr>
-        <w:t>0b</w:t>
+        <w:t>240b</w:t>
       </w:r>
       <w:r>
         <w:rPr>
@@ -19315,14 +19162,7 @@
           <w:b/>
           <w:bCs/>
         </w:rPr>
-        <w:t>24</w:t>
-      </w:r>
-      <w:r>
-        <w:rPr>
-          <w:b/>
-          <w:bCs/>
-        </w:rPr>
-        <w:t>0c</w:t>
+        <w:t>240c</w:t>
       </w:r>
       <w:r>
         <w:rPr>
@@ -19377,14 +19217,7 @@
           <w:b/>
           <w:bCs/>
         </w:rPr>
-        <w:t>24</w:t>
-      </w:r>
-      <w:r>
-        <w:rPr>
-          <w:b/>
-          <w:bCs/>
-        </w:rPr>
-        <w:t>0d</w:t>
+        <w:t>240d</w:t>
       </w:r>
       <w:r>
         <w:rPr>
@@ -19473,11 +19306,19 @@
       </w:r>
       <w:proofErr w:type="spellStart"/>
       <w:r>
-        <w:t>e+f</w:t>
-      </w:r>
-      <w:proofErr w:type="spellEnd"/>
-      <w:r>
-        <w:t>)*g. Evaluating it, 1+2*3+(4*5+</w:t>
+        <w:t>e+</w:t>
+      </w:r>
+      <w:proofErr w:type="gramStart"/>
+      <w:r>
+        <w:t>f</w:t>
+      </w:r>
+      <w:proofErr w:type="spellEnd"/>
+      <w:r>
+        <w:t>)*</w:t>
+      </w:r>
+      <w:proofErr w:type="gramEnd"/>
+      <w:r>
+        <w:t>g. Evaluating it, 1+2*3+(4*5+</w:t>
       </w:r>
       <w:proofErr w:type="gramStart"/>
       <w:r>
@@ -19495,14 +19336,7 @@
           <w:bCs/>
         </w:rPr>
         <w:lastRenderedPageBreak/>
-        <w:t>24</w:t>
-      </w:r>
-      <w:r>
-        <w:rPr>
-          <w:b/>
-          <w:bCs/>
-        </w:rPr>
-        <w:t>0e</w:t>
+        <w:t>240e</w:t>
       </w:r>
       <w:r>
         <w:rPr>
@@ -19519,6 +19353,9 @@
         <w:br/>
       </w:r>
       <w:r>
+        <w:rPr>
+          <w:noProof/>
+        </w:rPr>
         <w:drawing>
           <wp:inline distT="0" distB="0" distL="0" distR="0" wp14:anchorId="429A877F" wp14:editId="372E2914">
             <wp:extent cx="1952625" cy="1771650"/>
@@ -20411,14 +20248,7 @@
           <w:b/>
           <w:bCs/>
         </w:rPr>
-        <w:t>25</w:t>
-      </w:r>
-      <w:r>
-        <w:rPr>
-          <w:b/>
-          <w:bCs/>
-        </w:rPr>
-        <w:t>0a</w:t>
+        <w:t>250a</w:t>
       </w:r>
       <w:r>
         <w:rPr>
@@ -20787,23 +20617,7 @@
           <w:b/>
           <w:bCs/>
         </w:rPr>
-        <w:t xml:space="preserve">4. What is </w:t>
-      </w:r>
-      <w:proofErr w:type="gramStart"/>
-      <w:r>
-        <w:rPr>
-          <w:b/>
-          <w:bCs/>
-        </w:rPr>
-        <w:t>the time</w:t>
-      </w:r>
-      <w:proofErr w:type="gramEnd"/>
-      <w:r>
-        <w:rPr>
-          <w:b/>
-          <w:bCs/>
-        </w:rPr>
-        <w:t xml:space="preserve"> complexity of an infix to postfix conversion algorithm?</w:t>
+        <w:t>4. What is the time complexity of an infix to postfix conversion algorithm?</w:t>
       </w:r>
       <w:r>
         <w:rPr>
@@ -21016,15 +20830,7 @@
       </w:r>
       <w:r>
         <w:br/>
-        <w:t xml:space="preserve">Explanation: When a parenthesis is encountered, it is placed on the operator stack. When the corresponding parenthesis is encountered, the stack is popped until the other parenthesis is </w:t>
-      </w:r>
-      <w:proofErr w:type="gramStart"/>
-      <w:r>
-        <w:t>reached</w:t>
-      </w:r>
-      <w:proofErr w:type="gramEnd"/>
-      <w:r>
-        <w:t xml:space="preserve"> and they are discarded.</w:t>
+        <w:t>Explanation: When a parenthesis is encountered, it is placed on the operator stack. When the corresponding parenthesis is encountered, the stack is popped until the other parenthesis is reached and they are discarded.</w:t>
       </w:r>
     </w:p>
     <w:p>
@@ -21371,14 +21177,7 @@
           <w:b/>
           <w:bCs/>
         </w:rPr>
-        <w:t>26</w:t>
-      </w:r>
-      <w:r>
-        <w:rPr>
-          <w:b/>
-          <w:bCs/>
-        </w:rPr>
-        <w:t>0b</w:t>
+        <w:t>260b</w:t>
       </w:r>
       <w:r>
         <w:rPr>
@@ -21481,14 +21280,7 @@
           <w:b/>
           <w:bCs/>
         </w:rPr>
-        <w:t>26</w:t>
-      </w:r>
-      <w:r>
-        <w:rPr>
-          <w:b/>
-          <w:bCs/>
-        </w:rPr>
-        <w:t>0c</w:t>
+        <w:t>260c</w:t>
       </w:r>
       <w:r>
         <w:rPr>
@@ -21632,14 +21424,7 @@
           <w:bCs/>
         </w:rPr>
         <w:lastRenderedPageBreak/>
-        <w:t>26</w:t>
-      </w:r>
-      <w:r>
-        <w:rPr>
-          <w:b/>
-          <w:bCs/>
-        </w:rPr>
-        <w:t>0d</w:t>
+        <w:t>260d</w:t>
       </w:r>
       <w:r>
         <w:rPr>
@@ -21850,14 +21635,7 @@
           <w:b/>
           <w:bCs/>
         </w:rPr>
-        <w:t>26</w:t>
-      </w:r>
-      <w:r>
-        <w:rPr>
-          <w:b/>
-          <w:bCs/>
-        </w:rPr>
-        <w:t>0e</w:t>
+        <w:t>260e</w:t>
       </w:r>
       <w:r>
         <w:rPr>
@@ -21874,6 +21652,9 @@
         <w:br/>
       </w:r>
       <w:r>
+        <w:rPr>
+          <w:noProof/>
+        </w:rPr>
         <w:drawing>
           <wp:inline distT="0" distB="0" distL="0" distR="0" wp14:anchorId="344A1A6F" wp14:editId="3FC22F4A">
             <wp:extent cx="2495550" cy="1600200"/>
@@ -21975,14 +21756,7 @@
           <w:b/>
           <w:bCs/>
         </w:rPr>
-        <w:t>26</w:t>
-      </w:r>
-      <w:r>
-        <w:rPr>
-          <w:b/>
-          <w:bCs/>
-        </w:rPr>
-        <w:t>0f</w:t>
+        <w:t>260f</w:t>
       </w:r>
       <w:r>
         <w:rPr>
@@ -22029,14 +21803,7 @@
           <w:b/>
           <w:bCs/>
         </w:rPr>
-        <w:t>26</w:t>
-      </w:r>
-      <w:r>
-        <w:rPr>
-          <w:b/>
-          <w:bCs/>
-        </w:rPr>
-        <w:t>0g</w:t>
+        <w:t>260g</w:t>
       </w:r>
       <w:r>
         <w:rPr>
@@ -22097,14 +21864,7 @@
           <w:b/>
           <w:bCs/>
         </w:rPr>
-        <w:t>260</w:t>
-      </w:r>
-      <w:r>
-        <w:rPr>
-          <w:b/>
-          <w:bCs/>
-        </w:rPr>
-        <w:t>h</w:t>
+        <w:t>260h</w:t>
       </w:r>
       <w:r>
         <w:rPr>
@@ -22151,14 +21911,7 @@
           <w:b/>
           <w:bCs/>
         </w:rPr>
-        <w:t>260</w:t>
-      </w:r>
-      <w:r>
-        <w:rPr>
-          <w:b/>
-          <w:bCs/>
-        </w:rPr>
-        <w:t>i</w:t>
+        <w:t>260i</w:t>
       </w:r>
       <w:r>
         <w:rPr>
@@ -23307,6 +23060,9 @@
         <w:br/>
       </w:r>
       <w:r>
+        <w:rPr>
+          <w:noProof/>
+        </w:rPr>
         <w:drawing>
           <wp:inline distT="0" distB="0" distL="0" distR="0" wp14:anchorId="1E2D335E" wp14:editId="12B584C5">
             <wp:extent cx="447675" cy="809625"/>
@@ -23698,6 +23454,9 @@
         <w:t>a)</w:t>
       </w:r>
       <w:r>
+        <w:rPr>
+          <w:noProof/>
+        </w:rPr>
         <w:drawing>
           <wp:inline distT="0" distB="0" distL="0" distR="0" wp14:anchorId="471870D8" wp14:editId="5585858A">
             <wp:extent cx="561975" cy="1085850"/>
@@ -23756,6 +23515,9 @@
         <w:t>b)</w:t>
       </w:r>
       <w:r>
+        <w:rPr>
+          <w:noProof/>
+        </w:rPr>
         <w:drawing>
           <wp:inline distT="0" distB="0" distL="0" distR="0" wp14:anchorId="0FADE431" wp14:editId="62512FE1">
             <wp:extent cx="552450" cy="1066800"/>
@@ -23814,6 +23576,9 @@
         <w:t>c)</w:t>
       </w:r>
       <w:r>
+        <w:rPr>
+          <w:noProof/>
+        </w:rPr>
         <w:drawing>
           <wp:inline distT="0" distB="0" distL="0" distR="0" wp14:anchorId="1D17D77D" wp14:editId="7EB4A349">
             <wp:extent cx="542925" cy="1057275"/>
@@ -23872,6 +23637,9 @@
         <w:t>d)</w:t>
       </w:r>
       <w:r>
+        <w:rPr>
+          <w:noProof/>
+        </w:rPr>
         <w:drawing>
           <wp:inline distT="0" distB="0" distL="0" distR="0" wp14:anchorId="36B285EA" wp14:editId="00EED6F3">
             <wp:extent cx="504825" cy="1057275"/>
@@ -23952,14 +23720,7 @@
           <w:b/>
           <w:bCs/>
         </w:rPr>
-        <w:t>28</w:t>
-      </w:r>
-      <w:r>
-        <w:rPr>
-          <w:b/>
-          <w:bCs/>
-        </w:rPr>
-        <w:t>0a</w:t>
+        <w:t>280a</w:t>
       </w:r>
       <w:r>
         <w:rPr>
@@ -24114,14 +23875,7 @@
           <w:b/>
           <w:bCs/>
         </w:rPr>
-        <w:t>28</w:t>
-      </w:r>
-      <w:r>
-        <w:rPr>
-          <w:b/>
-          <w:bCs/>
-        </w:rPr>
-        <w:t>0b</w:t>
+        <w:t>280b</w:t>
       </w:r>
       <w:r>
         <w:rPr>
@@ -24948,23 +24702,7 @@
           <w:b/>
           <w:bCs/>
         </w:rPr>
-        <w:t xml:space="preserve">6. Which of the following </w:t>
-      </w:r>
-      <w:proofErr w:type="gramStart"/>
-      <w:r>
-        <w:rPr>
-          <w:b/>
-          <w:bCs/>
-        </w:rPr>
-        <w:t>statement</w:t>
-      </w:r>
-      <w:proofErr w:type="gramEnd"/>
-      <w:r>
-        <w:rPr>
-          <w:b/>
-          <w:bCs/>
-        </w:rPr>
-        <w:t xml:space="preserve"> is incorrect with respect to balancing symbols algorithm?</w:t>
+        <w:t>6. Which of the following statement is incorrect with respect to balancing symbols algorithm?</w:t>
       </w:r>
       <w:r>
         <w:rPr>
@@ -25264,14 +25002,7 @@
           <w:b/>
           <w:bCs/>
         </w:rPr>
-        <w:t>29</w:t>
-      </w:r>
-      <w:r>
-        <w:rPr>
-          <w:b/>
-          <w:bCs/>
-        </w:rPr>
-        <w:t>0a</w:t>
+        <w:t>290a</w:t>
       </w:r>
       <w:r>
         <w:rPr>
@@ -25304,14 +25035,7 @@
           <w:b/>
           <w:bCs/>
         </w:rPr>
-        <w:t>29</w:t>
-      </w:r>
-      <w:r>
-        <w:rPr>
-          <w:b/>
-          <w:bCs/>
-        </w:rPr>
-        <w:t>0b</w:t>
+        <w:t>290b</w:t>
       </w:r>
       <w:r>
         <w:rPr>
@@ -25363,14 +25087,7 @@
           <w:b/>
           <w:bCs/>
         </w:rPr>
-        <w:t>29</w:t>
-      </w:r>
-      <w:r>
-        <w:rPr>
-          <w:b/>
-          <w:bCs/>
-        </w:rPr>
-        <w:t>0c</w:t>
+        <w:t>290c</w:t>
       </w:r>
       <w:r>
         <w:rPr>
@@ -26020,14 +25737,7 @@
           <w:b/>
           <w:bCs/>
         </w:rPr>
-        <w:t>30</w:t>
-      </w:r>
-      <w:r>
-        <w:rPr>
-          <w:b/>
-          <w:bCs/>
-        </w:rPr>
-        <w:t>0a</w:t>
+        <w:t>300a</w:t>
       </w:r>
       <w:r>
         <w:rPr>
@@ -26073,14 +25783,7 @@
           <w:b/>
           <w:bCs/>
         </w:rPr>
-        <w:t>30</w:t>
-      </w:r>
-      <w:r>
-        <w:rPr>
-          <w:b/>
-          <w:bCs/>
-        </w:rPr>
-        <w:t>0b</w:t>
+        <w:t>300b</w:t>
       </w:r>
       <w:r>
         <w:rPr>
@@ -26119,14 +25822,7 @@
           <w:b/>
           <w:bCs/>
         </w:rPr>
-        <w:t>30</w:t>
-      </w:r>
-      <w:r>
-        <w:rPr>
-          <w:b/>
-          <w:bCs/>
-        </w:rPr>
-        <w:t>0c</w:t>
+        <w:t>300c</w:t>
       </w:r>
       <w:r>
         <w:rPr>
@@ -26840,14 +26536,7 @@
           <w:b/>
           <w:bCs/>
         </w:rPr>
-        <w:t>31</w:t>
-      </w:r>
-      <w:r>
-        <w:rPr>
-          <w:b/>
-          <w:bCs/>
-        </w:rPr>
-        <w:t>0a</w:t>
+        <w:t>310a</w:t>
       </w:r>
       <w:r>
         <w:rPr>
@@ -26895,14 +26584,7 @@
           <w:b/>
           <w:bCs/>
         </w:rPr>
-        <w:t>31</w:t>
-      </w:r>
-      <w:r>
-        <w:rPr>
-          <w:b/>
-          <w:bCs/>
-        </w:rPr>
-        <w:t>0b</w:t>
+        <w:t>310b</w:t>
       </w:r>
       <w:r>
         <w:rPr>
@@ -26981,14 +26663,7 @@
           <w:b/>
           <w:bCs/>
         </w:rPr>
-        <w:t>31</w:t>
-      </w:r>
-      <w:r>
-        <w:rPr>
-          <w:b/>
-          <w:bCs/>
-        </w:rPr>
-        <w:t>0c</w:t>
+        <w:t>310c</w:t>
       </w:r>
       <w:r>
         <w:rPr>
@@ -27091,14 +26766,7 @@
           <w:b/>
           <w:bCs/>
         </w:rPr>
-        <w:t>31</w:t>
-      </w:r>
-      <w:r>
-        <w:rPr>
-          <w:b/>
-          <w:bCs/>
-        </w:rPr>
-        <w:t>0d</w:t>
+        <w:t>310d</w:t>
       </w:r>
       <w:r>
         <w:rPr>
@@ -27167,14 +26835,7 @@
           <w:b/>
           <w:bCs/>
         </w:rPr>
-        <w:t>31</w:t>
-      </w:r>
-      <w:r>
-        <w:rPr>
-          <w:b/>
-          <w:bCs/>
-        </w:rPr>
-        <w:t>0e</w:t>
+        <w:t>310e</w:t>
       </w:r>
       <w:r>
         <w:rPr>
@@ -31605,14 +31266,7 @@
           <w:b/>
           <w:bCs/>
         </w:rPr>
-        <w:t>3</w:t>
-      </w:r>
-      <w:r>
-        <w:rPr>
-          <w:b/>
-          <w:bCs/>
-        </w:rPr>
-        <w:t>60</w:t>
+        <w:t>360</w:t>
       </w:r>
       <w:r>
         <w:rPr>
@@ -31664,14 +31318,7 @@
           <w:b/>
           <w:bCs/>
         </w:rPr>
-        <w:t>36</w:t>
-      </w:r>
-      <w:r>
-        <w:rPr>
-          <w:b/>
-          <w:bCs/>
-        </w:rPr>
-        <w:t>0a</w:t>
+        <w:t>360a</w:t>
       </w:r>
       <w:r>
         <w:rPr>
@@ -31778,14 +31425,7 @@
           <w:b/>
           <w:bCs/>
         </w:rPr>
-        <w:t>36</w:t>
-      </w:r>
-      <w:r>
-        <w:rPr>
-          <w:b/>
-          <w:bCs/>
-        </w:rPr>
-        <w:t>0b</w:t>
+        <w:t>360b</w:t>
       </w:r>
       <w:r>
         <w:rPr>
@@ -31897,14 +31537,7 @@
           <w:b/>
           <w:bCs/>
         </w:rPr>
-        <w:t>36</w:t>
-      </w:r>
-      <w:r>
-        <w:rPr>
-          <w:b/>
-          <w:bCs/>
-        </w:rPr>
-        <w:t>0c</w:t>
+        <w:t>360c</w:t>
       </w:r>
       <w:r>
         <w:rPr>
@@ -31971,31 +31604,16 @@
       </w:r>
       <w:proofErr w:type="gramEnd"/>
       <w:r>
-        <w:t xml:space="preserve">n log n) which is </w:t>
-      </w:r>
-      <w:proofErr w:type="gramStart"/>
-      <w:r>
-        <w:t>lesser</w:t>
-      </w:r>
-      <w:proofErr w:type="gramEnd"/>
-      <w:r>
-        <w:t xml:space="preserve"> than the time complexity taken by the code that uses loops.</w:t>
-      </w:r>
-    </w:p>
-    <w:p>
-      <w:r>
-        <w:rPr>
-          <w:b/>
-          <w:bCs/>
-        </w:rPr>
-        <w:t>36</w:t>
-      </w:r>
-      <w:r>
-        <w:rPr>
-          <w:b/>
-          <w:bCs/>
-        </w:rPr>
-        <w:t>0d</w:t>
+        <w:t>n log n) which is lesser than the time complexity taken by the code that uses loops.</w:t>
+      </w:r>
+    </w:p>
+    <w:p>
+      <w:r>
+        <w:rPr>
+          <w:b/>
+          <w:bCs/>
+        </w:rPr>
+        <w:t>360d</w:t>
       </w:r>
       <w:r>
         <w:rPr>
@@ -32612,39 +32230,15 @@
       </w:r>
       <w:r>
         <w:br/>
-        <w:t xml:space="preserve">b) 3, 4, </w:t>
-      </w:r>
-      <w:proofErr w:type="gramStart"/>
-      <w:r>
-        <w:t>5,</w:t>
-      </w:r>
-      <w:proofErr w:type="gramEnd"/>
-      <w:r>
-        <w:t xml:space="preserve"> 1, 2</w:t>
-      </w:r>
-      <w:r>
-        <w:br/>
-        <w:t xml:space="preserve">c) 4, </w:t>
-      </w:r>
-      <w:proofErr w:type="gramStart"/>
-      <w:r>
-        <w:t>5,</w:t>
-      </w:r>
-      <w:proofErr w:type="gramEnd"/>
-      <w:r>
-        <w:t xml:space="preserve"> 1, 2, 3</w:t>
-      </w:r>
-      <w:r>
-        <w:br/>
-        <w:t xml:space="preserve">d) 1, 2, 3, </w:t>
-      </w:r>
-      <w:proofErr w:type="gramStart"/>
-      <w:r>
-        <w:t>5,</w:t>
-      </w:r>
-      <w:proofErr w:type="gramEnd"/>
-      <w:r>
-        <w:t xml:space="preserve"> 4</w:t>
+        <w:t>b) 3, 4, 5, 1, 2</w:t>
+      </w:r>
+      <w:r>
+        <w:br/>
+        <w:t>c) 4, 5, 1, 2, 3</w:t>
+      </w:r>
+      <w:r>
+        <w:br/>
+        <w:t>d) 1, 2, 3, 5, 4</w:t>
       </w:r>
     </w:p>
     <w:p>
@@ -33636,14 +33230,7 @@
           <w:b/>
           <w:bCs/>
         </w:rPr>
-        <w:t>8</w:t>
-      </w:r>
-      <w:r>
-        <w:rPr>
-          <w:b/>
-          <w:bCs/>
-        </w:rPr>
-        <w:t>0a</w:t>
+        <w:t>80a</w:t>
       </w:r>
       <w:r>
         <w:rPr>
@@ -33733,6 +33320,7135 @@
       <w:r>
         <w:br/>
         <w:t>Explanation: There are 4 possible ways in which we can reach the end of the array. The possible paths are – 1-&gt;3-&gt;5-&gt;8-&gt;9, 1-&gt;3-&gt;5-&gt;9, 1-&gt;3-&gt;8-&gt;9, 1-&gt;3-&gt;9.</w:t>
+      </w:r>
+    </w:p>
+    <w:p>
+      <w:pPr>
+        <w:rPr>
+          <w:lang w:val="en-IN"/>
+        </w:rPr>
+      </w:pPr>
+      <w:r>
+        <w:rPr>
+          <w:b/>
+          <w:bCs/>
+          <w:lang w:val="en-IN"/>
+        </w:rPr>
+        <w:t>38</w:t>
+      </w:r>
+      <w:r>
+        <w:rPr>
+          <w:b/>
+          <w:bCs/>
+          <w:lang w:val="en-IN"/>
+        </w:rPr>
+        <w:t>1. What is a skip list?</w:t>
+      </w:r>
+      <w:r>
+        <w:rPr>
+          <w:b/>
+          <w:bCs/>
+          <w:lang w:val="en-IN"/>
+        </w:rPr>
+        <w:br/>
+      </w:r>
+      <w:r>
+        <w:rPr>
+          <w:lang w:val="en-IN"/>
+        </w:rPr>
+        <w:t xml:space="preserve">a) a </w:t>
+      </w:r>
+      <w:proofErr w:type="spellStart"/>
+      <w:r>
+        <w:rPr>
+          <w:lang w:val="en-IN"/>
+        </w:rPr>
+        <w:t>linkedlist</w:t>
+      </w:r>
+      <w:proofErr w:type="spellEnd"/>
+      <w:r>
+        <w:rPr>
+          <w:lang w:val="en-IN"/>
+        </w:rPr>
+        <w:t xml:space="preserve"> with size value in nodes</w:t>
+      </w:r>
+      <w:r>
+        <w:rPr>
+          <w:lang w:val="en-IN"/>
+        </w:rPr>
+        <w:br/>
+        <w:t xml:space="preserve">b) a </w:t>
+      </w:r>
+      <w:proofErr w:type="spellStart"/>
+      <w:r>
+        <w:rPr>
+          <w:lang w:val="en-IN"/>
+        </w:rPr>
+        <w:t>linkedlist</w:t>
+      </w:r>
+      <w:proofErr w:type="spellEnd"/>
+      <w:r>
+        <w:rPr>
+          <w:lang w:val="en-IN"/>
+        </w:rPr>
+        <w:t xml:space="preserve"> that allows faster search within an ordered sequence</w:t>
+      </w:r>
+      <w:r>
+        <w:rPr>
+          <w:lang w:val="en-IN"/>
+        </w:rPr>
+        <w:br/>
+        <w:t xml:space="preserve">c) a </w:t>
+      </w:r>
+      <w:proofErr w:type="spellStart"/>
+      <w:r>
+        <w:rPr>
+          <w:lang w:val="en-IN"/>
+        </w:rPr>
+        <w:t>linkedlist</w:t>
+      </w:r>
+      <w:proofErr w:type="spellEnd"/>
+      <w:r>
+        <w:rPr>
+          <w:lang w:val="en-IN"/>
+        </w:rPr>
+        <w:t xml:space="preserve"> that allows slower search within an ordered sequence</w:t>
+      </w:r>
+      <w:r>
+        <w:rPr>
+          <w:lang w:val="en-IN"/>
+        </w:rPr>
+        <w:br/>
+        <w:t>d) a tree which is in the form of linked list</w:t>
+      </w:r>
+    </w:p>
+    <w:p>
+      <w:pPr>
+        <w:rPr>
+          <w:lang w:val="en-IN"/>
+        </w:rPr>
+      </w:pPr>
+      <w:r>
+        <w:rPr>
+          <w:lang w:val="en-IN"/>
+        </w:rPr>
+        <w:t>Answer: b</w:t>
+      </w:r>
+      <w:r>
+        <w:rPr>
+          <w:lang w:val="en-IN"/>
+        </w:rPr>
+        <w:br/>
+        <w:t xml:space="preserve">Explanation: It is a </w:t>
+      </w:r>
+      <w:proofErr w:type="spellStart"/>
+      <w:r>
+        <w:rPr>
+          <w:lang w:val="en-IN"/>
+        </w:rPr>
+        <w:t>datastructure</w:t>
+      </w:r>
+      <w:proofErr w:type="spellEnd"/>
+      <w:r>
+        <w:rPr>
+          <w:lang w:val="en-IN"/>
+        </w:rPr>
+        <w:t>, which can make search in sorted linked list faster in the same way as binary search tree and sorted array (using binary search) are faster.</w:t>
+      </w:r>
+    </w:p>
+    <w:p>
+      <w:pPr>
+        <w:rPr>
+          <w:lang w:val="en-IN"/>
+        </w:rPr>
+      </w:pPr>
+      <w:r>
+        <w:rPr>
+          <w:lang w:val="en-IN"/>
+        </w:rPr>
+        <w:t>38</w:t>
+      </w:r>
+      <w:r>
+        <w:rPr>
+          <w:b/>
+          <w:bCs/>
+          <w:lang w:val="en-IN"/>
+        </w:rPr>
+        <w:t>2. Consider the 2-level skip list</w:t>
+      </w:r>
+      <w:r>
+        <w:rPr>
+          <w:lang w:val="en-IN"/>
+        </w:rPr>
+        <w:br/>
+      </w:r>
+      <w:r>
+        <w:rPr>
+          <w:lang w:val="en-IN"/>
+        </w:rPr>
+        <mc:AlternateContent>
+          <mc:Choice Requires="wps">
+            <w:drawing>
+              <wp:inline distT="0" distB="0" distL="0" distR="0" wp14:anchorId="23A03708" wp14:editId="13DC3F1E">
+                <wp:extent cx="2552700" cy="847725"/>
+                <wp:effectExtent l="0" t="0" r="0" b="0"/>
+                <wp:docPr id="2117628761" name="Rectangle 2" descr="The access to 38 is by travel 20-30-35-38 in the 2-level skip list">
+                  <a:hlinkClick xmlns:a="http://schemas.openxmlformats.org/drawingml/2006/main" r:id="rId23"/>
+                </wp:docPr>
+                <wp:cNvGraphicFramePr>
+                  <a:graphicFrameLocks xmlns:a="http://schemas.openxmlformats.org/drawingml/2006/main" noChangeAspect="1"/>
+                </wp:cNvGraphicFramePr>
+                <a:graphic xmlns:a="http://schemas.openxmlformats.org/drawingml/2006/main">
+                  <a:graphicData uri="http://schemas.microsoft.com/office/word/2010/wordprocessingShape">
+                    <wps:wsp>
+                      <wps:cNvSpPr>
+                        <a:spLocks noChangeAspect="1" noChangeArrowheads="1"/>
+                      </wps:cNvSpPr>
+                      <wps:spPr bwMode="auto">
+                        <a:xfrm>
+                          <a:off x="0" y="0"/>
+                          <a:ext cx="2552700" cy="847725"/>
+                        </a:xfrm>
+                        <a:prstGeom prst="rect">
+                          <a:avLst/>
+                        </a:prstGeom>
+                        <a:noFill/>
+                        <a:ln>
+                          <a:noFill/>
+                        </a:ln>
+                        <a:extLst>
+                          <a:ext uri="{909E8E84-426E-40DD-AFC4-6F175D3DCCD1}">
+                            <a14:hiddenFill xmlns:a14="http://schemas.microsoft.com/office/drawing/2010/main">
+                              <a:solidFill>
+                                <a:srgbClr val="FFFFFF"/>
+                              </a:solidFill>
+                            </a14:hiddenFill>
+                          </a:ext>
+                          <a:ext uri="{91240B29-F687-4F45-9708-019B960494DF}">
+                            <a14:hiddenLine xmlns:a14="http://schemas.microsoft.com/office/drawing/2010/main" w="9525">
+                              <a:solidFill>
+                                <a:srgbClr val="000000"/>
+                              </a:solidFill>
+                              <a:miter lim="800000"/>
+                              <a:headEnd/>
+                              <a:tailEnd/>
+                            </a14:hiddenLine>
+                          </a:ext>
+                        </a:extLst>
+                      </wps:spPr>
+                      <wps:bodyPr rot="0" vert="horz" wrap="square" lIns="91440" tIns="45720" rIns="91440" bIns="45720" anchor="t" anchorCtr="0" upright="1">
+                        <a:noAutofit/>
+                      </wps:bodyPr>
+                    </wps:wsp>
+                  </a:graphicData>
+                </a:graphic>
+              </wp:inline>
+            </w:drawing>
+          </mc:Choice>
+          <mc:Fallback>
+            <w:pict>
+              <v:rect w14:anchorId="1708F33A" id="Rectangle 2" o:spid="_x0000_s1026" alt="The access to 38 is by travel 20-30-35-38 in the 2-level skip list" href="https://www.sanfoundry.com/wp-content/uploads/2017/08/data-structure-questions-answers-skip-list-q2.png" style="width:201pt;height:66.75pt;visibility:visible;mso-wrap-style:square;mso-left-percent:-10001;mso-top-percent:-10001;mso-position-horizontal:absolute;mso-position-horizontal-relative:char;mso-position-vertical:absolute;mso-position-vertical-relative:line;mso-left-percent:-10001;mso-top-percent:-10001;v-text-anchor:top" o:gfxdata="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" o:button="t" filled="f" stroked="f">
+                <v:fill o:detectmouseclick="t"/>
+                <o:lock v:ext="edit" aspectratio="t"/>
+                <w10:anchorlock/>
+              </v:rect>
+            </w:pict>
+          </mc:Fallback>
+        </mc:AlternateContent>
+      </w:r>
+      <w:r>
+        <w:rPr>
+          <w:lang w:val="en-IN"/>
+        </w:rPr>
+        <w:br/>
+        <w:t>How to access 38?</w:t>
+      </w:r>
+      <w:r>
+        <w:rPr>
+          <w:lang w:val="en-IN"/>
+        </w:rPr>
+        <w:br/>
+        <w:t>a) travel 20-30-35-38</w:t>
+      </w:r>
+      <w:r>
+        <w:rPr>
+          <w:lang w:val="en-IN"/>
+        </w:rPr>
+        <w:br/>
+        <w:t>b) travel 20-30-40-38</w:t>
+      </w:r>
+      <w:r>
+        <w:rPr>
+          <w:lang w:val="en-IN"/>
+        </w:rPr>
+        <w:br/>
+        <w:t>c) travel 20-38</w:t>
+      </w:r>
+      <w:r>
+        <w:rPr>
+          <w:lang w:val="en-IN"/>
+        </w:rPr>
+        <w:br/>
+        <w:t>d) travel 20-40-38</w:t>
+      </w:r>
+    </w:p>
+    <w:p>
+      <w:pPr>
+        <w:rPr>
+          <w:lang w:val="en-IN"/>
+        </w:rPr>
+      </w:pPr>
+      <w:r>
+        <w:rPr>
+          <w:lang w:val="en-IN"/>
+        </w:rPr>
+        <w:t xml:space="preserve">Answer: </w:t>
+      </w:r>
+      <w:proofErr w:type="spellStart"/>
+      <w:r>
+        <w:rPr>
+          <w:lang w:val="en-IN"/>
+        </w:rPr>
+        <w:t>a</w:t>
+      </w:r>
+      <w:proofErr w:type="spellEnd"/>
+      <w:r>
+        <w:rPr>
+          <w:lang w:val="en-IN"/>
+        </w:rPr>
+        <w:br/>
+        <w:t>Explanation: Let us call the nodes 20, 30, 40 as top lines and the nodes between them as normal lines. the advantage of skip lists is we can skip all the elements between the top line elements as required.</w:t>
+      </w:r>
+    </w:p>
+    <w:p>
+      <w:pPr>
+        <w:rPr>
+          <w:lang w:val="en-IN"/>
+        </w:rPr>
+      </w:pPr>
+      <w:r>
+        <w:rPr>
+          <w:b/>
+          <w:bCs/>
+          <w:lang w:val="en-IN"/>
+        </w:rPr>
+        <w:lastRenderedPageBreak/>
+        <w:t>38</w:t>
+      </w:r>
+      <w:r>
+        <w:rPr>
+          <w:b/>
+          <w:bCs/>
+          <w:lang w:val="en-IN"/>
+        </w:rPr>
+        <w:t xml:space="preserve">3. Skip lists are </w:t>
+      </w:r>
+      <w:proofErr w:type="gramStart"/>
+      <w:r>
+        <w:rPr>
+          <w:b/>
+          <w:bCs/>
+          <w:lang w:val="en-IN"/>
+        </w:rPr>
+        <w:t>similar to</w:t>
+      </w:r>
+      <w:proofErr w:type="gramEnd"/>
+      <w:r>
+        <w:rPr>
+          <w:b/>
+          <w:bCs/>
+          <w:lang w:val="en-IN"/>
+        </w:rPr>
+        <w:t xml:space="preserve"> which of the following </w:t>
+      </w:r>
+      <w:proofErr w:type="spellStart"/>
+      <w:r>
+        <w:rPr>
+          <w:b/>
+          <w:bCs/>
+          <w:lang w:val="en-IN"/>
+        </w:rPr>
+        <w:t>datastructure</w:t>
+      </w:r>
+      <w:proofErr w:type="spellEnd"/>
+      <w:r>
+        <w:rPr>
+          <w:lang w:val="en-IN"/>
+        </w:rPr>
+        <w:t>?</w:t>
+      </w:r>
+      <w:r>
+        <w:rPr>
+          <w:lang w:val="en-IN"/>
+        </w:rPr>
+        <w:br/>
+        <w:t>a) stack</w:t>
+      </w:r>
+      <w:r>
+        <w:rPr>
+          <w:lang w:val="en-IN"/>
+        </w:rPr>
+        <w:br/>
+        <w:t>b) heap</w:t>
+      </w:r>
+      <w:r>
+        <w:rPr>
+          <w:lang w:val="en-IN"/>
+        </w:rPr>
+        <w:br/>
+        <w:t>c) binary search tree</w:t>
+      </w:r>
+      <w:r>
+        <w:rPr>
+          <w:lang w:val="en-IN"/>
+        </w:rPr>
+        <w:br/>
+        <w:t>d) balanced binary search tree</w:t>
+      </w:r>
+    </w:p>
+    <w:p>
+      <w:pPr>
+        <w:rPr>
+          <w:lang w:val="en-IN"/>
+        </w:rPr>
+      </w:pPr>
+      <w:r>
+        <w:rPr>
+          <w:lang w:val="en-IN"/>
+        </w:rPr>
+        <w:t>Answer: d</w:t>
+      </w:r>
+      <w:r>
+        <w:rPr>
+          <w:lang w:val="en-IN"/>
+        </w:rPr>
+        <w:br/>
+        <w:t xml:space="preserve">Explanation: Skip lists have the same asymptotic time complexity as balanced binary search tree. For a Balanced Binary Search Tree, we skip almost half of the nodes after one comparison with root element. The same thing done in the skip lists. Hence skip lists are </w:t>
+      </w:r>
+      <w:proofErr w:type="gramStart"/>
+      <w:r>
+        <w:rPr>
+          <w:lang w:val="en-IN"/>
+        </w:rPr>
+        <w:t>similar to</w:t>
+      </w:r>
+      <w:proofErr w:type="gramEnd"/>
+      <w:r>
+        <w:rPr>
+          <w:lang w:val="en-IN"/>
+        </w:rPr>
+        <w:t xml:space="preserve"> balanced Binary search trees.</w:t>
+      </w:r>
+    </w:p>
+    <w:p>
+      <w:pPr>
+        <w:rPr>
+          <w:lang w:val="en-IN"/>
+        </w:rPr>
+      </w:pPr>
+      <w:r>
+        <w:rPr>
+          <w:b/>
+          <w:bCs/>
+          <w:lang w:val="en-IN"/>
+        </w:rPr>
+        <w:t>38</w:t>
+      </w:r>
+      <w:r>
+        <w:rPr>
+          <w:b/>
+          <w:bCs/>
+          <w:lang w:val="en-IN"/>
+        </w:rPr>
+        <w:t>4. What is the time complexity improvement of skip lists from linked lists in insertion and deletion?</w:t>
+      </w:r>
+      <w:r>
+        <w:rPr>
+          <w:lang w:val="en-IN"/>
+        </w:rPr>
+        <w:br/>
+        <w:t>a) O(n) to O(</w:t>
+      </w:r>
+      <w:proofErr w:type="spellStart"/>
+      <w:r>
+        <w:rPr>
+          <w:lang w:val="en-IN"/>
+        </w:rPr>
+        <w:t>logn</w:t>
+      </w:r>
+      <w:proofErr w:type="spellEnd"/>
+      <w:r>
+        <w:rPr>
+          <w:lang w:val="en-IN"/>
+        </w:rPr>
+        <w:t>) where n is number of elements</w:t>
+      </w:r>
+      <w:r>
+        <w:rPr>
+          <w:lang w:val="en-IN"/>
+        </w:rPr>
+        <w:br/>
+        <w:t>b) O(n) to O(1) where n is number of elements</w:t>
+      </w:r>
+      <w:r>
+        <w:rPr>
+          <w:lang w:val="en-IN"/>
+        </w:rPr>
+        <w:br/>
+        <w:t>c) no change</w:t>
+      </w:r>
+      <w:r>
+        <w:rPr>
+          <w:lang w:val="en-IN"/>
+        </w:rPr>
+        <w:br/>
+        <w:t>d) O(n) to O(n</w:t>
+      </w:r>
+      <w:r>
+        <w:rPr>
+          <w:vertAlign w:val="superscript"/>
+          <w:lang w:val="en-IN"/>
+        </w:rPr>
+        <w:t>2</w:t>
+      </w:r>
+      <w:r>
+        <w:rPr>
+          <w:lang w:val="en-IN"/>
+        </w:rPr>
+        <w:t>) where n is number of elements</w:t>
+      </w:r>
+    </w:p>
+    <w:p>
+      <w:pPr>
+        <w:rPr>
+          <w:lang w:val="en-IN"/>
+        </w:rPr>
+      </w:pPr>
+      <w:r>
+        <w:rPr>
+          <w:lang w:val="en-IN"/>
+        </w:rPr>
+        <w:t xml:space="preserve">Answer: </w:t>
+      </w:r>
+      <w:proofErr w:type="spellStart"/>
+      <w:r>
+        <w:rPr>
+          <w:lang w:val="en-IN"/>
+        </w:rPr>
+        <w:t>a</w:t>
+      </w:r>
+      <w:proofErr w:type="spellEnd"/>
+      <w:r>
+        <w:rPr>
+          <w:lang w:val="en-IN"/>
+        </w:rPr>
+        <w:br/>
+        <w:t xml:space="preserve">Explanation: In Skip list we skip some of the elements by adding more layers. In this the skip list resembles balanced binary search trees. </w:t>
+      </w:r>
+      <w:proofErr w:type="gramStart"/>
+      <w:r>
+        <w:rPr>
+          <w:lang w:val="en-IN"/>
+        </w:rPr>
+        <w:t>Thus</w:t>
+      </w:r>
+      <w:proofErr w:type="gramEnd"/>
+      <w:r>
+        <w:rPr>
+          <w:lang w:val="en-IN"/>
+        </w:rPr>
+        <w:t xml:space="preserve"> we can change the time complexity from O (n) to O (</w:t>
+      </w:r>
+      <w:proofErr w:type="spellStart"/>
+      <w:r>
+        <w:rPr>
+          <w:lang w:val="en-IN"/>
+        </w:rPr>
+        <w:t>logn</w:t>
+      </w:r>
+      <w:proofErr w:type="spellEnd"/>
+      <w:r>
+        <w:rPr>
+          <w:lang w:val="en-IN"/>
+        </w:rPr>
+        <w:t>)</w:t>
+      </w:r>
+    </w:p>
+    <w:p>
+      <w:pPr>
+        <w:rPr>
+          <w:lang w:val="en-IN"/>
+        </w:rPr>
+      </w:pPr>
+      <w:r>
+        <w:rPr>
+          <w:b/>
+          <w:bCs/>
+          <w:lang w:val="en-IN"/>
+        </w:rPr>
+        <w:t>38</w:t>
+      </w:r>
+      <w:r>
+        <w:rPr>
+          <w:b/>
+          <w:bCs/>
+          <w:lang w:val="en-IN"/>
+        </w:rPr>
+        <w:t xml:space="preserve">5. To which </w:t>
+      </w:r>
+      <w:proofErr w:type="spellStart"/>
+      <w:r>
+        <w:rPr>
+          <w:b/>
+          <w:bCs/>
+          <w:lang w:val="en-IN"/>
+        </w:rPr>
+        <w:t>datastructure</w:t>
+      </w:r>
+      <w:proofErr w:type="spellEnd"/>
+      <w:r>
+        <w:rPr>
+          <w:b/>
+          <w:bCs/>
+          <w:lang w:val="en-IN"/>
+        </w:rPr>
+        <w:t xml:space="preserve"> are skip lists </w:t>
+      </w:r>
+      <w:proofErr w:type="gramStart"/>
+      <w:r>
+        <w:rPr>
+          <w:b/>
+          <w:bCs/>
+          <w:lang w:val="en-IN"/>
+        </w:rPr>
+        <w:t>similar to</w:t>
+      </w:r>
+      <w:proofErr w:type="gramEnd"/>
+      <w:r>
+        <w:rPr>
+          <w:b/>
+          <w:bCs/>
+          <w:lang w:val="en-IN"/>
+        </w:rPr>
+        <w:t xml:space="preserve"> in terms of time complexities in worst and best cases?</w:t>
+      </w:r>
+      <w:r>
+        <w:rPr>
+          <w:b/>
+          <w:bCs/>
+          <w:lang w:val="en-IN"/>
+        </w:rPr>
+        <w:br/>
+      </w:r>
+      <w:r>
+        <w:rPr>
+          <w:lang w:val="en-IN"/>
+        </w:rPr>
+        <w:t>a) balanced binary search trees</w:t>
+      </w:r>
+      <w:r>
+        <w:rPr>
+          <w:lang w:val="en-IN"/>
+        </w:rPr>
+        <w:br/>
+        <w:t>b) binary search trees</w:t>
+      </w:r>
+      <w:r>
+        <w:rPr>
+          <w:lang w:val="en-IN"/>
+        </w:rPr>
+        <w:br/>
+        <w:t>c) binary trees</w:t>
+      </w:r>
+      <w:r>
+        <w:rPr>
+          <w:lang w:val="en-IN"/>
+        </w:rPr>
+        <w:br/>
+        <w:t>d) linked lists</w:t>
+      </w:r>
+    </w:p>
+    <w:p>
+      <w:pPr>
+        <w:rPr>
+          <w:lang w:val="en-IN"/>
+        </w:rPr>
+      </w:pPr>
+      <w:r>
+        <w:rPr>
+          <w:lang w:val="en-IN"/>
+        </w:rPr>
+        <w:t xml:space="preserve">Answer: </w:t>
+      </w:r>
+      <w:proofErr w:type="spellStart"/>
+      <w:r>
+        <w:rPr>
+          <w:lang w:val="en-IN"/>
+        </w:rPr>
+        <w:t>a</w:t>
+      </w:r>
+      <w:proofErr w:type="spellEnd"/>
+      <w:r>
+        <w:rPr>
+          <w:lang w:val="en-IN"/>
+        </w:rPr>
+        <w:br/>
+        <w:t xml:space="preserve">Explanation: Skip lists are </w:t>
+      </w:r>
+      <w:proofErr w:type="gramStart"/>
+      <w:r>
+        <w:rPr>
+          <w:lang w:val="en-IN"/>
+        </w:rPr>
+        <w:t>similar to</w:t>
+      </w:r>
+      <w:proofErr w:type="gramEnd"/>
+      <w:r>
+        <w:rPr>
+          <w:lang w:val="en-IN"/>
+        </w:rPr>
+        <w:t xml:space="preserve"> any randomly built binary search tree. a BST is balanced because to avoid skew tree formations in case of sequential input and hence achieve O(</w:t>
+      </w:r>
+      <w:proofErr w:type="spellStart"/>
+      <w:r>
+        <w:rPr>
+          <w:lang w:val="en-IN"/>
+        </w:rPr>
+        <w:t>logn</w:t>
+      </w:r>
+      <w:proofErr w:type="spellEnd"/>
+      <w:r>
+        <w:rPr>
+          <w:lang w:val="en-IN"/>
+        </w:rPr>
+        <w:t xml:space="preserve">) in all 3 cases. now skip lists can </w:t>
+      </w:r>
+      <w:proofErr w:type="spellStart"/>
+      <w:r>
+        <w:rPr>
+          <w:lang w:val="en-IN"/>
+        </w:rPr>
+        <w:t>gurantee</w:t>
+      </w:r>
+      <w:proofErr w:type="spellEnd"/>
+      <w:r>
+        <w:rPr>
+          <w:lang w:val="en-IN"/>
+        </w:rPr>
+        <w:t xml:space="preserve"> that O(</w:t>
+      </w:r>
+      <w:proofErr w:type="spellStart"/>
+      <w:r>
+        <w:rPr>
+          <w:lang w:val="en-IN"/>
+        </w:rPr>
+        <w:t>logn</w:t>
+      </w:r>
+      <w:proofErr w:type="spellEnd"/>
+      <w:r>
+        <w:rPr>
+          <w:lang w:val="en-IN"/>
+        </w:rPr>
+        <w:t>) complexity for any input.</w:t>
+      </w:r>
+    </w:p>
+    <w:p>
+      <w:pPr>
+        <w:rPr>
+          <w:lang w:val="en-IN"/>
+        </w:rPr>
+      </w:pPr>
+      <w:r>
+        <w:rPr>
+          <w:b/>
+          <w:bCs/>
+          <w:lang w:val="en-IN"/>
+        </w:rPr>
+        <w:t>38</w:t>
+      </w:r>
+      <w:r>
+        <w:rPr>
+          <w:b/>
+          <w:bCs/>
+          <w:lang w:val="en-IN"/>
+        </w:rPr>
+        <w:t>6. The nodes in a skip list may have many forward references. their number is determined</w:t>
+      </w:r>
+      <w:r>
+        <w:rPr>
+          <w:b/>
+          <w:bCs/>
+          <w:lang w:val="en-IN"/>
+        </w:rPr>
+        <w:br/>
+      </w:r>
+      <w:r>
+        <w:rPr>
+          <w:lang w:val="en-IN"/>
+        </w:rPr>
+        <w:t>a) probabilistically</w:t>
+      </w:r>
+      <w:r>
+        <w:rPr>
+          <w:lang w:val="en-IN"/>
+        </w:rPr>
+        <w:br/>
+        <w:t>b) randomly</w:t>
+      </w:r>
+      <w:r>
+        <w:rPr>
+          <w:lang w:val="en-IN"/>
+        </w:rPr>
+        <w:br/>
+        <w:t>c) sequentially</w:t>
+      </w:r>
+      <w:r>
+        <w:rPr>
+          <w:lang w:val="en-IN"/>
+        </w:rPr>
+        <w:br/>
+        <w:t>d) orthogonally</w:t>
+      </w:r>
+    </w:p>
+    <w:p>
+      <w:pPr>
+        <w:rPr>
+          <w:lang w:val="en-IN"/>
+        </w:rPr>
+      </w:pPr>
+      <w:r>
+        <w:rPr>
+          <w:lang w:val="en-IN"/>
+        </w:rPr>
+        <w:t xml:space="preserve">Answer: </w:t>
+      </w:r>
+      <w:proofErr w:type="spellStart"/>
+      <w:r>
+        <w:rPr>
+          <w:lang w:val="en-IN"/>
+        </w:rPr>
+        <w:t>a</w:t>
+      </w:r>
+      <w:proofErr w:type="spellEnd"/>
+      <w:r>
+        <w:rPr>
+          <w:lang w:val="en-IN"/>
+        </w:rPr>
+        <w:br/>
+        <w:t xml:space="preserve">Explanation: The number of forward references </w:t>
+      </w:r>
+      <w:proofErr w:type="gramStart"/>
+      <w:r>
+        <w:rPr>
+          <w:lang w:val="en-IN"/>
+        </w:rPr>
+        <w:t>are</w:t>
+      </w:r>
+      <w:proofErr w:type="gramEnd"/>
+      <w:r>
+        <w:rPr>
+          <w:lang w:val="en-IN"/>
+        </w:rPr>
+        <w:t xml:space="preserve"> determined probabilistically, that is why skip list is a probabilistic algorithm.</w:t>
+      </w:r>
+    </w:p>
+    <w:p>
+      <w:pPr>
+        <w:rPr>
+          <w:lang w:val="en-IN"/>
+        </w:rPr>
+      </w:pPr>
+      <w:r>
+        <w:rPr>
+          <w:b/>
+          <w:bCs/>
+          <w:lang w:val="en-IN"/>
+        </w:rPr>
+        <w:t>38</w:t>
+      </w:r>
+      <w:r>
+        <w:rPr>
+          <w:b/>
+          <w:bCs/>
+          <w:lang w:val="en-IN"/>
+        </w:rPr>
+        <w:t xml:space="preserve">7. Are the below statements true about </w:t>
+      </w:r>
+      <w:proofErr w:type="spellStart"/>
+      <w:r>
+        <w:rPr>
+          <w:b/>
+          <w:bCs/>
+          <w:lang w:val="en-IN"/>
+        </w:rPr>
+        <w:t>skiplists</w:t>
+      </w:r>
+      <w:proofErr w:type="spellEnd"/>
+      <w:r>
+        <w:rPr>
+          <w:b/>
+          <w:bCs/>
+          <w:lang w:val="en-IN"/>
+        </w:rPr>
+        <w:t>?</w:t>
+      </w:r>
+      <w:r>
+        <w:rPr>
+          <w:b/>
+          <w:bCs/>
+          <w:lang w:val="en-IN"/>
+        </w:rPr>
+        <w:br/>
+        <w:t>In a sorted set of elements skip lists can implement the below operations</w:t>
+      </w:r>
+      <w:r>
+        <w:rPr>
+          <w:b/>
+          <w:bCs/>
+          <w:lang w:val="en-IN"/>
+        </w:rPr>
+        <w:br/>
+      </w:r>
+      <w:proofErr w:type="spellStart"/>
+      <w:r>
+        <w:rPr>
+          <w:b/>
+          <w:bCs/>
+          <w:lang w:val="en-IN"/>
+        </w:rPr>
+        <w:t>i.given</w:t>
+      </w:r>
+      <w:proofErr w:type="spellEnd"/>
+      <w:r>
+        <w:rPr>
+          <w:b/>
+          <w:bCs/>
+          <w:lang w:val="en-IN"/>
+        </w:rPr>
+        <w:t xml:space="preserve"> </w:t>
+      </w:r>
+      <w:proofErr w:type="spellStart"/>
+      <w:r>
+        <w:rPr>
+          <w:b/>
+          <w:bCs/>
+          <w:lang w:val="en-IN"/>
+        </w:rPr>
+        <w:t>a</w:t>
+      </w:r>
+      <w:proofErr w:type="spellEnd"/>
+      <w:r>
+        <w:rPr>
+          <w:b/>
+          <w:bCs/>
+          <w:lang w:val="en-IN"/>
+        </w:rPr>
+        <w:t xml:space="preserve"> element find closest element to the given value in the sorted set in O(</w:t>
+      </w:r>
+      <w:proofErr w:type="spellStart"/>
+      <w:r>
+        <w:rPr>
+          <w:b/>
+          <w:bCs/>
+          <w:lang w:val="en-IN"/>
+        </w:rPr>
+        <w:t>logn</w:t>
+      </w:r>
+      <w:proofErr w:type="spellEnd"/>
+      <w:r>
+        <w:rPr>
+          <w:b/>
+          <w:bCs/>
+          <w:lang w:val="en-IN"/>
+        </w:rPr>
+        <w:t>)</w:t>
+      </w:r>
+      <w:r>
+        <w:rPr>
+          <w:b/>
+          <w:bCs/>
+          <w:lang w:val="en-IN"/>
+        </w:rPr>
+        <w:br/>
+      </w:r>
+      <w:proofErr w:type="spellStart"/>
+      <w:r>
+        <w:rPr>
+          <w:b/>
+          <w:bCs/>
+          <w:lang w:val="en-IN"/>
+        </w:rPr>
+        <w:t>ii.find</w:t>
+      </w:r>
+      <w:proofErr w:type="spellEnd"/>
+      <w:r>
+        <w:rPr>
+          <w:b/>
+          <w:bCs/>
+          <w:lang w:val="en-IN"/>
+        </w:rPr>
+        <w:t xml:space="preserve"> the number of elements in the set whose values fall a given range in O(</w:t>
+      </w:r>
+      <w:proofErr w:type="spellStart"/>
+      <w:r>
+        <w:rPr>
+          <w:b/>
+          <w:bCs/>
+          <w:lang w:val="en-IN"/>
+        </w:rPr>
+        <w:t>logn</w:t>
+      </w:r>
+      <w:proofErr w:type="spellEnd"/>
+      <w:r>
+        <w:rPr>
+          <w:b/>
+          <w:bCs/>
+          <w:lang w:val="en-IN"/>
+        </w:rPr>
+        <w:t>)</w:t>
+      </w:r>
+      <w:r>
+        <w:rPr>
+          <w:lang w:val="en-IN"/>
+        </w:rPr>
+        <w:br/>
+      </w:r>
+      <w:r>
+        <w:rPr>
+          <w:lang w:val="en-IN"/>
+        </w:rPr>
+        <w:lastRenderedPageBreak/>
+        <w:t>a) true</w:t>
+      </w:r>
+      <w:r>
+        <w:rPr>
+          <w:lang w:val="en-IN"/>
+        </w:rPr>
+        <w:br/>
+        <w:t>b) false</w:t>
+      </w:r>
+    </w:p>
+    <w:p>
+      <w:pPr>
+        <w:rPr>
+          <w:lang w:val="en-IN"/>
+        </w:rPr>
+      </w:pPr>
+      <w:r>
+        <w:rPr>
+          <w:lang w:val="en-IN"/>
+        </w:rPr>
+        <w:t xml:space="preserve">Answer: </w:t>
+      </w:r>
+      <w:proofErr w:type="spellStart"/>
+      <w:r>
+        <w:rPr>
+          <w:lang w:val="en-IN"/>
+        </w:rPr>
+        <w:t>a</w:t>
+      </w:r>
+      <w:proofErr w:type="spellEnd"/>
+      <w:r>
+        <w:rPr>
+          <w:lang w:val="en-IN"/>
+        </w:rPr>
+        <w:br/>
+        <w:t xml:space="preserve">Explanation: To achieve above operations augment with few additional </w:t>
+      </w:r>
+      <w:proofErr w:type="gramStart"/>
+      <w:r>
+        <w:rPr>
+          <w:lang w:val="en-IN"/>
+        </w:rPr>
+        <w:t>stuff</w:t>
+      </w:r>
+      <w:proofErr w:type="gramEnd"/>
+      <w:r>
+        <w:rPr>
+          <w:lang w:val="en-IN"/>
+        </w:rPr>
+        <w:t xml:space="preserve"> like partial counts.</w:t>
+      </w:r>
+    </w:p>
+    <w:p>
+      <w:pPr>
+        <w:rPr>
+          <w:lang w:val="en-IN"/>
+        </w:rPr>
+      </w:pPr>
+      <w:r>
+        <w:rPr>
+          <w:b/>
+          <w:bCs/>
+          <w:lang w:val="en-IN"/>
+        </w:rPr>
+        <w:t>38</w:t>
+      </w:r>
+      <w:r>
+        <w:rPr>
+          <w:b/>
+          <w:bCs/>
+          <w:lang w:val="en-IN"/>
+        </w:rPr>
+        <w:t>8. How to maintain multi-level skip list properties when insertions and deletions are done?</w:t>
+      </w:r>
+      <w:r>
+        <w:rPr>
+          <w:lang w:val="en-IN"/>
+        </w:rPr>
+        <w:br/>
+        <w:t>a) design each level of a multi-level skip list with varied probabilities</w:t>
+      </w:r>
+      <w:r>
+        <w:rPr>
+          <w:lang w:val="en-IN"/>
+        </w:rPr>
+        <w:br/>
+        <w:t>b) that cannot be maintained</w:t>
+      </w:r>
+      <w:r>
+        <w:rPr>
+          <w:lang w:val="en-IN"/>
+        </w:rPr>
+        <w:br/>
+        <w:t>c) rebalancing of lists</w:t>
+      </w:r>
+      <w:r>
+        <w:rPr>
+          <w:lang w:val="en-IN"/>
+        </w:rPr>
+        <w:br/>
+        <w:t>d) reconstruction</w:t>
+      </w:r>
+    </w:p>
+    <w:p>
+      <w:pPr>
+        <w:rPr>
+          <w:lang w:val="en-IN"/>
+        </w:rPr>
+      </w:pPr>
+      <w:r>
+        <w:rPr>
+          <w:lang w:val="en-IN"/>
+        </w:rPr>
+        <w:t xml:space="preserve">Answer: </w:t>
+      </w:r>
+      <w:proofErr w:type="spellStart"/>
+      <w:r>
+        <w:rPr>
+          <w:lang w:val="en-IN"/>
+        </w:rPr>
+        <w:t>a</w:t>
+      </w:r>
+      <w:proofErr w:type="spellEnd"/>
+      <w:r>
+        <w:rPr>
+          <w:lang w:val="en-IN"/>
+        </w:rPr>
+        <w:br/>
+        <w:t xml:space="preserve">Explanation: For </w:t>
+      </w:r>
+      <w:proofErr w:type="gramStart"/>
+      <w:r>
+        <w:rPr>
+          <w:lang w:val="en-IN"/>
+        </w:rPr>
+        <w:t>example</w:t>
+      </w:r>
+      <w:proofErr w:type="gramEnd"/>
+      <w:r>
+        <w:rPr>
+          <w:lang w:val="en-IN"/>
+        </w:rPr>
+        <w:t xml:space="preserve"> consider a </w:t>
+      </w:r>
+      <w:proofErr w:type="gramStart"/>
+      <w:r>
+        <w:rPr>
+          <w:lang w:val="en-IN"/>
+        </w:rPr>
+        <w:t>2 level</w:t>
+      </w:r>
+      <w:proofErr w:type="gramEnd"/>
+      <w:r>
+        <w:rPr>
+          <w:lang w:val="en-IN"/>
+        </w:rPr>
+        <w:t xml:space="preserve"> skip list. the </w:t>
+      </w:r>
+      <w:proofErr w:type="gramStart"/>
+      <w:r>
+        <w:rPr>
+          <w:lang w:val="en-IN"/>
+        </w:rPr>
+        <w:t>level-2</w:t>
+      </w:r>
+      <w:proofErr w:type="gramEnd"/>
+      <w:r>
+        <w:rPr>
+          <w:lang w:val="en-IN"/>
+        </w:rPr>
+        <w:t xml:space="preserve"> skip list can skip one node on </w:t>
+      </w:r>
+      <w:proofErr w:type="spellStart"/>
+      <w:proofErr w:type="gramStart"/>
+      <w:r>
+        <w:rPr>
+          <w:lang w:val="en-IN"/>
+        </w:rPr>
+        <w:t>a</w:t>
+      </w:r>
+      <w:proofErr w:type="spellEnd"/>
+      <w:proofErr w:type="gramEnd"/>
+      <w:r>
+        <w:rPr>
+          <w:lang w:val="en-IN"/>
+        </w:rPr>
+        <w:t xml:space="preserve"> average and at some places may skip 2 nodes, depending on probabilities. this ensures O(</w:t>
+      </w:r>
+      <w:proofErr w:type="spellStart"/>
+      <w:r>
+        <w:rPr>
+          <w:lang w:val="en-IN"/>
+        </w:rPr>
+        <w:t>logn</w:t>
+      </w:r>
+      <w:proofErr w:type="spellEnd"/>
+      <w:r>
+        <w:rPr>
+          <w:lang w:val="en-IN"/>
+        </w:rPr>
+        <w:t>).</w:t>
+      </w:r>
+    </w:p>
+    <w:p>
+      <w:pPr>
+        <w:rPr>
+          <w:lang w:val="en-IN"/>
+        </w:rPr>
+      </w:pPr>
+      <w:r>
+        <w:rPr>
+          <w:b/>
+          <w:bCs/>
+          <w:lang w:val="en-IN"/>
+        </w:rPr>
+        <w:t>38</w:t>
+      </w:r>
+      <w:r>
+        <w:rPr>
+          <w:b/>
+          <w:bCs/>
+          <w:lang w:val="en-IN"/>
+        </w:rPr>
+        <w:t>9. Is a skip list like balanced tree?</w:t>
+      </w:r>
+      <w:r>
+        <w:rPr>
+          <w:b/>
+          <w:bCs/>
+          <w:lang w:val="en-IN"/>
+        </w:rPr>
+        <w:br/>
+      </w:r>
+      <w:r>
+        <w:rPr>
+          <w:lang w:val="en-IN"/>
+        </w:rPr>
+        <w:t>a) true</w:t>
+      </w:r>
+      <w:r>
+        <w:rPr>
+          <w:lang w:val="en-IN"/>
+        </w:rPr>
+        <w:br/>
+        <w:t>b) false</w:t>
+      </w:r>
+    </w:p>
+    <w:p>
+      <w:pPr>
+        <w:rPr>
+          <w:lang w:val="en-IN"/>
+        </w:rPr>
+      </w:pPr>
+      <w:r>
+        <w:rPr>
+          <w:lang w:val="en-IN"/>
+        </w:rPr>
+        <w:t xml:space="preserve">Answer: </w:t>
+      </w:r>
+      <w:proofErr w:type="spellStart"/>
+      <w:r>
+        <w:rPr>
+          <w:lang w:val="en-IN"/>
+        </w:rPr>
+        <w:t>a</w:t>
+      </w:r>
+      <w:proofErr w:type="spellEnd"/>
+      <w:r>
+        <w:rPr>
+          <w:lang w:val="en-IN"/>
+        </w:rPr>
+        <w:br/>
+        <w:t>Explanation: Skip list behaves as a balanced tree with high probability and can be commented as such because nodes with different heights are mixed up evenly.</w:t>
+      </w:r>
+    </w:p>
+    <w:p>
+      <w:pPr>
+        <w:rPr>
+          <w:lang w:val="en-IN"/>
+        </w:rPr>
+      </w:pPr>
+      <w:r>
+        <w:rPr>
+          <w:b/>
+          <w:bCs/>
+          <w:lang w:val="en-IN"/>
+        </w:rPr>
+        <w:t>39</w:t>
+      </w:r>
+      <w:r>
+        <w:rPr>
+          <w:b/>
+          <w:bCs/>
+          <w:lang w:val="en-IN"/>
+        </w:rPr>
+        <w:t>0. What is indexed skip list?</w:t>
+      </w:r>
+      <w:r>
+        <w:rPr>
+          <w:b/>
+          <w:bCs/>
+          <w:lang w:val="en-IN"/>
+        </w:rPr>
+        <w:br/>
+      </w:r>
+      <w:r>
+        <w:rPr>
+          <w:lang w:val="en-IN"/>
+        </w:rPr>
+        <w:t>a) it stores width of link in place of element</w:t>
+      </w:r>
+      <w:r>
+        <w:rPr>
+          <w:lang w:val="en-IN"/>
+        </w:rPr>
+        <w:br/>
+        <w:t>b) it stores index values</w:t>
+      </w:r>
+      <w:r>
+        <w:rPr>
+          <w:lang w:val="en-IN"/>
+        </w:rPr>
+        <w:br/>
+        <w:t>c) array based linked list</w:t>
+      </w:r>
+      <w:r>
+        <w:rPr>
+          <w:lang w:val="en-IN"/>
+        </w:rPr>
+        <w:br/>
+        <w:t>d) indexed tree</w:t>
+      </w:r>
+    </w:p>
+    <w:p>
+      <w:pPr>
+        <w:rPr>
+          <w:lang w:val="en-IN"/>
+        </w:rPr>
+      </w:pPr>
+      <w:r>
+        <w:rPr>
+          <w:lang w:val="en-IN"/>
+        </w:rPr>
+        <w:t xml:space="preserve">Answer: </w:t>
+      </w:r>
+      <w:proofErr w:type="spellStart"/>
+      <w:r>
+        <w:rPr>
+          <w:lang w:val="en-IN"/>
+        </w:rPr>
+        <w:t>a</w:t>
+      </w:r>
+      <w:proofErr w:type="spellEnd"/>
+      <w:r>
+        <w:rPr>
+          <w:lang w:val="en-IN"/>
+        </w:rPr>
+        <w:br/>
+        <w:t xml:space="preserve">Explanation: The width is defined as number of bottom layer links that are being traversed by each of higher layer elements. </w:t>
+      </w:r>
+      <w:proofErr w:type="spellStart"/>
+      <w:r>
+        <w:rPr>
+          <w:lang w:val="en-IN"/>
+        </w:rPr>
+        <w:t>e.g</w:t>
+      </w:r>
+      <w:proofErr w:type="spellEnd"/>
+      <w:r>
+        <w:rPr>
+          <w:lang w:val="en-IN"/>
+        </w:rPr>
+        <w:t xml:space="preserve">: for a </w:t>
+      </w:r>
+      <w:proofErr w:type="gramStart"/>
+      <w:r>
+        <w:rPr>
+          <w:lang w:val="en-IN"/>
+        </w:rPr>
+        <w:t>level-2</w:t>
+      </w:r>
+      <w:proofErr w:type="gramEnd"/>
+      <w:r>
+        <w:rPr>
+          <w:lang w:val="en-IN"/>
+        </w:rPr>
+        <w:t xml:space="preserve"> skip lists, all </w:t>
+      </w:r>
+      <w:proofErr w:type="gramStart"/>
+      <w:r>
+        <w:rPr>
+          <w:lang w:val="en-IN"/>
+        </w:rPr>
+        <w:t>level-1</w:t>
+      </w:r>
+      <w:proofErr w:type="gramEnd"/>
+      <w:r>
+        <w:rPr>
+          <w:lang w:val="en-IN"/>
+        </w:rPr>
+        <w:t xml:space="preserve"> nodes have 1 as width, for </w:t>
+      </w:r>
+      <w:proofErr w:type="gramStart"/>
+      <w:r>
+        <w:rPr>
+          <w:lang w:val="en-IN"/>
+        </w:rPr>
+        <w:t>level-2</w:t>
+      </w:r>
+      <w:proofErr w:type="gramEnd"/>
+      <w:r>
+        <w:rPr>
+          <w:lang w:val="en-IN"/>
+        </w:rPr>
+        <w:t xml:space="preserve"> width will be 2.</w:t>
+      </w:r>
+    </w:p>
+    <w:p>
+      <w:pPr>
+        <w:rPr>
+          <w:lang w:val="en-IN"/>
+        </w:rPr>
+      </w:pPr>
+      <w:r>
+        <w:rPr>
+          <w:b/>
+          <w:bCs/>
+          <w:lang w:val="en-IN"/>
+        </w:rPr>
+        <w:t>39</w:t>
+      </w:r>
+      <w:r>
+        <w:rPr>
+          <w:b/>
+          <w:bCs/>
+          <w:lang w:val="en-IN"/>
+        </w:rPr>
+        <w:t xml:space="preserve">1. The </w:t>
+      </w:r>
+      <w:proofErr w:type="spellStart"/>
+      <w:r>
+        <w:rPr>
+          <w:b/>
+          <w:bCs/>
+          <w:lang w:val="en-IN"/>
+        </w:rPr>
+        <w:t>self organizing</w:t>
+      </w:r>
+      <w:proofErr w:type="spellEnd"/>
+      <w:r>
+        <w:rPr>
+          <w:b/>
+          <w:bCs/>
+          <w:lang w:val="en-IN"/>
+        </w:rPr>
+        <w:t xml:space="preserve"> list improves the efficiency of _______</w:t>
+      </w:r>
+      <w:r>
+        <w:rPr>
+          <w:lang w:val="en-IN"/>
+        </w:rPr>
+        <w:br/>
+        <w:t>a) binary search</w:t>
+      </w:r>
+      <w:r>
+        <w:rPr>
+          <w:lang w:val="en-IN"/>
+        </w:rPr>
+        <w:br/>
+        <w:t>b) jump search</w:t>
+      </w:r>
+      <w:r>
+        <w:rPr>
+          <w:lang w:val="en-IN"/>
+        </w:rPr>
+        <w:br/>
+        <w:t xml:space="preserve">c) </w:t>
+      </w:r>
+      <w:proofErr w:type="spellStart"/>
+      <w:r>
+        <w:rPr>
+          <w:lang w:val="en-IN"/>
+        </w:rPr>
+        <w:t>sublist</w:t>
+      </w:r>
+      <w:proofErr w:type="spellEnd"/>
+      <w:r>
+        <w:rPr>
+          <w:lang w:val="en-IN"/>
+        </w:rPr>
+        <w:t xml:space="preserve"> search</w:t>
+      </w:r>
+      <w:r>
+        <w:rPr>
+          <w:lang w:val="en-IN"/>
+        </w:rPr>
+        <w:br/>
+        <w:t>d) linear search</w:t>
+      </w:r>
+    </w:p>
+    <w:p>
+      <w:pPr>
+        <w:rPr>
+          <w:lang w:val="en-IN"/>
+        </w:rPr>
+      </w:pPr>
+      <w:r>
+        <w:rPr>
+          <w:lang w:val="en-IN"/>
+        </w:rPr>
+        <w:t>Answer: d</w:t>
+      </w:r>
+      <w:r>
+        <w:rPr>
+          <w:lang w:val="en-IN"/>
+        </w:rPr>
+        <w:br/>
+        <w:t xml:space="preserve">Explanation: Linear search in a linked list has time complexity O(n). To improve the efficiency of the linear search the </w:t>
+      </w:r>
+      <w:proofErr w:type="spellStart"/>
+      <w:r>
+        <w:rPr>
+          <w:lang w:val="en-IN"/>
+        </w:rPr>
+        <w:t>self organizing</w:t>
+      </w:r>
+      <w:proofErr w:type="spellEnd"/>
+      <w:r>
+        <w:rPr>
+          <w:lang w:val="en-IN"/>
+        </w:rPr>
+        <w:t xml:space="preserve"> list is used. A self-organizing list improves the efficiency of linear search by moving more frequently accessed elements towards the head of the list.</w:t>
+      </w:r>
+    </w:p>
+    <w:p>
+      <w:pPr>
+        <w:rPr>
+          <w:lang w:val="en-IN"/>
+        </w:rPr>
+      </w:pPr>
+      <w:r>
+        <w:rPr>
+          <w:b/>
+          <w:bCs/>
+          <w:lang w:val="en-IN"/>
+        </w:rPr>
+        <w:t>39</w:t>
+      </w:r>
+      <w:r>
+        <w:rPr>
+          <w:b/>
+          <w:bCs/>
+          <w:lang w:val="en-IN"/>
+        </w:rPr>
+        <w:t>2. Which of the following is true about the Move-To-Front Method for rearranging nodes?</w:t>
+      </w:r>
+      <w:r>
+        <w:rPr>
+          <w:lang w:val="en-IN"/>
+        </w:rPr>
+        <w:br/>
+        <w:t>a) node with highest access count is moved to head of the list</w:t>
+      </w:r>
+      <w:r>
+        <w:rPr>
+          <w:lang w:val="en-IN"/>
+        </w:rPr>
+        <w:br/>
+        <w:t>b) requires extra storage</w:t>
+      </w:r>
+      <w:r>
+        <w:rPr>
+          <w:lang w:val="en-IN"/>
+        </w:rPr>
+        <w:br/>
+      </w:r>
+      <w:r>
+        <w:rPr>
+          <w:lang w:val="en-IN"/>
+        </w:rPr>
+        <w:lastRenderedPageBreak/>
+        <w:t>c) may over-reward infrequently accessed nodes</w:t>
+      </w:r>
+      <w:r>
+        <w:rPr>
+          <w:lang w:val="en-IN"/>
+        </w:rPr>
+        <w:br/>
+        <w:t>d) requires a counter for each node</w:t>
+      </w:r>
+    </w:p>
+    <w:p>
+      <w:pPr>
+        <w:rPr>
+          <w:lang w:val="en-IN"/>
+        </w:rPr>
+      </w:pPr>
+      <w:r>
+        <w:rPr>
+          <w:lang w:val="en-IN"/>
+        </w:rPr>
+        <w:t>Answer: c</w:t>
+      </w:r>
+      <w:r>
+        <w:rPr>
+          <w:lang w:val="en-IN"/>
+        </w:rPr>
+        <w:br/>
+        <w:t>Explanation: In Move-To-front Method the element which is searched is moved to the head of the list. And if a node is searched even once, it is moved to the head of the list and given maximum priority even if it is not going to be accessed frequently in the future. Such a situation is referred to as over-rewarding.</w:t>
+      </w:r>
+    </w:p>
+    <w:p>
+      <w:pPr>
+        <w:rPr>
+          <w:lang w:val="en-IN"/>
+        </w:rPr>
+      </w:pPr>
+      <w:r>
+        <w:rPr>
+          <w:b/>
+          <w:bCs/>
+          <w:lang w:val="en-IN"/>
+        </w:rPr>
+        <w:t>39</w:t>
+      </w:r>
+      <w:r>
+        <w:rPr>
+          <w:b/>
+          <w:bCs/>
+          <w:lang w:val="en-IN"/>
+        </w:rPr>
+        <w:t>3. What technique is used in Transpose method?</w:t>
+      </w:r>
+      <w:r>
+        <w:rPr>
+          <w:lang w:val="en-IN"/>
+        </w:rPr>
+        <w:br/>
+        <w:t>a) searched node is swapped with its predecessor</w:t>
+      </w:r>
+      <w:r>
+        <w:rPr>
+          <w:lang w:val="en-IN"/>
+        </w:rPr>
+        <w:br/>
+        <w:t>b) node with highest access count is moved to head of the list</w:t>
+      </w:r>
+      <w:r>
+        <w:rPr>
+          <w:lang w:val="en-IN"/>
+        </w:rPr>
+        <w:br/>
+        <w:t>c) searched node is swapped with the head of list</w:t>
+      </w:r>
+      <w:r>
+        <w:rPr>
+          <w:lang w:val="en-IN"/>
+        </w:rPr>
+        <w:br/>
+        <w:t>d) searched nodes are rearranged based on their proximity to the head node</w:t>
+      </w:r>
+    </w:p>
+    <w:p>
+      <w:pPr>
+        <w:rPr>
+          <w:lang w:val="en-IN"/>
+        </w:rPr>
+      </w:pPr>
+      <w:r>
+        <w:rPr>
+          <w:lang w:val="en-IN"/>
+        </w:rPr>
+        <w:t xml:space="preserve">Answer: </w:t>
+      </w:r>
+      <w:proofErr w:type="spellStart"/>
+      <w:r>
+        <w:rPr>
+          <w:lang w:val="en-IN"/>
+        </w:rPr>
+        <w:t>a</w:t>
+      </w:r>
+      <w:proofErr w:type="spellEnd"/>
+      <w:r>
+        <w:rPr>
+          <w:lang w:val="en-IN"/>
+        </w:rPr>
+        <w:br/>
+        <w:t>Explanation: In Transpose method, if any node is searched, it is swapped with the node in front unless it is the head of the list. So, in Transpose method searched node is swapped with its predecessor.</w:t>
+      </w:r>
+    </w:p>
+    <w:p>
+      <w:pPr>
+        <w:rPr>
+          <w:lang w:val="en-IN"/>
+        </w:rPr>
+      </w:pPr>
+      <w:r>
+        <w:rPr>
+          <w:b/>
+          <w:bCs/>
+          <w:lang w:val="en-IN"/>
+        </w:rPr>
+        <w:t>39</w:t>
+      </w:r>
+      <w:r>
+        <w:rPr>
+          <w:b/>
+          <w:bCs/>
+          <w:lang w:val="en-IN"/>
+        </w:rPr>
+        <w:t xml:space="preserve">4. The </w:t>
+      </w:r>
+      <w:proofErr w:type="gramStart"/>
+      <w:r>
+        <w:rPr>
+          <w:b/>
+          <w:bCs/>
+          <w:lang w:val="en-IN"/>
+        </w:rPr>
+        <w:t>worst case</w:t>
+      </w:r>
+      <w:proofErr w:type="gramEnd"/>
+      <w:r>
+        <w:rPr>
+          <w:b/>
+          <w:bCs/>
+          <w:lang w:val="en-IN"/>
+        </w:rPr>
+        <w:t xml:space="preserve"> running time of a linear search on the </w:t>
+      </w:r>
+      <w:proofErr w:type="spellStart"/>
+      <w:r>
+        <w:rPr>
+          <w:b/>
+          <w:bCs/>
+          <w:lang w:val="en-IN"/>
+        </w:rPr>
+        <w:t>self organizing</w:t>
+      </w:r>
+      <w:proofErr w:type="spellEnd"/>
+      <w:r>
+        <w:rPr>
+          <w:b/>
+          <w:bCs/>
+          <w:lang w:val="en-IN"/>
+        </w:rPr>
+        <w:t xml:space="preserve"> list is ____</w:t>
+      </w:r>
+      <w:r>
+        <w:rPr>
+          <w:lang w:val="en-IN"/>
+        </w:rPr>
+        <w:br/>
+        <w:t>a) O(1)</w:t>
+      </w:r>
+      <w:r>
+        <w:rPr>
+          <w:lang w:val="en-IN"/>
+        </w:rPr>
+        <w:br/>
+        <w:t>b) O(</w:t>
+      </w:r>
+      <w:proofErr w:type="spellStart"/>
+      <w:r>
+        <w:rPr>
+          <w:lang w:val="en-IN"/>
+        </w:rPr>
+        <w:t>logn</w:t>
+      </w:r>
+      <w:proofErr w:type="spellEnd"/>
+      <w:r>
+        <w:rPr>
+          <w:lang w:val="en-IN"/>
+        </w:rPr>
+        <w:t>)</w:t>
+      </w:r>
+      <w:r>
+        <w:rPr>
+          <w:lang w:val="en-IN"/>
+        </w:rPr>
+        <w:br/>
+        <w:t>c) O(n)</w:t>
+      </w:r>
+      <w:r>
+        <w:rPr>
+          <w:lang w:val="en-IN"/>
+        </w:rPr>
+        <w:br/>
+        <w:t>d) O(n</w:t>
+      </w:r>
+      <w:r>
+        <w:rPr>
+          <w:vertAlign w:val="superscript"/>
+          <w:lang w:val="en-IN"/>
+        </w:rPr>
+        <w:t>2</w:t>
+      </w:r>
+      <w:r>
+        <w:rPr>
+          <w:lang w:val="en-IN"/>
+        </w:rPr>
+        <w:t>)</w:t>
+      </w:r>
+    </w:p>
+    <w:p>
+      <w:pPr>
+        <w:rPr>
+          <w:lang w:val="en-IN"/>
+        </w:rPr>
+      </w:pPr>
+      <w:r>
+        <w:rPr>
+          <w:lang w:val="en-IN"/>
+        </w:rPr>
+        <w:t>Answer: c</w:t>
+      </w:r>
+      <w:r>
+        <w:rPr>
+          <w:lang w:val="en-IN"/>
+        </w:rPr>
+        <w:br/>
+        <w:t xml:space="preserve">Explanation: Worst case occurs when the element is located at the very end of list. </w:t>
+      </w:r>
+      <w:proofErr w:type="gramStart"/>
+      <w:r>
+        <w:rPr>
+          <w:lang w:val="en-IN"/>
+        </w:rPr>
+        <w:t>So</w:t>
+      </w:r>
+      <w:proofErr w:type="gramEnd"/>
+      <w:r>
+        <w:rPr>
+          <w:lang w:val="en-IN"/>
+        </w:rPr>
+        <w:t xml:space="preserve"> n comparisons must be made to the locate element. </w:t>
+      </w:r>
+      <w:proofErr w:type="gramStart"/>
+      <w:r>
+        <w:rPr>
+          <w:lang w:val="en-IN"/>
+        </w:rPr>
+        <w:t>So</w:t>
+      </w:r>
+      <w:proofErr w:type="gramEnd"/>
+      <w:r>
+        <w:rPr>
+          <w:lang w:val="en-IN"/>
+        </w:rPr>
+        <w:t xml:space="preserve"> the </w:t>
+      </w:r>
+      <w:proofErr w:type="gramStart"/>
+      <w:r>
+        <w:rPr>
+          <w:lang w:val="en-IN"/>
+        </w:rPr>
+        <w:t>worst case</w:t>
+      </w:r>
+      <w:proofErr w:type="gramEnd"/>
+      <w:r>
+        <w:rPr>
+          <w:lang w:val="en-IN"/>
+        </w:rPr>
+        <w:t xml:space="preserve"> running time of linear search on </w:t>
+      </w:r>
+      <w:proofErr w:type="spellStart"/>
+      <w:r>
+        <w:rPr>
+          <w:lang w:val="en-IN"/>
+        </w:rPr>
+        <w:t>self organizing</w:t>
+      </w:r>
+      <w:proofErr w:type="spellEnd"/>
+      <w:r>
+        <w:rPr>
+          <w:lang w:val="en-IN"/>
+        </w:rPr>
+        <w:t xml:space="preserve"> list is O(n).</w:t>
+      </w:r>
+    </w:p>
+    <w:p>
+      <w:pPr>
+        <w:rPr>
+          <w:lang w:val="en-IN"/>
+        </w:rPr>
+      </w:pPr>
+      <w:r>
+        <w:rPr>
+          <w:b/>
+          <w:bCs/>
+          <w:lang w:val="en-IN"/>
+        </w:rPr>
+        <w:t>39</w:t>
+      </w:r>
+      <w:r>
+        <w:rPr>
+          <w:b/>
+          <w:bCs/>
+          <w:lang w:val="en-IN"/>
+        </w:rPr>
+        <w:t>5. Which of the following data structure is preferred to have lesser search time when the list size is small?</w:t>
+      </w:r>
+      <w:r>
+        <w:rPr>
+          <w:b/>
+          <w:bCs/>
+          <w:lang w:val="en-IN"/>
+        </w:rPr>
+        <w:br/>
+      </w:r>
+      <w:r>
+        <w:rPr>
+          <w:lang w:val="en-IN"/>
+        </w:rPr>
+        <w:t>a) search tree</w:t>
+      </w:r>
+      <w:r>
+        <w:rPr>
+          <w:lang w:val="en-IN"/>
+        </w:rPr>
+        <w:br/>
+        <w:t>b) sorted list</w:t>
+      </w:r>
+      <w:r>
+        <w:rPr>
+          <w:lang w:val="en-IN"/>
+        </w:rPr>
+        <w:br/>
+        <w:t xml:space="preserve">c) </w:t>
+      </w:r>
+      <w:proofErr w:type="spellStart"/>
+      <w:r>
+        <w:rPr>
+          <w:lang w:val="en-IN"/>
+        </w:rPr>
+        <w:t>self organizing</w:t>
+      </w:r>
+      <w:proofErr w:type="spellEnd"/>
+      <w:r>
+        <w:rPr>
+          <w:lang w:val="en-IN"/>
+        </w:rPr>
+        <w:t xml:space="preserve"> list</w:t>
+      </w:r>
+      <w:r>
+        <w:rPr>
+          <w:lang w:val="en-IN"/>
+        </w:rPr>
+        <w:br/>
+        <w:t>d) linked list</w:t>
+      </w:r>
+    </w:p>
+    <w:p>
+      <w:pPr>
+        <w:rPr>
+          <w:lang w:val="en-IN"/>
+        </w:rPr>
+      </w:pPr>
+      <w:r>
+        <w:rPr>
+          <w:lang w:val="en-IN"/>
+        </w:rPr>
+        <w:t>Answer: c</w:t>
+      </w:r>
+      <w:r>
+        <w:rPr>
+          <w:lang w:val="en-IN"/>
+        </w:rPr>
+        <w:br/>
+        <w:t xml:space="preserve">Explanation: Self-organizing list is easy and simple to implement than search tree and it requires no additional space. </w:t>
+      </w:r>
+      <w:proofErr w:type="gramStart"/>
+      <w:r>
+        <w:rPr>
+          <w:lang w:val="en-IN"/>
+        </w:rPr>
+        <w:t>So</w:t>
+      </w:r>
+      <w:proofErr w:type="gramEnd"/>
+      <w:r>
+        <w:rPr>
+          <w:lang w:val="en-IN"/>
+        </w:rPr>
+        <w:t xml:space="preserve"> using </w:t>
+      </w:r>
+      <w:proofErr w:type="spellStart"/>
+      <w:r>
+        <w:rPr>
+          <w:lang w:val="en-IN"/>
+        </w:rPr>
+        <w:t>self organizing</w:t>
+      </w:r>
+      <w:proofErr w:type="spellEnd"/>
+      <w:r>
+        <w:rPr>
+          <w:lang w:val="en-IN"/>
+        </w:rPr>
+        <w:t xml:space="preserve"> list is preferred when list size is small.</w:t>
+      </w:r>
+    </w:p>
+    <w:p>
+      <w:pPr>
+        <w:rPr>
+          <w:lang w:val="en-IN"/>
+        </w:rPr>
+      </w:pPr>
+      <w:r>
+        <w:rPr>
+          <w:b/>
+          <w:bCs/>
+          <w:lang w:val="en-IN"/>
+        </w:rPr>
+        <w:t>39</w:t>
+      </w:r>
+      <w:r>
+        <w:rPr>
+          <w:b/>
+          <w:bCs/>
+          <w:lang w:val="en-IN"/>
+        </w:rPr>
+        <w:t>6. In _____________ method, whenever a node is accessed, it might move to the head of the list if its number of accesses becomes greater than the records preceding it.</w:t>
+      </w:r>
+      <w:r>
+        <w:rPr>
+          <w:b/>
+          <w:bCs/>
+          <w:lang w:val="en-IN"/>
+        </w:rPr>
+        <w:br/>
+      </w:r>
+      <w:r>
+        <w:rPr>
+          <w:lang w:val="en-IN"/>
+        </w:rPr>
+        <w:t>a) least recently used</w:t>
+      </w:r>
+      <w:r>
+        <w:rPr>
+          <w:lang w:val="en-IN"/>
+        </w:rPr>
+        <w:br/>
+        <w:t>b) count</w:t>
+      </w:r>
+      <w:r>
+        <w:rPr>
+          <w:lang w:val="en-IN"/>
+        </w:rPr>
+        <w:br/>
+        <w:t xml:space="preserve">c) </w:t>
+      </w:r>
+      <w:proofErr w:type="spellStart"/>
+      <w:r>
+        <w:rPr>
+          <w:lang w:val="en-IN"/>
+        </w:rPr>
+        <w:t>traspose</w:t>
+      </w:r>
+      <w:proofErr w:type="spellEnd"/>
+      <w:r>
+        <w:rPr>
+          <w:lang w:val="en-IN"/>
+        </w:rPr>
+        <w:br/>
+        <w:t>d) exchange</w:t>
+      </w:r>
+    </w:p>
+    <w:p>
+      <w:pPr>
+        <w:rPr>
+          <w:lang w:val="en-IN"/>
+        </w:rPr>
+      </w:pPr>
+      <w:r>
+        <w:rPr>
+          <w:lang w:val="en-IN"/>
+        </w:rPr>
+        <w:lastRenderedPageBreak/>
+        <w:t>Answer: b</w:t>
+      </w:r>
+      <w:r>
+        <w:rPr>
+          <w:lang w:val="en-IN"/>
+        </w:rPr>
+        <w:br/>
+        <w:t>Explanation: In the count method, the number of times a node was accessed is counted and is stored in a counter variable associated with each node. Then the nodes are arranged in descending order based on their access counts. And the node with highest access count is head of the list.</w:t>
+      </w:r>
+    </w:p>
+    <w:p>
+      <w:pPr>
+        <w:rPr>
+          <w:lang w:val="en-IN"/>
+        </w:rPr>
+      </w:pPr>
+      <w:r>
+        <w:rPr>
+          <w:b/>
+          <w:bCs/>
+          <w:lang w:val="en-IN"/>
+        </w:rPr>
+        <w:t>39</w:t>
+      </w:r>
+      <w:r>
+        <w:rPr>
+          <w:b/>
+          <w:bCs/>
+          <w:lang w:val="en-IN"/>
+        </w:rPr>
+        <w:t>7. Symbol tables during compilation of program is efficiently implemented using __________</w:t>
+      </w:r>
+      <w:r>
+        <w:rPr>
+          <w:b/>
+          <w:bCs/>
+          <w:lang w:val="en-IN"/>
+        </w:rPr>
+        <w:br/>
+      </w:r>
+      <w:r>
+        <w:rPr>
+          <w:lang w:val="en-IN"/>
+        </w:rPr>
+        <w:t>a) a singly linked list</w:t>
+      </w:r>
+      <w:r>
+        <w:rPr>
+          <w:lang w:val="en-IN"/>
+        </w:rPr>
+        <w:br/>
+        <w:t>b) a doubly linked list</w:t>
+      </w:r>
+      <w:r>
+        <w:rPr>
+          <w:lang w:val="en-IN"/>
+        </w:rPr>
+        <w:br/>
+        <w:t xml:space="preserve">c) a </w:t>
+      </w:r>
+      <w:proofErr w:type="spellStart"/>
+      <w:r>
+        <w:rPr>
+          <w:lang w:val="en-IN"/>
+        </w:rPr>
+        <w:t>self organizing</w:t>
+      </w:r>
+      <w:proofErr w:type="spellEnd"/>
+      <w:r>
+        <w:rPr>
+          <w:lang w:val="en-IN"/>
+        </w:rPr>
+        <w:t xml:space="preserve"> list</w:t>
+      </w:r>
+      <w:r>
+        <w:rPr>
+          <w:lang w:val="en-IN"/>
+        </w:rPr>
+        <w:br/>
+        <w:t>d) an array</w:t>
+      </w:r>
+    </w:p>
+    <w:p>
+      <w:pPr>
+        <w:rPr>
+          <w:lang w:val="en-IN"/>
+        </w:rPr>
+      </w:pPr>
+      <w:r>
+        <w:rPr>
+          <w:lang w:val="en-IN"/>
+        </w:rPr>
+        <w:t>Answer: c</w:t>
+      </w:r>
+      <w:r>
+        <w:rPr>
+          <w:lang w:val="en-IN"/>
+        </w:rPr>
+        <w:br/>
+        <w:t xml:space="preserve">Explanation: Self organizing list allows fast sequential </w:t>
+      </w:r>
+      <w:proofErr w:type="gramStart"/>
+      <w:r>
+        <w:rPr>
+          <w:lang w:val="en-IN"/>
+        </w:rPr>
+        <w:t>search</w:t>
+      </w:r>
+      <w:proofErr w:type="gramEnd"/>
+      <w:r>
+        <w:rPr>
+          <w:lang w:val="en-IN"/>
+        </w:rPr>
+        <w:t xml:space="preserve"> and it is simple to implement and requires no extra storage. Self-organizing list is used to implement the symbol table.</w:t>
+      </w:r>
+    </w:p>
+    <w:p>
+      <w:pPr>
+        <w:rPr>
+          <w:lang w:val="en-IN"/>
+        </w:rPr>
+      </w:pPr>
+      <w:r>
+        <w:rPr>
+          <w:lang w:val="en-IN"/>
+        </w:rPr>
+        <w:t>3</w:t>
+      </w:r>
+      <w:r>
+        <w:rPr>
+          <w:b/>
+          <w:bCs/>
+          <w:lang w:val="en-IN"/>
+        </w:rPr>
+        <w:t>9</w:t>
+      </w:r>
+      <w:r>
+        <w:rPr>
+          <w:b/>
+          <w:bCs/>
+          <w:lang w:val="en-IN"/>
+        </w:rPr>
+        <w:t>8. Which of the following method performs poorly when elements are accessed in sequential order?</w:t>
+      </w:r>
+      <w:r>
+        <w:rPr>
+          <w:lang w:val="en-IN"/>
+        </w:rPr>
+        <w:br/>
+        <w:t>a) count method</w:t>
+      </w:r>
+      <w:r>
+        <w:rPr>
+          <w:lang w:val="en-IN"/>
+        </w:rPr>
+        <w:br/>
+        <w:t>b) move to front method</w:t>
+      </w:r>
+      <w:r>
+        <w:rPr>
+          <w:lang w:val="en-IN"/>
+        </w:rPr>
+        <w:br/>
+        <w:t>c) transpose meth</w:t>
+      </w:r>
+      <w:r>
+        <w:rPr>
+          <w:lang w:val="en-IN"/>
+        </w:rPr>
+        <w:br/>
+        <w:t>d) ordering method</w:t>
+      </w:r>
+    </w:p>
+    <w:p>
+      <w:pPr>
+        <w:rPr>
+          <w:lang w:val="en-IN"/>
+        </w:rPr>
+      </w:pPr>
+      <w:r>
+        <w:rPr>
+          <w:lang w:val="en-IN"/>
+        </w:rPr>
+        <w:t>Answer: b</w:t>
+      </w:r>
+      <w:r>
+        <w:rPr>
+          <w:lang w:val="en-IN"/>
+        </w:rPr>
+        <w:br/>
+        <w:t>Explanation: Move-to-front method performs poorly when the elements are accessed in sequential order, especially if that sequential order is then repeated multiple times.</w:t>
+      </w:r>
+    </w:p>
+    <w:p>
+      <w:pPr>
+        <w:rPr>
+          <w:lang w:val="en-IN"/>
+        </w:rPr>
+      </w:pPr>
+      <w:r>
+        <w:rPr>
+          <w:b/>
+          <w:bCs/>
+          <w:lang w:val="en-IN"/>
+        </w:rPr>
+        <w:t>39</w:t>
+      </w:r>
+      <w:r>
+        <w:rPr>
+          <w:b/>
+          <w:bCs/>
+          <w:lang w:val="en-IN"/>
+        </w:rPr>
+        <w:t xml:space="preserve">9. The </w:t>
+      </w:r>
+      <w:proofErr w:type="spellStart"/>
+      <w:r>
+        <w:rPr>
+          <w:b/>
+          <w:bCs/>
+          <w:lang w:val="en-IN"/>
+        </w:rPr>
+        <w:t>self organizing</w:t>
+      </w:r>
+      <w:proofErr w:type="spellEnd"/>
+      <w:r>
+        <w:rPr>
+          <w:b/>
+          <w:bCs/>
+          <w:lang w:val="en-IN"/>
+        </w:rPr>
+        <w:t xml:space="preserve"> list improves _____</w:t>
+      </w:r>
+      <w:r>
+        <w:rPr>
+          <w:lang w:val="en-IN"/>
+        </w:rPr>
+        <w:br/>
+        <w:t>a) average access time</w:t>
+      </w:r>
+      <w:r>
+        <w:rPr>
+          <w:lang w:val="en-IN"/>
+        </w:rPr>
+        <w:br/>
+        <w:t>b) insertion</w:t>
+      </w:r>
+      <w:r>
+        <w:rPr>
+          <w:lang w:val="en-IN"/>
+        </w:rPr>
+        <w:br/>
+        <w:t>c) deletion</w:t>
+      </w:r>
+      <w:r>
+        <w:rPr>
+          <w:lang w:val="en-IN"/>
+        </w:rPr>
+        <w:br/>
+        <w:t>d) binary search</w:t>
+      </w:r>
+    </w:p>
+    <w:p>
+      <w:pPr>
+        <w:rPr>
+          <w:lang w:val="en-IN"/>
+        </w:rPr>
+      </w:pPr>
+      <w:r>
+        <w:rPr>
+          <w:lang w:val="en-IN"/>
+        </w:rPr>
+        <w:t xml:space="preserve">Answer: </w:t>
+      </w:r>
+      <w:proofErr w:type="spellStart"/>
+      <w:r>
+        <w:rPr>
+          <w:lang w:val="en-IN"/>
+        </w:rPr>
+        <w:t>a</w:t>
+      </w:r>
+      <w:proofErr w:type="spellEnd"/>
+      <w:r>
+        <w:rPr>
+          <w:lang w:val="en-IN"/>
+        </w:rPr>
+        <w:br/>
+        <w:t xml:space="preserve">Explanation: The self-organizing list rearranges the nodes based on the access probabilities of the nodes. </w:t>
+      </w:r>
+      <w:proofErr w:type="gramStart"/>
+      <w:r>
+        <w:rPr>
+          <w:lang w:val="en-IN"/>
+        </w:rPr>
+        <w:t>So</w:t>
+      </w:r>
+      <w:proofErr w:type="gramEnd"/>
+      <w:r>
+        <w:rPr>
+          <w:lang w:val="en-IN"/>
+        </w:rPr>
+        <w:t xml:space="preserve"> the required elements can be located efficiently. Therefore, self-organizing list is mainly used to improve the average access time.</w:t>
+      </w:r>
+    </w:p>
+    <w:p>
+      <w:pPr>
+        <w:rPr>
+          <w:lang w:val="en-IN"/>
+        </w:rPr>
+      </w:pPr>
+      <w:r>
+        <w:rPr>
+          <w:b/>
+          <w:bCs/>
+          <w:lang w:val="en-IN"/>
+        </w:rPr>
+        <w:t>40</w:t>
+      </w:r>
+      <w:r>
+        <w:rPr>
+          <w:b/>
+          <w:bCs/>
+          <w:lang w:val="en-IN"/>
+        </w:rPr>
+        <w:t>0. Which of the following is not the rearranging method used to implement self-organizing lists?</w:t>
+      </w:r>
+      <w:r>
+        <w:rPr>
+          <w:lang w:val="en-IN"/>
+        </w:rPr>
+        <w:br/>
+        <w:t>a) count method</w:t>
+      </w:r>
+      <w:r>
+        <w:rPr>
+          <w:lang w:val="en-IN"/>
+        </w:rPr>
+        <w:br/>
+        <w:t>b) move to front method</w:t>
+      </w:r>
+      <w:r>
+        <w:rPr>
+          <w:lang w:val="en-IN"/>
+        </w:rPr>
+        <w:br/>
+        <w:t>c) ordering method</w:t>
+      </w:r>
+      <w:r>
+        <w:rPr>
+          <w:lang w:val="en-IN"/>
+        </w:rPr>
+        <w:br/>
+        <w:t>d) least frequently used</w:t>
+      </w:r>
+    </w:p>
+    <w:p>
+      <w:pPr>
+        <w:rPr>
+          <w:lang w:val="en-IN"/>
+        </w:rPr>
+      </w:pPr>
+      <w:r>
+        <w:rPr>
+          <w:lang w:val="en-IN"/>
+        </w:rPr>
+        <w:t>Answer: d</w:t>
+      </w:r>
+      <w:r>
+        <w:rPr>
+          <w:lang w:val="en-IN"/>
+        </w:rPr>
+        <w:br/>
+        <w:t>Explanation: Least frequently used is a buffer replacement policy, while other three are methods to reorder the nodes in the self-organizing lists based on their access probability.</w:t>
+      </w:r>
+    </w:p>
+    <w:p>
+      <w:pPr>
+        <w:rPr>
+          <w:lang w:val="en-IN"/>
+        </w:rPr>
+      </w:pPr>
+      <w:r>
+        <w:rPr>
+          <w:b/>
+          <w:bCs/>
+          <w:lang w:val="en-IN"/>
+        </w:rPr>
+        <w:t>40</w:t>
+      </w:r>
+      <w:r>
+        <w:rPr>
+          <w:b/>
+          <w:bCs/>
+          <w:lang w:val="en-IN"/>
+        </w:rPr>
+        <w:t>1. An unrolled linked list consists of which of the following data structures?</w:t>
+      </w:r>
+      <w:r>
+        <w:rPr>
+          <w:b/>
+          <w:bCs/>
+          <w:lang w:val="en-IN"/>
+        </w:rPr>
+        <w:br/>
+      </w:r>
+      <w:r>
+        <w:rPr>
+          <w:lang w:val="en-IN"/>
+        </w:rPr>
+        <w:t>a) Linked-list and array</w:t>
+      </w:r>
+      <w:r>
+        <w:rPr>
+          <w:lang w:val="en-IN"/>
+        </w:rPr>
+        <w:br/>
+      </w:r>
+      <w:r>
+        <w:rPr>
+          <w:lang w:val="en-IN"/>
+        </w:rPr>
+        <w:lastRenderedPageBreak/>
+        <w:t>b) Linked-list and stack</w:t>
+      </w:r>
+      <w:r>
+        <w:rPr>
+          <w:lang w:val="en-IN"/>
+        </w:rPr>
+        <w:br/>
+        <w:t>c) Stack and array</w:t>
+      </w:r>
+      <w:r>
+        <w:rPr>
+          <w:lang w:val="en-IN"/>
+        </w:rPr>
+        <w:br/>
+        <w:t>d) Array and queue</w:t>
+      </w:r>
+    </w:p>
+    <w:p>
+      <w:pPr>
+        <w:rPr>
+          <w:lang w:val="en-IN"/>
+        </w:rPr>
+      </w:pPr>
+      <w:r>
+        <w:rPr>
+          <w:lang w:val="en-IN"/>
+        </w:rPr>
+        <w:t xml:space="preserve">Answer: </w:t>
+      </w:r>
+      <w:proofErr w:type="spellStart"/>
+      <w:r>
+        <w:rPr>
+          <w:lang w:val="en-IN"/>
+        </w:rPr>
+        <w:t>a</w:t>
+      </w:r>
+      <w:proofErr w:type="spellEnd"/>
+      <w:r>
+        <w:rPr>
+          <w:lang w:val="en-IN"/>
+        </w:rPr>
+        <w:br/>
+        <w:t>Explanation: An unrolled linked list is a type of linked list, which consists of a linked list with small arrays. It stores an array of fixed size at each node of the list instead of storing just one element. It reduces the memory overhead by using arrays at each node and has the advantage of faster execution of the operations like insertion and deletion due to linked list.</w:t>
+      </w:r>
+    </w:p>
+    <w:p>
+      <w:pPr>
+        <w:rPr>
+          <w:lang w:val="en-IN"/>
+        </w:rPr>
+      </w:pPr>
+      <w:r>
+        <w:rPr>
+          <w:b/>
+          <w:bCs/>
+          <w:lang w:val="en-IN"/>
+        </w:rPr>
+        <w:t>40</w:t>
+      </w:r>
+      <w:r>
+        <w:rPr>
+          <w:b/>
+          <w:bCs/>
+          <w:lang w:val="en-IN"/>
+        </w:rPr>
+        <w:t>2. What happens if a node cannot fit an element in an unrolled linked list?</w:t>
+      </w:r>
+      <w:r>
+        <w:rPr>
+          <w:b/>
+          <w:bCs/>
+          <w:lang w:val="en-IN"/>
+        </w:rPr>
+        <w:br/>
+      </w:r>
+      <w:r>
+        <w:rPr>
+          <w:lang w:val="en-IN"/>
+        </w:rPr>
+        <w:t>a) The element is discarded</w:t>
+      </w:r>
+      <w:r>
+        <w:rPr>
+          <w:lang w:val="en-IN"/>
+        </w:rPr>
+        <w:br/>
+        <w:t>b) The elements are moved to the next node</w:t>
+      </w:r>
+      <w:r>
+        <w:rPr>
+          <w:lang w:val="en-IN"/>
+        </w:rPr>
+        <w:br/>
+        <w:t>c) The node is discarded</w:t>
+      </w:r>
+      <w:r>
+        <w:rPr>
+          <w:lang w:val="en-IN"/>
+        </w:rPr>
+        <w:br/>
+        <w:t>d) Error message is shown</w:t>
+      </w:r>
+    </w:p>
+    <w:p>
+      <w:pPr>
+        <w:rPr>
+          <w:lang w:val="en-IN"/>
+        </w:rPr>
+      </w:pPr>
+      <w:r>
+        <w:rPr>
+          <w:lang w:val="en-IN"/>
+        </w:rPr>
+        <w:t>Answer: b</w:t>
+      </w:r>
+      <w:r>
+        <w:rPr>
+          <w:lang w:val="en-IN"/>
+        </w:rPr>
+        <w:br/>
+        <w:t xml:space="preserve">Explanation: We can implement unrolled linked list through different algorithms. Generally, the lower watermark is set at 50%, which means if a node cannot accommodate more elements, a new node is </w:t>
+      </w:r>
+      <w:proofErr w:type="gramStart"/>
+      <w:r>
+        <w:rPr>
+          <w:lang w:val="en-IN"/>
+        </w:rPr>
+        <w:t>created</w:t>
+      </w:r>
+      <w:proofErr w:type="gramEnd"/>
+      <w:r>
+        <w:rPr>
+          <w:lang w:val="en-IN"/>
+        </w:rPr>
+        <w:t xml:space="preserve"> and half of the elements of the previous node are inserted in it. It is related to B-tree.</w:t>
+      </w:r>
+    </w:p>
+    <w:p>
+      <w:pPr>
+        <w:rPr>
+          <w:lang w:val="en-IN"/>
+        </w:rPr>
+      </w:pPr>
+      <w:r>
+        <w:rPr>
+          <w:b/>
+          <w:bCs/>
+          <w:lang w:val="en-IN"/>
+        </w:rPr>
+        <w:t>40</w:t>
+      </w:r>
+      <w:r>
+        <w:rPr>
+          <w:b/>
+          <w:bCs/>
+          <w:lang w:val="en-IN"/>
+        </w:rPr>
+        <w:t>4. Insertion and deletion are much faster in an unrolled linked list than in a singly linked list.</w:t>
+      </w:r>
+      <w:r>
+        <w:rPr>
+          <w:lang w:val="en-IN"/>
+        </w:rPr>
+        <w:br/>
+        <w:t>a) True</w:t>
+      </w:r>
+      <w:r>
+        <w:rPr>
+          <w:lang w:val="en-IN"/>
+        </w:rPr>
+        <w:br/>
+        <w:t>b) False</w:t>
+      </w:r>
+    </w:p>
+    <w:p>
+      <w:pPr>
+        <w:rPr>
+          <w:lang w:val="en-IN"/>
+        </w:rPr>
+      </w:pPr>
+      <w:r>
+        <w:rPr>
+          <w:lang w:val="en-IN"/>
+        </w:rPr>
+        <w:t xml:space="preserve">Answer: </w:t>
+      </w:r>
+      <w:proofErr w:type="spellStart"/>
+      <w:r>
+        <w:rPr>
+          <w:lang w:val="en-IN"/>
+        </w:rPr>
+        <w:t>a</w:t>
+      </w:r>
+      <w:proofErr w:type="spellEnd"/>
+      <w:r>
+        <w:rPr>
+          <w:lang w:val="en-IN"/>
+        </w:rPr>
+        <w:br/>
+        <w:t xml:space="preserve">Explanation: As unrolled </w:t>
+      </w:r>
+      <w:proofErr w:type="gramStart"/>
+      <w:r>
+        <w:rPr>
+          <w:lang w:val="en-IN"/>
+        </w:rPr>
+        <w:t>linked-list</w:t>
+      </w:r>
+      <w:proofErr w:type="gramEnd"/>
+      <w:r>
+        <w:rPr>
+          <w:lang w:val="en-IN"/>
+        </w:rPr>
+        <w:t xml:space="preserve"> has the advantage of fast indexing from the array, searching becomes faster. Hence, in an unrolled linked-list insertion and deletion are much faster compared to a singly linked list as it jumps the entire array at once.</w:t>
+      </w:r>
+    </w:p>
+    <w:p>
+      <w:pPr>
+        <w:rPr>
+          <w:lang w:val="en-IN"/>
+        </w:rPr>
+      </w:pPr>
+      <w:r>
+        <w:rPr>
+          <w:b/>
+          <w:bCs/>
+          <w:lang w:val="en-IN"/>
+        </w:rPr>
+        <w:t>40</w:t>
+      </w:r>
+      <w:r>
+        <w:rPr>
+          <w:b/>
+          <w:bCs/>
+          <w:lang w:val="en-IN"/>
+        </w:rPr>
+        <w:t xml:space="preserve">6. Unrolled </w:t>
+      </w:r>
+      <w:proofErr w:type="gramStart"/>
+      <w:r>
+        <w:rPr>
+          <w:b/>
+          <w:bCs/>
+          <w:lang w:val="en-IN"/>
+        </w:rPr>
+        <w:t>linked-list</w:t>
+      </w:r>
+      <w:proofErr w:type="gramEnd"/>
+      <w:r>
+        <w:rPr>
+          <w:b/>
+          <w:bCs/>
+          <w:lang w:val="en-IN"/>
+        </w:rPr>
+        <w:t xml:space="preserve"> requires more storage space for pointers compared to a singly linked list.</w:t>
+      </w:r>
+      <w:r>
+        <w:rPr>
+          <w:b/>
+          <w:bCs/>
+          <w:lang w:val="en-IN"/>
+        </w:rPr>
+        <w:br/>
+      </w:r>
+      <w:r>
+        <w:rPr>
+          <w:lang w:val="en-IN"/>
+        </w:rPr>
+        <w:t>a) True</w:t>
+      </w:r>
+      <w:r>
+        <w:rPr>
+          <w:lang w:val="en-IN"/>
+        </w:rPr>
+        <w:br/>
+        <w:t>b) False</w:t>
+      </w:r>
+    </w:p>
+    <w:p>
+      <w:pPr>
+        <w:rPr>
+          <w:lang w:val="en-IN"/>
+        </w:rPr>
+      </w:pPr>
+      <w:r>
+        <w:rPr>
+          <w:lang w:val="en-IN"/>
+        </w:rPr>
+        <w:t>Answer: b</w:t>
+      </w:r>
+      <w:r>
+        <w:rPr>
+          <w:lang w:val="en-IN"/>
+        </w:rPr>
+        <w:br/>
+        <w:t xml:space="preserve">Explanation: Suppose, if we want to store 12 elements, we can use 3 arrays of size 4 at each node. This will require only 3 next pointers whereas a singly linked list will require 12 next pointers in the same case. Hence, an unrolled </w:t>
+      </w:r>
+      <w:proofErr w:type="gramStart"/>
+      <w:r>
+        <w:rPr>
+          <w:lang w:val="en-IN"/>
+        </w:rPr>
+        <w:t>linked-list</w:t>
+      </w:r>
+      <w:proofErr w:type="gramEnd"/>
+      <w:r>
+        <w:rPr>
+          <w:lang w:val="en-IN"/>
+        </w:rPr>
+        <w:t xml:space="preserve"> requires less storage space for pointers compared to a singly linked list.</w:t>
+      </w:r>
+    </w:p>
+    <w:p>
+      <w:pPr>
+        <w:rPr>
+          <w:lang w:val="en-IN"/>
+        </w:rPr>
+      </w:pPr>
+      <w:r>
+        <w:rPr>
+          <w:b/>
+          <w:bCs/>
+          <w:lang w:val="en-IN"/>
+        </w:rPr>
+        <w:t>40</w:t>
+      </w:r>
+      <w:r>
+        <w:rPr>
+          <w:b/>
+          <w:bCs/>
+          <w:lang w:val="en-IN"/>
+        </w:rPr>
+        <w:t>7. Which of the following represents the space complexity for an unrolled linked list?</w:t>
+      </w:r>
+      <w:r>
+        <w:rPr>
+          <w:lang w:val="en-IN"/>
+        </w:rPr>
+        <w:br/>
+        <w:t>a) O(1)</w:t>
+      </w:r>
+      <w:r>
+        <w:rPr>
+          <w:lang w:val="en-IN"/>
+        </w:rPr>
+        <w:br/>
+        <w:t>b) O(n)</w:t>
+      </w:r>
+      <w:r>
+        <w:rPr>
+          <w:lang w:val="en-IN"/>
+        </w:rPr>
+        <w:br/>
+        <w:t>c) O(n</w:t>
+      </w:r>
+      <w:r>
+        <w:rPr>
+          <w:vertAlign w:val="superscript"/>
+          <w:lang w:val="en-IN"/>
+        </w:rPr>
+        <w:t>2</w:t>
+      </w:r>
+      <w:r>
+        <w:rPr>
+          <w:lang w:val="en-IN"/>
+        </w:rPr>
+        <w:t>)</w:t>
+      </w:r>
+      <w:r>
+        <w:rPr>
+          <w:lang w:val="en-IN"/>
+        </w:rPr>
+        <w:br/>
+        <w:t>d) O(n</w:t>
+      </w:r>
+      <w:r>
+        <w:rPr>
+          <w:vertAlign w:val="superscript"/>
+          <w:lang w:val="en-IN"/>
+        </w:rPr>
+        <w:t>3</w:t>
+      </w:r>
+      <w:r>
+        <w:rPr>
+          <w:lang w:val="en-IN"/>
+        </w:rPr>
+        <w:t>)</w:t>
+      </w:r>
+    </w:p>
+    <w:p>
+      <w:pPr>
+        <w:rPr>
+          <w:lang w:val="en-IN"/>
+        </w:rPr>
+      </w:pPr>
+      <w:r>
+        <w:rPr>
+          <w:lang w:val="en-IN"/>
+        </w:rPr>
+        <w:t>Answer: b</w:t>
+      </w:r>
+      <w:r>
+        <w:rPr>
+          <w:lang w:val="en-IN"/>
+        </w:rPr>
+        <w:br/>
+        <w:t xml:space="preserve">Explanation: An unrolled linked list takes space varying from (n*c/m) to 2(n*c/m). Here, c is the </w:t>
+      </w:r>
+      <w:r>
+        <w:rPr>
+          <w:lang w:val="en-IN"/>
+        </w:rPr>
+        <w:lastRenderedPageBreak/>
+        <w:t>overhead per node, which is constant, m is the number of maximum elements present in an array at the node and n is the total number of nodes. Hence, the space complexity for an unrolled linked list is O(n).</w:t>
+      </w:r>
+    </w:p>
+    <w:p>
+      <w:pPr>
+        <w:rPr>
+          <w:lang w:val="en-IN"/>
+        </w:rPr>
+      </w:pPr>
+      <w:r>
+        <w:rPr>
+          <w:b/>
+          <w:bCs/>
+          <w:lang w:val="en-IN"/>
+        </w:rPr>
+        <w:t>40</w:t>
+      </w:r>
+      <w:r>
+        <w:rPr>
+          <w:b/>
+          <w:bCs/>
+          <w:lang w:val="en-IN"/>
+        </w:rPr>
+        <w:t>8. Which of the following is a drawback of an unrolled linked list?</w:t>
+      </w:r>
+      <w:r>
+        <w:rPr>
+          <w:b/>
+          <w:bCs/>
+          <w:lang w:val="en-IN"/>
+        </w:rPr>
+        <w:br/>
+      </w:r>
+      <w:r>
+        <w:rPr>
+          <w:lang w:val="en-IN"/>
+        </w:rPr>
+        <w:t>a) Small memory overhead</w:t>
+      </w:r>
+      <w:r>
+        <w:rPr>
+          <w:lang w:val="en-IN"/>
+        </w:rPr>
+        <w:br/>
+        <w:t>b) Cache management</w:t>
+      </w:r>
+      <w:r>
+        <w:rPr>
+          <w:lang w:val="en-IN"/>
+        </w:rPr>
+        <w:br/>
+        <w:t>c) High overhead per node</w:t>
+      </w:r>
+      <w:r>
+        <w:rPr>
+          <w:lang w:val="en-IN"/>
+        </w:rPr>
+        <w:br/>
+        <w:t>d) Slow insertion and deletion</w:t>
+      </w:r>
+    </w:p>
+    <w:p>
+      <w:pPr>
+        <w:rPr>
+          <w:lang w:val="en-IN"/>
+        </w:rPr>
+      </w:pPr>
+      <w:r>
+        <w:rPr>
+          <w:lang w:val="en-IN"/>
+        </w:rPr>
+        <w:t>Answer: c</w:t>
+      </w:r>
+      <w:r>
+        <w:rPr>
+          <w:lang w:val="en-IN"/>
+        </w:rPr>
+        <w:br/>
+        <w:t xml:space="preserve">Explanation: Suppose, we have an unrolled linked list with an array size of 10 at each node. The array is </w:t>
+      </w:r>
+      <w:proofErr w:type="gramStart"/>
+      <w:r>
+        <w:rPr>
+          <w:lang w:val="en-IN"/>
+        </w:rPr>
+        <w:t>completely filled</w:t>
+      </w:r>
+      <w:proofErr w:type="gramEnd"/>
+      <w:r>
+        <w:rPr>
+          <w:lang w:val="en-IN"/>
+        </w:rPr>
+        <w:t xml:space="preserve"> with elements. Now, if we refer to only a few of the elements present in the array, the memory used to store the rest of the elements will be wasted. This causes a high overhead per node. Hence, the overhead per node is high in an unrolled linked list compared to that of an ordinary linked list.</w:t>
+      </w:r>
+    </w:p>
+    <w:p>
+      <w:pPr>
+        <w:rPr>
+          <w:lang w:val="en-IN"/>
+        </w:rPr>
+      </w:pPr>
+      <w:r>
+        <w:rPr>
+          <w:b/>
+          <w:bCs/>
+          <w:lang w:val="en-IN"/>
+        </w:rPr>
+        <w:t>40</w:t>
+      </w:r>
+      <w:r>
+        <w:rPr>
+          <w:b/>
+          <w:bCs/>
+          <w:lang w:val="en-IN"/>
+        </w:rPr>
+        <w:t>9. Which among the following is the time complexity for inserting an element in an unrolled linked list?</w:t>
+      </w:r>
+      <w:r>
+        <w:rPr>
+          <w:b/>
+          <w:bCs/>
+          <w:lang w:val="en-IN"/>
+        </w:rPr>
+        <w:br/>
+      </w:r>
+      <w:r>
+        <w:rPr>
+          <w:lang w:val="en-IN"/>
+        </w:rPr>
+        <w:t>a) O(1)</w:t>
+      </w:r>
+      <w:r>
+        <w:rPr>
+          <w:lang w:val="en-IN"/>
+        </w:rPr>
+        <w:br/>
+        <w:t>b) O(n)</w:t>
+      </w:r>
+      <w:r>
+        <w:rPr>
+          <w:lang w:val="en-IN"/>
+        </w:rPr>
+        <w:br/>
+        <w:t xml:space="preserve">c) </w:t>
+      </w:r>
+      <w:proofErr w:type="gramStart"/>
+      <w:r>
+        <w:rPr>
+          <w:lang w:val="en-IN"/>
+        </w:rPr>
+        <w:t>O(</w:t>
+      </w:r>
+      <w:proofErr w:type="gramEnd"/>
+      <w:r>
+        <w:rPr>
+          <w:lang w:val="en-IN"/>
+        </w:rPr>
+        <w:t>log n)</w:t>
+      </w:r>
+      <w:r>
+        <w:rPr>
+          <w:lang w:val="en-IN"/>
+        </w:rPr>
+        <w:br/>
+        <w:t>d) O(n</w:t>
+      </w:r>
+      <w:r>
+        <w:rPr>
+          <w:vertAlign w:val="superscript"/>
+          <w:lang w:val="en-IN"/>
+        </w:rPr>
+        <w:t>2</w:t>
+      </w:r>
+      <w:r>
+        <w:rPr>
+          <w:lang w:val="en-IN"/>
+        </w:rPr>
+        <w:t>)</w:t>
+      </w:r>
+    </w:p>
+    <w:p>
+      <w:pPr>
+        <w:rPr>
+          <w:lang w:val="en-IN"/>
+        </w:rPr>
+      </w:pPr>
+      <w:r>
+        <w:rPr>
+          <w:lang w:val="en-IN"/>
+        </w:rPr>
+        <w:t>Answer: b</w:t>
+      </w:r>
+      <w:r>
+        <w:rPr>
+          <w:lang w:val="en-IN"/>
+        </w:rPr>
+        <w:br/>
+        <w:t>Explanation: While inserting an element in an unrolled linked list, the list should be maintained in a sorted manner. Hence, we must traverse and find the node in which we want to insert, which takes O(n) time. Hence, the time complexity for inserting an element in an unrolled linked list takes O(n) time.</w:t>
+      </w:r>
+    </w:p>
+    <w:p>
+      <w:pPr>
+        <w:rPr>
+          <w:lang w:val="en-IN"/>
+        </w:rPr>
+      </w:pPr>
+      <w:r>
+        <w:rPr>
+          <w:b/>
+          <w:bCs/>
+          <w:lang w:val="en-IN"/>
+        </w:rPr>
+        <w:t>4</w:t>
+      </w:r>
+      <w:r>
+        <w:rPr>
+          <w:b/>
+          <w:bCs/>
+          <w:lang w:val="en-IN"/>
+        </w:rPr>
+        <w:t>1</w:t>
+      </w:r>
+      <w:r>
+        <w:rPr>
+          <w:b/>
+          <w:bCs/>
+          <w:lang w:val="en-IN"/>
+        </w:rPr>
+        <w:t>0</w:t>
+      </w:r>
+      <w:r>
+        <w:rPr>
+          <w:b/>
+          <w:bCs/>
+          <w:lang w:val="en-IN"/>
+        </w:rPr>
+        <w:t xml:space="preserve">. What is </w:t>
+      </w:r>
+      <w:proofErr w:type="spellStart"/>
+      <w:r>
+        <w:rPr>
+          <w:b/>
+          <w:bCs/>
+          <w:lang w:val="en-IN"/>
+        </w:rPr>
+        <w:t>xor</w:t>
+      </w:r>
+      <w:proofErr w:type="spellEnd"/>
+      <w:r>
+        <w:rPr>
+          <w:b/>
+          <w:bCs/>
+          <w:lang w:val="en-IN"/>
+        </w:rPr>
+        <w:t xml:space="preserve"> linked list?</w:t>
+      </w:r>
+      <w:r>
+        <w:rPr>
+          <w:b/>
+          <w:bCs/>
+          <w:lang w:val="en-IN"/>
+        </w:rPr>
+        <w:br/>
+      </w:r>
+      <w:r>
+        <w:rPr>
+          <w:lang w:val="en-IN"/>
+        </w:rPr>
+        <w:t>a) uses of bitwise XOR operation to decrease storage requirements for doubly linked lists</w:t>
+      </w:r>
+      <w:r>
+        <w:rPr>
+          <w:lang w:val="en-IN"/>
+        </w:rPr>
+        <w:br/>
+        <w:t>b) uses of bitwise XOR operation to decrease storage requirements for linked lists</w:t>
+      </w:r>
+      <w:r>
+        <w:rPr>
+          <w:lang w:val="en-IN"/>
+        </w:rPr>
+        <w:br/>
+        <w:t>c) uses of bitwise operations to decrease storage requirements for doubly linked lists</w:t>
+      </w:r>
+      <w:r>
+        <w:rPr>
+          <w:lang w:val="en-IN"/>
+        </w:rPr>
+        <w:br/>
+        <w:t>d) just another form of linked list</w:t>
+      </w:r>
+    </w:p>
+    <w:p>
+      <w:pPr>
+        <w:rPr>
+          <w:lang w:val="en-IN"/>
+        </w:rPr>
+      </w:pPr>
+      <w:r>
+        <w:rPr>
+          <w:lang w:val="en-IN"/>
+        </w:rPr>
+        <w:t xml:space="preserve">Answer: </w:t>
+      </w:r>
+      <w:proofErr w:type="spellStart"/>
+      <w:r>
+        <w:rPr>
+          <w:lang w:val="en-IN"/>
+        </w:rPr>
+        <w:t>a</w:t>
+      </w:r>
+      <w:proofErr w:type="spellEnd"/>
+      <w:r>
+        <w:rPr>
+          <w:lang w:val="en-IN"/>
+        </w:rPr>
+        <w:br/>
+        <w:t>Explanation: Why we use bitwise XOR operation is to decrease storage requirements for doubly linked lists.</w:t>
+      </w:r>
+    </w:p>
+    <w:p>
+      <w:pPr>
+        <w:rPr>
+          <w:lang w:val="en-IN"/>
+        </w:rPr>
+      </w:pPr>
+      <w:r>
+        <w:rPr>
+          <w:b/>
+          <w:bCs/>
+          <w:lang w:val="en-IN"/>
+        </w:rPr>
+        <w:t>4</w:t>
+      </w:r>
+      <w:r>
+        <w:rPr>
+          <w:b/>
+          <w:bCs/>
+          <w:lang w:val="en-IN"/>
+        </w:rPr>
+        <w:t>1</w:t>
+      </w:r>
+      <w:r>
+        <w:rPr>
+          <w:b/>
+          <w:bCs/>
+          <w:lang w:val="en-IN"/>
+        </w:rPr>
+        <w:t xml:space="preserve">2. What does a </w:t>
+      </w:r>
+      <w:proofErr w:type="spellStart"/>
+      <w:r>
+        <w:rPr>
+          <w:b/>
+          <w:bCs/>
+          <w:lang w:val="en-IN"/>
+        </w:rPr>
+        <w:t>xor</w:t>
+      </w:r>
+      <w:proofErr w:type="spellEnd"/>
+      <w:r>
+        <w:rPr>
+          <w:b/>
+          <w:bCs/>
+          <w:lang w:val="en-IN"/>
+        </w:rPr>
+        <w:t xml:space="preserve"> linked list have?</w:t>
+      </w:r>
+      <w:r>
+        <w:rPr>
+          <w:b/>
+          <w:bCs/>
+          <w:lang w:val="en-IN"/>
+        </w:rPr>
+        <w:br/>
+      </w:r>
+      <w:r>
+        <w:rPr>
+          <w:lang w:val="en-IN"/>
+        </w:rPr>
+        <w:t>a) every node stores the XOR of addresses of previous and next nodes</w:t>
+      </w:r>
+      <w:r>
+        <w:rPr>
+          <w:lang w:val="en-IN"/>
+        </w:rPr>
+        <w:br/>
+        <w:t xml:space="preserve">b) </w:t>
+      </w:r>
+      <w:proofErr w:type="spellStart"/>
+      <w:r>
+        <w:rPr>
+          <w:lang w:val="en-IN"/>
+        </w:rPr>
+        <w:t>actuall</w:t>
+      </w:r>
+      <w:proofErr w:type="spellEnd"/>
+      <w:r>
+        <w:rPr>
+          <w:lang w:val="en-IN"/>
+        </w:rPr>
+        <w:t xml:space="preserve"> memory address of next node</w:t>
+      </w:r>
+      <w:r>
+        <w:rPr>
+          <w:lang w:val="en-IN"/>
+        </w:rPr>
+        <w:br/>
+        <w:t>c) every node stores the XOR of addresses of previous and next two nodes</w:t>
+      </w:r>
+      <w:r>
+        <w:rPr>
+          <w:lang w:val="en-IN"/>
+        </w:rPr>
+        <w:br/>
+        <w:t xml:space="preserve">d) every node </w:t>
+      </w:r>
+      <w:proofErr w:type="gramStart"/>
+      <w:r>
+        <w:rPr>
+          <w:lang w:val="en-IN"/>
+        </w:rPr>
+        <w:t>stores</w:t>
+      </w:r>
+      <w:proofErr w:type="gramEnd"/>
+      <w:r>
+        <w:rPr>
+          <w:lang w:val="en-IN"/>
+        </w:rPr>
+        <w:t xml:space="preserve"> </w:t>
+      </w:r>
+      <w:proofErr w:type="spellStart"/>
+      <w:r>
+        <w:rPr>
+          <w:lang w:val="en-IN"/>
+        </w:rPr>
+        <w:t>xor</w:t>
+      </w:r>
+      <w:proofErr w:type="spellEnd"/>
+      <w:r>
+        <w:rPr>
+          <w:lang w:val="en-IN"/>
+        </w:rPr>
+        <w:t xml:space="preserve"> 0 and the current node address</w:t>
+      </w:r>
+    </w:p>
+    <w:p>
+      <w:pPr>
+        <w:rPr>
+          <w:lang w:val="en-IN"/>
+        </w:rPr>
+      </w:pPr>
+      <w:r>
+        <w:rPr>
+          <w:lang w:val="en-IN"/>
+        </w:rPr>
+        <w:t xml:space="preserve">Answer: </w:t>
+      </w:r>
+      <w:proofErr w:type="spellStart"/>
+      <w:r>
+        <w:rPr>
+          <w:lang w:val="en-IN"/>
+        </w:rPr>
+        <w:t>a</w:t>
+      </w:r>
+      <w:proofErr w:type="spellEnd"/>
+      <w:r>
+        <w:rPr>
+          <w:lang w:val="en-IN"/>
+        </w:rPr>
+        <w:br/>
+        <w:t>Explanation: Every node stores the XOR of addresses.</w:t>
+      </w:r>
+    </w:p>
+    <w:p>
+      <w:pPr>
+        <w:rPr>
+          <w:lang w:val="en-IN"/>
+        </w:rPr>
+      </w:pPr>
+      <w:r>
+        <w:rPr>
+          <w:b/>
+          <w:bCs/>
+          <w:lang w:val="en-IN"/>
+        </w:rPr>
+        <w:lastRenderedPageBreak/>
+        <w:t>4</w:t>
+      </w:r>
+      <w:r>
+        <w:rPr>
+          <w:b/>
+          <w:bCs/>
+          <w:lang w:val="en-IN"/>
+        </w:rPr>
+        <w:t>1</w:t>
+      </w:r>
+      <w:r>
+        <w:rPr>
+          <w:b/>
+          <w:bCs/>
+          <w:lang w:val="en-IN"/>
+        </w:rPr>
+        <w:t xml:space="preserve">3. What does first and last nodes of a </w:t>
+      </w:r>
+      <w:proofErr w:type="spellStart"/>
+      <w:r>
+        <w:rPr>
+          <w:b/>
+          <w:bCs/>
+          <w:lang w:val="en-IN"/>
+        </w:rPr>
+        <w:t>xor</w:t>
+      </w:r>
+      <w:proofErr w:type="spellEnd"/>
+      <w:r>
+        <w:rPr>
+          <w:b/>
+          <w:bCs/>
+          <w:lang w:val="en-IN"/>
+        </w:rPr>
+        <w:t xml:space="preserve"> linked lists </w:t>
+      </w:r>
+      <w:proofErr w:type="gramStart"/>
+      <w:r>
+        <w:rPr>
+          <w:b/>
+          <w:bCs/>
+          <w:lang w:val="en-IN"/>
+        </w:rPr>
+        <w:t>contain ?</w:t>
+      </w:r>
+      <w:proofErr w:type="gramEnd"/>
+      <w:r>
+        <w:rPr>
+          <w:b/>
+          <w:bCs/>
+          <w:lang w:val="en-IN"/>
+        </w:rPr>
+        <w:t xml:space="preserve"> (let address of first and last be A and B)</w:t>
+      </w:r>
+      <w:r>
+        <w:rPr>
+          <w:lang w:val="en-IN"/>
+        </w:rPr>
+        <w:br/>
+        <w:t xml:space="preserve">a) NULL </w:t>
+      </w:r>
+      <w:proofErr w:type="spellStart"/>
+      <w:r>
+        <w:rPr>
+          <w:lang w:val="en-IN"/>
+        </w:rPr>
+        <w:t>xor</w:t>
+      </w:r>
+      <w:proofErr w:type="spellEnd"/>
+      <w:r>
+        <w:rPr>
+          <w:lang w:val="en-IN"/>
+        </w:rPr>
+        <w:t xml:space="preserve"> A and B </w:t>
+      </w:r>
+      <w:proofErr w:type="spellStart"/>
+      <w:r>
+        <w:rPr>
+          <w:lang w:val="en-IN"/>
+        </w:rPr>
+        <w:t>xor</w:t>
+      </w:r>
+      <w:proofErr w:type="spellEnd"/>
+      <w:r>
+        <w:rPr>
+          <w:lang w:val="en-IN"/>
+        </w:rPr>
+        <w:t xml:space="preserve"> NULL</w:t>
+      </w:r>
+      <w:r>
+        <w:rPr>
+          <w:lang w:val="en-IN"/>
+        </w:rPr>
+        <w:br/>
+        <w:t>b) NULL and NULL</w:t>
+      </w:r>
+      <w:r>
+        <w:rPr>
+          <w:lang w:val="en-IN"/>
+        </w:rPr>
+        <w:br/>
+        <w:t>c) A and B</w:t>
+      </w:r>
+      <w:r>
+        <w:rPr>
+          <w:lang w:val="en-IN"/>
+        </w:rPr>
+        <w:br/>
+        <w:t xml:space="preserve">d) NULL </w:t>
+      </w:r>
+      <w:proofErr w:type="spellStart"/>
+      <w:r>
+        <w:rPr>
+          <w:lang w:val="en-IN"/>
+        </w:rPr>
+        <w:t>xor</w:t>
+      </w:r>
+      <w:proofErr w:type="spellEnd"/>
+      <w:r>
+        <w:rPr>
+          <w:lang w:val="en-IN"/>
+        </w:rPr>
+        <w:t xml:space="preserve"> A and B</w:t>
+      </w:r>
+    </w:p>
+    <w:p>
+      <w:pPr>
+        <w:rPr>
+          <w:lang w:val="en-IN"/>
+        </w:rPr>
+      </w:pPr>
+      <w:r>
+        <w:rPr>
+          <w:lang w:val="en-IN"/>
+        </w:rPr>
+        <w:t xml:space="preserve">Answer: </w:t>
+      </w:r>
+      <w:proofErr w:type="spellStart"/>
+      <w:r>
+        <w:rPr>
+          <w:lang w:val="en-IN"/>
+        </w:rPr>
+        <w:t>a</w:t>
+      </w:r>
+      <w:proofErr w:type="spellEnd"/>
+      <w:r>
+        <w:rPr>
+          <w:lang w:val="en-IN"/>
+        </w:rPr>
+        <w:br/>
+        <w:t xml:space="preserve">Explanation: NULL </w:t>
+      </w:r>
+      <w:proofErr w:type="spellStart"/>
+      <w:r>
+        <w:rPr>
+          <w:lang w:val="en-IN"/>
+        </w:rPr>
+        <w:t>xor</w:t>
+      </w:r>
+      <w:proofErr w:type="spellEnd"/>
+      <w:r>
+        <w:rPr>
+          <w:lang w:val="en-IN"/>
+        </w:rPr>
+        <w:t xml:space="preserve"> A and B </w:t>
+      </w:r>
+      <w:proofErr w:type="spellStart"/>
+      <w:r>
+        <w:rPr>
+          <w:lang w:val="en-IN"/>
+        </w:rPr>
+        <w:t>xor</w:t>
+      </w:r>
+      <w:proofErr w:type="spellEnd"/>
+      <w:r>
+        <w:rPr>
+          <w:lang w:val="en-IN"/>
+        </w:rPr>
+        <w:t xml:space="preserve"> NULL.</w:t>
+      </w:r>
+    </w:p>
+    <w:p>
+      <w:pPr>
+        <w:rPr>
+          <w:lang w:val="en-IN"/>
+        </w:rPr>
+      </w:pPr>
+      <w:r>
+        <w:rPr>
+          <w:b/>
+          <w:bCs/>
+          <w:lang w:val="en-IN"/>
+        </w:rPr>
+        <w:t>4</w:t>
+      </w:r>
+      <w:r>
+        <w:rPr>
+          <w:b/>
+          <w:bCs/>
+          <w:lang w:val="en-IN"/>
+        </w:rPr>
+        <w:t>1</w:t>
+      </w:r>
+      <w:r>
+        <w:rPr>
+          <w:b/>
+          <w:bCs/>
+          <w:lang w:val="en-IN"/>
+        </w:rPr>
+        <w:t>4. Which of the following is an advantage of XOR list?</w:t>
+      </w:r>
+      <w:r>
+        <w:rPr>
+          <w:b/>
+          <w:bCs/>
+          <w:lang w:val="en-IN"/>
+        </w:rPr>
+        <w:br/>
+      </w:r>
+      <w:r>
+        <w:rPr>
+          <w:lang w:val="en-IN"/>
+        </w:rPr>
+        <w:t>a) Almost of debugging tools cannot follow the XOR chain, making debugging difficult</w:t>
+      </w:r>
+      <w:r>
+        <w:rPr>
+          <w:lang w:val="en-IN"/>
+        </w:rPr>
+        <w:br/>
+        <w:t>b) You need to remember the address of the previously accessed node in order to calculate the next node’s address</w:t>
+      </w:r>
+      <w:r>
+        <w:rPr>
+          <w:lang w:val="en-IN"/>
+        </w:rPr>
+        <w:br/>
+        <w:t>c) In some contexts XOR of pointers is not defined</w:t>
+      </w:r>
+      <w:r>
+        <w:rPr>
+          <w:lang w:val="en-IN"/>
+        </w:rPr>
+        <w:br/>
+        <w:t>d) XOR list decreases the space requirement in doubly linked list</w:t>
+      </w:r>
+    </w:p>
+    <w:p>
+      <w:pPr>
+        <w:rPr>
+          <w:lang w:val="en-IN"/>
+        </w:rPr>
+      </w:pPr>
+      <w:r>
+        <w:rPr>
+          <w:lang w:val="en-IN"/>
+        </w:rPr>
+        <w:t>Answer: d</w:t>
+      </w:r>
+      <w:r>
+        <w:rPr>
+          <w:lang w:val="en-IN"/>
+        </w:rPr>
+        <w:br/>
+        <w:t xml:space="preserve">Explanation: XOR linked list stores the address of previous and next nodes by performing XOR operations. It requires single pointer to store both XOR address of next and previous nodes. </w:t>
+      </w:r>
+      <w:proofErr w:type="gramStart"/>
+      <w:r>
+        <w:rPr>
+          <w:lang w:val="en-IN"/>
+        </w:rPr>
+        <w:t>Thus</w:t>
+      </w:r>
+      <w:proofErr w:type="gramEnd"/>
+      <w:r>
+        <w:rPr>
+          <w:lang w:val="en-IN"/>
+        </w:rPr>
+        <w:t xml:space="preserve"> it reduces space. It is an advantage. But the main disadvantages are debugging tools cannot follow XOR chain, previous node address must be remembered to get next nodes and pointers are not defined accurately.</w:t>
+      </w:r>
+    </w:p>
+    <w:p>
+      <w:pPr>
+        <w:rPr>
+          <w:lang w:val="en-IN"/>
+        </w:rPr>
+      </w:pPr>
+      <w:r>
+        <w:rPr>
+          <w:b/>
+          <w:bCs/>
+          <w:lang w:val="en-IN"/>
+        </w:rPr>
+        <w:t>4</w:t>
+      </w:r>
+      <w:r>
+        <w:rPr>
+          <w:b/>
+          <w:bCs/>
+          <w:lang w:val="en-IN"/>
+        </w:rPr>
+        <w:t>1</w:t>
+      </w:r>
+      <w:r>
+        <w:rPr>
+          <w:b/>
+          <w:bCs/>
+          <w:lang w:val="en-IN"/>
+        </w:rPr>
+        <w:t>5. Which of the following is not the properties of XOR lists?</w:t>
+      </w:r>
+      <w:r>
+        <w:rPr>
+          <w:lang w:val="en-IN"/>
+        </w:rPr>
+        <w:br/>
+        <w:t>a) X</w:t>
+      </w:r>
+      <w:r>
+        <w:rPr>
+          <w:rFonts w:ascii="Cambria Math" w:hAnsi="Cambria Math" w:cs="Cambria Math"/>
+          <w:lang w:val="en-IN"/>
+        </w:rPr>
+        <w:t>⊕</w:t>
+      </w:r>
+      <w:r>
+        <w:rPr>
+          <w:lang w:val="en-IN"/>
+        </w:rPr>
+        <w:t>X = 0</w:t>
+      </w:r>
+      <w:r>
+        <w:rPr>
+          <w:lang w:val="en-IN"/>
+        </w:rPr>
+        <w:br/>
+        <w:t>b) X</w:t>
+      </w:r>
+      <w:r>
+        <w:rPr>
+          <w:rFonts w:ascii="Cambria Math" w:hAnsi="Cambria Math" w:cs="Cambria Math"/>
+          <w:lang w:val="en-IN"/>
+        </w:rPr>
+        <w:t>⊕</w:t>
+      </w:r>
+      <w:r>
+        <w:rPr>
+          <w:lang w:val="en-IN"/>
+        </w:rPr>
+        <w:t>0 = X</w:t>
+      </w:r>
+      <w:r>
+        <w:rPr>
+          <w:lang w:val="en-IN"/>
+        </w:rPr>
+        <w:br/>
+        <w:t>c) (X</w:t>
+      </w:r>
+      <w:r>
+        <w:rPr>
+          <w:rFonts w:ascii="Cambria Math" w:hAnsi="Cambria Math" w:cs="Cambria Math"/>
+          <w:lang w:val="en-IN"/>
+        </w:rPr>
+        <w:t>⊕</w:t>
+      </w:r>
+      <w:proofErr w:type="gramStart"/>
+      <w:r>
+        <w:rPr>
+          <w:lang w:val="en-IN"/>
+        </w:rPr>
+        <w:t>Y)</w:t>
+      </w:r>
+      <w:r>
+        <w:rPr>
+          <w:rFonts w:ascii="Cambria Math" w:hAnsi="Cambria Math" w:cs="Cambria Math"/>
+          <w:lang w:val="en-IN"/>
+        </w:rPr>
+        <w:t>⊕</w:t>
+      </w:r>
+      <w:proofErr w:type="gramEnd"/>
+      <w:r>
+        <w:rPr>
+          <w:lang w:val="en-IN"/>
+        </w:rPr>
+        <w:t>Z = X</w:t>
+      </w:r>
+      <w:r>
+        <w:rPr>
+          <w:rFonts w:ascii="Cambria Math" w:hAnsi="Cambria Math" w:cs="Cambria Math"/>
+          <w:lang w:val="en-IN"/>
+        </w:rPr>
+        <w:t>⊕</w:t>
+      </w:r>
+      <w:r>
+        <w:rPr>
+          <w:lang w:val="en-IN"/>
+        </w:rPr>
+        <w:t>(Y</w:t>
+      </w:r>
+      <w:r>
+        <w:rPr>
+          <w:rFonts w:ascii="Cambria Math" w:hAnsi="Cambria Math" w:cs="Cambria Math"/>
+          <w:lang w:val="en-IN"/>
+        </w:rPr>
+        <w:t>⊕</w:t>
+      </w:r>
+      <w:r>
+        <w:rPr>
+          <w:lang w:val="en-IN"/>
+        </w:rPr>
+        <w:t>Z)</w:t>
+      </w:r>
+      <w:r>
+        <w:rPr>
+          <w:lang w:val="en-IN"/>
+        </w:rPr>
+        <w:br/>
+        <w:t>d) X</w:t>
+      </w:r>
+      <w:r>
+        <w:rPr>
+          <w:rFonts w:ascii="Cambria Math" w:hAnsi="Cambria Math" w:cs="Cambria Math"/>
+          <w:lang w:val="en-IN"/>
+        </w:rPr>
+        <w:t>⊕</w:t>
+      </w:r>
+      <w:r>
+        <w:rPr>
+          <w:lang w:val="en-IN"/>
+        </w:rPr>
+        <w:t>0 = 1</w:t>
+      </w:r>
+    </w:p>
+    <w:p>
+      <w:pPr>
+        <w:rPr>
+          <w:lang w:val="en-IN"/>
+        </w:rPr>
+      </w:pPr>
+      <w:r>
+        <w:rPr>
+          <w:lang w:val="en-IN"/>
+        </w:rPr>
+        <w:t>Answer: d</w:t>
+      </w:r>
+      <w:r>
+        <w:rPr>
+          <w:lang w:val="en-IN"/>
+        </w:rPr>
+        <w:br/>
+        <w:t>Explanation: The important properties of XOR lists are X</w:t>
+      </w:r>
+      <w:r>
+        <w:rPr>
+          <w:rFonts w:ascii="Cambria Math" w:hAnsi="Cambria Math" w:cs="Cambria Math"/>
+          <w:lang w:val="en-IN"/>
+        </w:rPr>
+        <w:t>⊕</w:t>
+      </w:r>
+      <w:r>
+        <w:rPr>
+          <w:lang w:val="en-IN"/>
+        </w:rPr>
+        <w:t>X=0, X</w:t>
+      </w:r>
+      <w:r>
+        <w:rPr>
+          <w:rFonts w:ascii="Cambria Math" w:hAnsi="Cambria Math" w:cs="Cambria Math"/>
+          <w:lang w:val="en-IN"/>
+        </w:rPr>
+        <w:t>⊕</w:t>
+      </w:r>
+      <w:r>
+        <w:rPr>
+          <w:lang w:val="en-IN"/>
+        </w:rPr>
+        <w:t>0=X and (X</w:t>
+      </w:r>
+      <w:r>
+        <w:rPr>
+          <w:rFonts w:ascii="Cambria Math" w:hAnsi="Cambria Math" w:cs="Cambria Math"/>
+          <w:lang w:val="en-IN"/>
+        </w:rPr>
+        <w:t>⊕</w:t>
+      </w:r>
+      <w:proofErr w:type="gramStart"/>
+      <w:r>
+        <w:rPr>
+          <w:lang w:val="en-IN"/>
+        </w:rPr>
+        <w:t>Y)</w:t>
+      </w:r>
+      <w:r>
+        <w:rPr>
+          <w:rFonts w:ascii="Cambria Math" w:hAnsi="Cambria Math" w:cs="Cambria Math"/>
+          <w:lang w:val="en-IN"/>
+        </w:rPr>
+        <w:t>⊕</w:t>
+      </w:r>
+      <w:proofErr w:type="gramEnd"/>
+      <w:r>
+        <w:rPr>
+          <w:lang w:val="en-IN"/>
+        </w:rPr>
+        <w:t>Z = X</w:t>
+      </w:r>
+      <w:r>
+        <w:rPr>
+          <w:rFonts w:ascii="Cambria Math" w:hAnsi="Cambria Math" w:cs="Cambria Math"/>
+          <w:lang w:val="en-IN"/>
+        </w:rPr>
+        <w:t>⊕</w:t>
+      </w:r>
+      <w:r>
+        <w:rPr>
+          <w:lang w:val="en-IN"/>
+        </w:rPr>
+        <w:t>(Y</w:t>
+      </w:r>
+      <w:r>
+        <w:rPr>
+          <w:rFonts w:ascii="Cambria Math" w:hAnsi="Cambria Math" w:cs="Cambria Math"/>
+          <w:lang w:val="en-IN"/>
+        </w:rPr>
+        <w:t>⊕</w:t>
+      </w:r>
+      <w:r>
+        <w:rPr>
+          <w:lang w:val="en-IN"/>
+        </w:rPr>
+        <w:t>Z).</w:t>
+      </w:r>
+    </w:p>
+    <w:p>
+      <w:pPr>
+        <w:rPr>
+          <w:lang w:val="en-IN"/>
+        </w:rPr>
+      </w:pPr>
+      <w:r>
+        <w:rPr>
+          <w:b/>
+          <w:bCs/>
+          <w:lang w:val="en-IN"/>
+        </w:rPr>
+        <w:t>4</w:t>
+      </w:r>
+      <w:r>
+        <w:rPr>
+          <w:b/>
+          <w:bCs/>
+          <w:lang w:val="en-IN"/>
+        </w:rPr>
+        <w:t>1</w:t>
+      </w:r>
+      <w:r>
+        <w:rPr>
+          <w:b/>
+          <w:bCs/>
+          <w:lang w:val="en-IN"/>
+        </w:rPr>
+        <w:t>6. Which of the following statements are true?</w:t>
+      </w:r>
+      <w:r>
+        <w:rPr>
+          <w:b/>
+          <w:bCs/>
+          <w:lang w:val="en-IN"/>
+        </w:rPr>
+        <w:br/>
+      </w:r>
+      <w:proofErr w:type="spellStart"/>
+      <w:r>
+        <w:rPr>
+          <w:b/>
+          <w:bCs/>
+          <w:lang w:val="en-IN"/>
+        </w:rPr>
+        <w:t>i</w:t>
+      </w:r>
+      <w:proofErr w:type="spellEnd"/>
+      <w:r>
+        <w:rPr>
+          <w:b/>
+          <w:bCs/>
+          <w:lang w:val="en-IN"/>
+        </w:rPr>
+        <w:t>) practical application of XOR linked lists are in environments with limited space requirements, such as embedded devices.</w:t>
+      </w:r>
+      <w:r>
+        <w:rPr>
+          <w:b/>
+          <w:bCs/>
+          <w:lang w:val="en-IN"/>
+        </w:rPr>
+        <w:br/>
+        <w:t>ii)</w:t>
+      </w:r>
+      <w:proofErr w:type="spellStart"/>
+      <w:r>
+        <w:rPr>
+          <w:b/>
+          <w:bCs/>
+          <w:lang w:val="en-IN"/>
+        </w:rPr>
+        <w:t>xor</w:t>
+      </w:r>
+      <w:proofErr w:type="spellEnd"/>
+      <w:r>
+        <w:rPr>
+          <w:b/>
+          <w:bCs/>
+          <w:lang w:val="en-IN"/>
+        </w:rPr>
+        <w:t xml:space="preserve"> lists are not suitable because most garbage collectors will fail to work properly with classes or structures that don’t contain literal pointers</w:t>
+      </w:r>
+      <w:r>
+        <w:rPr>
+          <w:b/>
+          <w:bCs/>
+          <w:lang w:val="en-IN"/>
+        </w:rPr>
+        <w:br/>
+        <w:t>iii)in order to calculate the address of the next node you need to remember the address of the previous node</w:t>
+      </w:r>
+      <w:r>
+        <w:rPr>
+          <w:b/>
+          <w:bCs/>
+          <w:lang w:val="en-IN"/>
+        </w:rPr>
+        <w:br/>
+        <w:t>iv)</w:t>
+      </w:r>
+      <w:proofErr w:type="spellStart"/>
+      <w:r>
+        <w:rPr>
+          <w:b/>
+          <w:bCs/>
+          <w:lang w:val="en-IN"/>
+        </w:rPr>
+        <w:t>xor</w:t>
+      </w:r>
+      <w:proofErr w:type="spellEnd"/>
+      <w:r>
+        <w:rPr>
+          <w:b/>
+          <w:bCs/>
+          <w:lang w:val="en-IN"/>
+        </w:rPr>
+        <w:t xml:space="preserve"> lists are much efficient than single, doubly linked lists and arrays</w:t>
+      </w:r>
+      <w:r>
+        <w:rPr>
+          <w:b/>
+          <w:bCs/>
+          <w:lang w:val="en-IN"/>
+        </w:rPr>
+        <w:br/>
+      </w:r>
+      <w:r>
+        <w:rPr>
+          <w:lang w:val="en-IN"/>
+        </w:rPr>
+        <w:t xml:space="preserve">a) </w:t>
+      </w:r>
+      <w:proofErr w:type="spellStart"/>
+      <w:r>
+        <w:rPr>
+          <w:lang w:val="en-IN"/>
+        </w:rPr>
+        <w:t>i</w:t>
+      </w:r>
+      <w:proofErr w:type="spellEnd"/>
+      <w:r>
+        <w:rPr>
+          <w:lang w:val="en-IN"/>
+        </w:rPr>
+        <w:t>, ii, iii, iv</w:t>
+      </w:r>
+      <w:r>
+        <w:rPr>
+          <w:lang w:val="en-IN"/>
+        </w:rPr>
+        <w:br/>
+        <w:t xml:space="preserve">b) </w:t>
+      </w:r>
+      <w:proofErr w:type="spellStart"/>
+      <w:r>
+        <w:rPr>
+          <w:lang w:val="en-IN"/>
+        </w:rPr>
+        <w:t>i</w:t>
+      </w:r>
+      <w:proofErr w:type="spellEnd"/>
+      <w:r>
+        <w:rPr>
+          <w:lang w:val="en-IN"/>
+        </w:rPr>
+        <w:t>, ii, iii</w:t>
+      </w:r>
+      <w:r>
+        <w:rPr>
+          <w:lang w:val="en-IN"/>
+        </w:rPr>
+        <w:br/>
+        <w:t xml:space="preserve">c) </w:t>
+      </w:r>
+      <w:proofErr w:type="spellStart"/>
+      <w:r>
+        <w:rPr>
+          <w:lang w:val="en-IN"/>
+        </w:rPr>
+        <w:t>i</w:t>
+      </w:r>
+      <w:proofErr w:type="spellEnd"/>
+      <w:r>
+        <w:rPr>
+          <w:lang w:val="en-IN"/>
+        </w:rPr>
+        <w:t>, ii</w:t>
+      </w:r>
+      <w:r>
+        <w:rPr>
+          <w:lang w:val="en-IN"/>
+        </w:rPr>
+        <w:br/>
+        <w:t xml:space="preserve">d) </w:t>
+      </w:r>
+      <w:proofErr w:type="spellStart"/>
+      <w:r>
+        <w:rPr>
+          <w:lang w:val="en-IN"/>
+        </w:rPr>
+        <w:t>i</w:t>
+      </w:r>
+      <w:proofErr w:type="spellEnd"/>
+    </w:p>
+    <w:p>
+      <w:pPr>
+        <w:rPr>
+          <w:lang w:val="en-IN"/>
+        </w:rPr>
+      </w:pPr>
+      <w:r>
+        <w:rPr>
+          <w:lang w:val="en-IN"/>
+        </w:rPr>
+        <w:lastRenderedPageBreak/>
+        <w:t>Answer: b</w:t>
+      </w:r>
+      <w:r>
+        <w:rPr>
+          <w:lang w:val="en-IN"/>
+        </w:rPr>
+        <w:br/>
+        <w:t xml:space="preserve">Explanation: </w:t>
+      </w:r>
+      <w:proofErr w:type="spellStart"/>
+      <w:r>
+        <w:rPr>
+          <w:lang w:val="en-IN"/>
+        </w:rPr>
+        <w:t>Xor</w:t>
+      </w:r>
+      <w:proofErr w:type="spellEnd"/>
+      <w:r>
+        <w:rPr>
+          <w:lang w:val="en-IN"/>
+        </w:rPr>
+        <w:t xml:space="preserve"> lists requires same time for most of the operations as arrays would require.</w:t>
+      </w:r>
+    </w:p>
+    <w:p>
+      <w:pPr>
+        <w:rPr>
+          <w:b/>
+          <w:bCs/>
+          <w:lang w:val="en-IN"/>
+        </w:rPr>
+      </w:pPr>
+      <w:r>
+        <w:rPr>
+          <w:b/>
+          <w:bCs/>
+          <w:lang w:val="en-IN"/>
+        </w:rPr>
+        <w:t>4</w:t>
+      </w:r>
+      <w:r>
+        <w:rPr>
+          <w:b/>
+          <w:bCs/>
+          <w:lang w:val="en-IN"/>
+        </w:rPr>
+        <w:t>1</w:t>
+      </w:r>
+      <w:r>
+        <w:rPr>
+          <w:b/>
+          <w:bCs/>
+          <w:lang w:val="en-IN"/>
+        </w:rPr>
+        <w:t xml:space="preserve">7. What’s wrong with this code which returns </w:t>
+      </w:r>
+      <w:proofErr w:type="spellStart"/>
+      <w:r>
+        <w:rPr>
+          <w:b/>
+          <w:bCs/>
+          <w:lang w:val="en-IN"/>
+        </w:rPr>
+        <w:t>xor</w:t>
+      </w:r>
+      <w:proofErr w:type="spellEnd"/>
+      <w:r>
+        <w:rPr>
+          <w:b/>
+          <w:bCs/>
+          <w:lang w:val="en-IN"/>
+        </w:rPr>
+        <w:t xml:space="preserve"> of two nodes </w:t>
+      </w:r>
+      <w:proofErr w:type="gramStart"/>
+      <w:r>
+        <w:rPr>
+          <w:b/>
+          <w:bCs/>
+          <w:lang w:val="en-IN"/>
+        </w:rPr>
+        <w:t>address ?</w:t>
+      </w:r>
+      <w:proofErr w:type="gramEnd"/>
+    </w:p>
+    <w:p>
+      <w:pPr>
+        <w:rPr>
+          <w:b/>
+          <w:bCs/>
+          <w:lang w:val="en-IN"/>
+        </w:rPr>
+      </w:pPr>
+      <w:r>
+        <w:rPr>
+          <w:b/>
+          <w:bCs/>
+          <w:i/>
+          <w:iCs/>
+          <w:lang w:val="en-IN"/>
+        </w:rPr>
+        <w:t xml:space="preserve">//struct is common </w:t>
+      </w:r>
+      <w:proofErr w:type="spellStart"/>
+      <w:r>
+        <w:rPr>
+          <w:b/>
+          <w:bCs/>
+          <w:i/>
+          <w:iCs/>
+          <w:lang w:val="en-IN"/>
+        </w:rPr>
+        <w:t>userdefined</w:t>
+      </w:r>
+      <w:proofErr w:type="spellEnd"/>
+      <w:r>
+        <w:rPr>
+          <w:b/>
+          <w:bCs/>
+          <w:i/>
+          <w:iCs/>
+          <w:lang w:val="en-IN"/>
+        </w:rPr>
+        <w:t xml:space="preserve"> datatype in c/</w:t>
+      </w:r>
+      <w:proofErr w:type="spellStart"/>
+      <w:r>
+        <w:rPr>
+          <w:b/>
+          <w:bCs/>
+          <w:i/>
+          <w:iCs/>
+          <w:lang w:val="en-IN"/>
+        </w:rPr>
+        <w:t>c++</w:t>
+      </w:r>
+      <w:proofErr w:type="spellEnd"/>
+      <w:r>
+        <w:rPr>
+          <w:b/>
+          <w:bCs/>
+          <w:i/>
+          <w:iCs/>
+          <w:lang w:val="en-IN"/>
+        </w:rPr>
+        <w:t xml:space="preserve"> and class is </w:t>
+      </w:r>
+      <w:proofErr w:type="gramStart"/>
+      <w:r>
+        <w:rPr>
+          <w:b/>
+          <w:bCs/>
+          <w:i/>
+          <w:iCs/>
+          <w:lang w:val="en-IN"/>
+        </w:rPr>
+        <w:t>it's</w:t>
+      </w:r>
+      <w:proofErr w:type="gramEnd"/>
+      <w:r>
+        <w:rPr>
+          <w:b/>
+          <w:bCs/>
+          <w:i/>
+          <w:iCs/>
+          <w:lang w:val="en-IN"/>
+        </w:rPr>
+        <w:t xml:space="preserve"> alternative</w:t>
+      </w:r>
+    </w:p>
+    <w:p>
+      <w:pPr>
+        <w:rPr>
+          <w:b/>
+          <w:bCs/>
+          <w:lang w:val="en-IN"/>
+        </w:rPr>
+      </w:pPr>
+      <w:r>
+        <w:rPr>
+          <w:b/>
+          <w:bCs/>
+          <w:lang w:val="en-IN"/>
+        </w:rPr>
+        <w:t> </w:t>
+      </w:r>
+    </w:p>
+    <w:p>
+      <w:pPr>
+        <w:rPr>
+          <w:b/>
+          <w:bCs/>
+          <w:lang w:val="en-IN"/>
+        </w:rPr>
+      </w:pPr>
+      <w:r>
+        <w:rPr>
+          <w:b/>
+          <w:bCs/>
+          <w:lang w:val="en-IN"/>
+        </w:rPr>
+        <w:t>struct node* XOR (struct node *a, struct node *b) {</w:t>
+      </w:r>
+    </w:p>
+    <w:p>
+      <w:pPr>
+        <w:rPr>
+          <w:b/>
+          <w:bCs/>
+          <w:lang w:val="en-IN"/>
+        </w:rPr>
+      </w:pPr>
+      <w:r>
+        <w:rPr>
+          <w:b/>
+          <w:bCs/>
+          <w:lang w:val="en-IN"/>
+        </w:rPr>
+        <w:t xml:space="preserve">    </w:t>
+      </w:r>
+      <w:r>
+        <w:rPr>
+          <w:b/>
+          <w:bCs/>
+          <w:i/>
+          <w:iCs/>
+          <w:lang w:val="en-IN"/>
+        </w:rPr>
+        <w:t xml:space="preserve">//this logic is used to fill the nodes with address of a </w:t>
+      </w:r>
+      <w:proofErr w:type="spellStart"/>
+      <w:r>
+        <w:rPr>
+          <w:b/>
+          <w:bCs/>
+          <w:i/>
+          <w:iCs/>
+          <w:lang w:val="en-IN"/>
+        </w:rPr>
+        <w:t>xor</w:t>
+      </w:r>
+      <w:proofErr w:type="spellEnd"/>
+      <w:r>
+        <w:rPr>
+          <w:b/>
+          <w:bCs/>
+          <w:i/>
+          <w:iCs/>
+          <w:lang w:val="en-IN"/>
+        </w:rPr>
+        <w:t xml:space="preserve"> linked list</w:t>
+      </w:r>
+    </w:p>
+    <w:p>
+      <w:pPr>
+        <w:rPr>
+          <w:b/>
+          <w:bCs/>
+          <w:lang w:val="en-IN"/>
+        </w:rPr>
+      </w:pPr>
+      <w:r>
+        <w:rPr>
+          <w:b/>
+          <w:bCs/>
+          <w:lang w:val="en-IN"/>
+        </w:rPr>
+        <w:t xml:space="preserve">    </w:t>
+      </w:r>
+      <w:proofErr w:type="gramStart"/>
+      <w:r>
+        <w:rPr>
+          <w:b/>
+          <w:bCs/>
+          <w:lang w:val="en-IN"/>
+        </w:rPr>
+        <w:t>return  (</w:t>
+      </w:r>
+      <w:proofErr w:type="gramEnd"/>
+      <w:r>
+        <w:rPr>
+          <w:b/>
+          <w:bCs/>
+          <w:lang w:val="en-IN"/>
+        </w:rPr>
+        <w:t>(int) (a) ^ (int) (b)</w:t>
+      </w:r>
+      <w:proofErr w:type="gramStart"/>
+      <w:r>
+        <w:rPr>
+          <w:b/>
+          <w:bCs/>
+          <w:lang w:val="en-IN"/>
+        </w:rPr>
+        <w:t xml:space="preserve">);   </w:t>
+      </w:r>
+      <w:proofErr w:type="gramEnd"/>
+      <w:r>
+        <w:rPr>
+          <w:b/>
+          <w:bCs/>
+          <w:lang w:val="en-IN"/>
+        </w:rPr>
+        <w:t xml:space="preserve"> </w:t>
+      </w:r>
+      <w:r>
+        <w:rPr>
+          <w:b/>
+          <w:bCs/>
+          <w:lang w:val="en-IN"/>
+        </w:rPr>
+        <w:t>}</w:t>
+      </w:r>
+    </w:p>
+    <w:p>
+      <w:pPr>
+        <w:rPr>
+          <w:lang w:val="en-IN"/>
+        </w:rPr>
+      </w:pPr>
+      <w:r>
+        <w:rPr>
+          <w:lang w:val="en-IN"/>
+        </w:rPr>
+        <w:t>a) nothing wrong. everything is fine</w:t>
+      </w:r>
+      <w:r>
+        <w:rPr>
+          <w:lang w:val="en-IN"/>
+        </w:rPr>
+        <w:br/>
+        <w:t>b) type casting at return is missing</w:t>
+      </w:r>
+      <w:r>
+        <w:rPr>
+          <w:lang w:val="en-IN"/>
+        </w:rPr>
+        <w:br/>
+        <w:t>c) parameters are wrong</w:t>
+      </w:r>
+      <w:r>
+        <w:rPr>
+          <w:lang w:val="en-IN"/>
+        </w:rPr>
+        <w:br/>
+        <w:t>d) total logic is wrong</w:t>
+      </w:r>
+    </w:p>
+    <w:p>
+      <w:pPr>
+        <w:rPr>
+          <w:lang w:val="en-IN"/>
+        </w:rPr>
+      </w:pPr>
+      <w:r>
+        <w:rPr>
+          <w:lang w:val="en-IN"/>
+        </w:rPr>
+        <w:t>Answer: b</w:t>
+      </w:r>
+      <w:r>
+        <w:rPr>
+          <w:lang w:val="en-IN"/>
+        </w:rPr>
+        <w:br/>
+        <w:t>Explanation: It must be typecasted– return (struct node</w:t>
+      </w:r>
+      <w:proofErr w:type="gramStart"/>
+      <w:r>
+        <w:rPr>
+          <w:lang w:val="en-IN"/>
+        </w:rPr>
+        <w:t>*)(</w:t>
+      </w:r>
+      <w:proofErr w:type="gramEnd"/>
+      <w:r>
+        <w:rPr>
+          <w:lang w:val="en-IN"/>
+        </w:rPr>
+        <w:t>(int) (a) (int) (b)</w:t>
+      </w:r>
+      <w:proofErr w:type="gramStart"/>
+      <w:r>
+        <w:rPr>
+          <w:lang w:val="en-IN"/>
+        </w:rPr>
+        <w:t>);</w:t>
+      </w:r>
+      <w:proofErr w:type="gramEnd"/>
+    </w:p>
+    <w:p>
+      <w:pPr>
+        <w:rPr>
+          <w:lang w:val="en-IN"/>
+        </w:rPr>
+      </w:pPr>
+      <w:r>
+        <w:rPr>
+          <w:b/>
+          <w:bCs/>
+          <w:lang w:val="en-IN"/>
+        </w:rPr>
+        <w:t>4</w:t>
+      </w:r>
+      <w:r>
+        <w:rPr>
+          <w:b/>
+          <w:bCs/>
+          <w:lang w:val="en-IN"/>
+        </w:rPr>
+        <w:t>1</w:t>
+      </w:r>
+      <w:r>
+        <w:rPr>
+          <w:b/>
+          <w:bCs/>
+          <w:lang w:val="en-IN"/>
+        </w:rPr>
+        <w:t>8. Given 10,8,6,7,9</w:t>
+      </w:r>
+      <w:r>
+        <w:rPr>
+          <w:b/>
+          <w:bCs/>
+          <w:lang w:val="en-IN"/>
+        </w:rPr>
+        <w:br/>
+        <w:t>swap the above numbers such that finally you got 6,7,8,9,10</w:t>
+      </w:r>
+      <w:r>
+        <w:rPr>
+          <w:b/>
+          <w:bCs/>
+          <w:lang w:val="en-IN"/>
+        </w:rPr>
+        <w:br/>
+        <w:t>so now reverse 10</w:t>
+      </w:r>
+      <w:r>
+        <w:rPr>
+          <w:b/>
+          <w:bCs/>
+          <w:lang w:val="en-IN"/>
+        </w:rPr>
+        <w:br/>
+        <w:t>9,7,6,8,10</w:t>
+      </w:r>
+      <w:r>
+        <w:rPr>
+          <w:b/>
+          <w:bCs/>
+          <w:lang w:val="en-IN"/>
+        </w:rPr>
+        <w:br/>
+        <w:t>now reverse 9</w:t>
+      </w:r>
+      <w:r>
+        <w:rPr>
+          <w:b/>
+          <w:bCs/>
+          <w:lang w:val="en-IN"/>
+        </w:rPr>
+        <w:br/>
+        <w:t>8,6,7,9,10</w:t>
+      </w:r>
+      <w:r>
+        <w:rPr>
+          <w:b/>
+          <w:bCs/>
+          <w:lang w:val="en-IN"/>
+        </w:rPr>
+        <w:br/>
+        <w:t>7,6,8,9,10</w:t>
+      </w:r>
+      <w:r>
+        <w:rPr>
+          <w:b/>
+          <w:bCs/>
+          <w:lang w:val="en-IN"/>
+        </w:rPr>
+        <w:br/>
+        <w:t>6,7,8,9,10</w:t>
+      </w:r>
+      <w:r>
+        <w:rPr>
+          <w:b/>
+          <w:bCs/>
+          <w:lang w:val="en-IN"/>
+        </w:rPr>
+        <w:br/>
+        <w:t>at this point 6 is ahead so no more reversing can be done so stop.</w:t>
+      </w:r>
+      <w:r>
+        <w:rPr>
+          <w:b/>
+          <w:bCs/>
+          <w:lang w:val="en-IN"/>
+        </w:rPr>
+        <w:br/>
+        <w:t xml:space="preserve">To implement above algorithm which </w:t>
+      </w:r>
+      <w:proofErr w:type="spellStart"/>
+      <w:r>
+        <w:rPr>
+          <w:b/>
+          <w:bCs/>
+          <w:lang w:val="en-IN"/>
+        </w:rPr>
+        <w:t>datastructure</w:t>
+      </w:r>
+      <w:proofErr w:type="spellEnd"/>
+      <w:r>
+        <w:rPr>
+          <w:b/>
+          <w:bCs/>
+          <w:lang w:val="en-IN"/>
+        </w:rPr>
+        <w:t xml:space="preserve"> is better and why ?</w:t>
+      </w:r>
+      <w:r>
+        <w:rPr>
+          <w:lang w:val="en-IN"/>
+        </w:rPr>
+        <w:br/>
+        <w:t>a) linked list. because we can swap elements easily</w:t>
+      </w:r>
+      <w:r>
+        <w:rPr>
+          <w:lang w:val="en-IN"/>
+        </w:rPr>
+        <w:br/>
+        <w:t>b) arrays. because we can swap elements easily</w:t>
+      </w:r>
+      <w:r>
+        <w:rPr>
+          <w:lang w:val="en-IN"/>
+        </w:rPr>
+        <w:br/>
+        <w:t xml:space="preserve">c) </w:t>
+      </w:r>
+      <w:proofErr w:type="spellStart"/>
+      <w:r>
+        <w:rPr>
+          <w:lang w:val="en-IN"/>
+        </w:rPr>
+        <w:t>xor</w:t>
+      </w:r>
+      <w:proofErr w:type="spellEnd"/>
+      <w:r>
+        <w:rPr>
+          <w:lang w:val="en-IN"/>
+        </w:rPr>
+        <w:t xml:space="preserve"> linked list. because there is no overhead of pointers and so memory is saved</w:t>
+      </w:r>
+      <w:r>
+        <w:rPr>
+          <w:lang w:val="en-IN"/>
+        </w:rPr>
+        <w:br/>
+        <w:t>d) doubly linked list. because you can traverse back and forth</w:t>
+      </w:r>
+    </w:p>
+    <w:p>
+      <w:pPr>
+        <w:rPr>
+          <w:lang w:val="en-IN"/>
+        </w:rPr>
+      </w:pPr>
+      <w:r>
+        <w:rPr>
+          <w:lang w:val="en-IN"/>
+        </w:rPr>
+        <w:t>Answer: c</w:t>
+      </w:r>
+      <w:r>
+        <w:rPr>
+          <w:lang w:val="en-IN"/>
+        </w:rPr>
+        <w:br/>
+        <w:t>Explanation: XOR linked lists are used to reduce the memory by storing the XOR values of address instead of actual address in pointers.</w:t>
+      </w:r>
+    </w:p>
+    <w:p>
+      <w:pPr>
+        <w:rPr>
+          <w:lang w:val="en-IN"/>
+        </w:rPr>
+      </w:pPr>
+      <w:r>
+        <w:rPr>
+          <w:b/>
+          <w:bCs/>
+          <w:lang w:val="en-IN"/>
+        </w:rPr>
+        <w:t>42</w:t>
+      </w:r>
+      <w:r>
+        <w:rPr>
+          <w:b/>
+          <w:bCs/>
+          <w:lang w:val="en-IN"/>
+        </w:rPr>
+        <w:t>1. Free lists are used in</w:t>
+      </w:r>
+      <w:r>
+        <w:rPr>
+          <w:b/>
+          <w:bCs/>
+          <w:lang w:val="en-IN"/>
+        </w:rPr>
+        <w:br/>
+      </w:r>
+      <w:r>
+        <w:rPr>
+          <w:lang w:val="en-IN"/>
+        </w:rPr>
+        <w:t>a) static memory allocation</w:t>
+      </w:r>
+      <w:r>
+        <w:rPr>
+          <w:lang w:val="en-IN"/>
+        </w:rPr>
+        <w:br/>
+        <w:t>b) dynamic memory allocation</w:t>
+      </w:r>
+      <w:r>
+        <w:rPr>
+          <w:lang w:val="en-IN"/>
+        </w:rPr>
+        <w:br/>
+        <w:t>c) contagious allocations</w:t>
+      </w:r>
+      <w:r>
+        <w:rPr>
+          <w:lang w:val="en-IN"/>
+        </w:rPr>
+        <w:br/>
+        <w:t>d) are used for speeding up linked list operations</w:t>
+      </w:r>
+      <w:r>
+        <w:rPr>
+          <w:lang w:val="en-IN"/>
+        </w:rPr>
+        <w:br/>
+      </w:r>
+    </w:p>
+    <w:p>
+      <w:pPr>
+        <w:rPr>
+          <w:lang w:val="en-IN"/>
+        </w:rPr>
+      </w:pPr>
+      <w:r>
+        <w:rPr>
+          <w:lang w:val="en-IN"/>
+        </w:rPr>
+        <w:lastRenderedPageBreak/>
+        <w:t>Answer: b</w:t>
+      </w:r>
+      <w:r>
+        <w:rPr>
+          <w:lang w:val="en-IN"/>
+        </w:rPr>
+        <w:br/>
+        <w:t>Explanation: Their property is meant for dynamic allocations.</w:t>
+      </w:r>
+    </w:p>
+    <w:p>
+      <w:pPr>
+        <w:rPr>
+          <w:lang w:val="en-IN"/>
+        </w:rPr>
+      </w:pPr>
+      <w:r>
+        <w:rPr>
+          <w:b/>
+          <w:bCs/>
+          <w:lang w:val="en-IN"/>
+        </w:rPr>
+        <w:t>42</w:t>
+      </w:r>
+      <w:r>
+        <w:rPr>
+          <w:b/>
+          <w:bCs/>
+          <w:lang w:val="en-IN"/>
+        </w:rPr>
+        <w:t xml:space="preserve">2. What are implicit and explicit implementations of </w:t>
+      </w:r>
+      <w:proofErr w:type="spellStart"/>
+      <w:r>
+        <w:rPr>
+          <w:b/>
+          <w:bCs/>
+          <w:lang w:val="en-IN"/>
+        </w:rPr>
+        <w:t>freelists</w:t>
+      </w:r>
+      <w:proofErr w:type="spellEnd"/>
+      <w:r>
+        <w:rPr>
+          <w:b/>
+          <w:bCs/>
+          <w:lang w:val="en-IN"/>
+        </w:rPr>
+        <w:t>?</w:t>
+      </w:r>
+      <w:r>
+        <w:rPr>
+          <w:lang w:val="en-IN"/>
+        </w:rPr>
+        <w:br/>
+        <w:t>a) garbage collection and new or malloc operators respectively</w:t>
+      </w:r>
+      <w:r>
+        <w:rPr>
+          <w:lang w:val="en-IN"/>
+        </w:rPr>
+        <w:br/>
+        <w:t>b) new or malloc and garbage collection respectively</w:t>
+      </w:r>
+      <w:r>
+        <w:rPr>
+          <w:lang w:val="en-IN"/>
+        </w:rPr>
+        <w:br/>
+        <w:t xml:space="preserve">c) implicit implementation is not </w:t>
+      </w:r>
+      <w:proofErr w:type="spellStart"/>
+      <w:r>
+        <w:rPr>
+          <w:lang w:val="en-IN"/>
+        </w:rPr>
+        <w:t>favored</w:t>
+      </w:r>
+      <w:proofErr w:type="spellEnd"/>
+      <w:r>
+        <w:rPr>
+          <w:lang w:val="en-IN"/>
+        </w:rPr>
+        <w:br/>
+        <w:t xml:space="preserve">d) explicit implementation is not </w:t>
+      </w:r>
+      <w:proofErr w:type="spellStart"/>
+      <w:r>
+        <w:rPr>
+          <w:lang w:val="en-IN"/>
+        </w:rPr>
+        <w:t>favored</w:t>
+      </w:r>
+      <w:proofErr w:type="spellEnd"/>
+    </w:p>
+    <w:p>
+      <w:pPr>
+        <w:rPr>
+          <w:lang w:val="en-IN"/>
+        </w:rPr>
+      </w:pPr>
+      <w:r>
+        <w:rPr>
+          <w:lang w:val="en-IN"/>
+        </w:rPr>
+        <w:t xml:space="preserve">Answer: </w:t>
+      </w:r>
+      <w:proofErr w:type="spellStart"/>
+      <w:r>
+        <w:rPr>
+          <w:lang w:val="en-IN"/>
+        </w:rPr>
+        <w:t>a</w:t>
+      </w:r>
+      <w:proofErr w:type="spellEnd"/>
+      <w:r>
+        <w:rPr>
+          <w:lang w:val="en-IN"/>
+        </w:rPr>
+        <w:br/>
+        <w:t>Explanation: Gc and new most widely known.</w:t>
+      </w:r>
+    </w:p>
+    <w:p>
+      <w:pPr>
+        <w:rPr>
+          <w:lang w:val="en-IN"/>
+        </w:rPr>
+      </w:pPr>
+      <w:r>
+        <w:rPr>
+          <w:b/>
+          <w:bCs/>
+          <w:lang w:val="en-IN"/>
+        </w:rPr>
+        <w:t>42</w:t>
+      </w:r>
+      <w:r>
+        <w:rPr>
+          <w:b/>
+          <w:bCs/>
+          <w:lang w:val="en-IN"/>
+        </w:rPr>
+        <w:t xml:space="preserve">3. What </w:t>
+      </w:r>
+      <w:proofErr w:type="spellStart"/>
+      <w:r>
+        <w:rPr>
+          <w:b/>
+          <w:bCs/>
+          <w:lang w:val="en-IN"/>
+        </w:rPr>
+        <w:t>datastructures</w:t>
+      </w:r>
+      <w:proofErr w:type="spellEnd"/>
+      <w:r>
+        <w:rPr>
+          <w:b/>
+          <w:bCs/>
+          <w:lang w:val="en-IN"/>
+        </w:rPr>
+        <w:t xml:space="preserve"> can be used in implementing a free list</w:t>
+      </w:r>
+      <w:r>
+        <w:rPr>
+          <w:lang w:val="en-IN"/>
+        </w:rPr>
+        <w:t>?</w:t>
+      </w:r>
+      <w:r>
+        <w:rPr>
+          <w:lang w:val="en-IN"/>
+        </w:rPr>
+        <w:br/>
+        <w:t>a) only linked list</w:t>
+      </w:r>
+      <w:r>
+        <w:rPr>
+          <w:lang w:val="en-IN"/>
+        </w:rPr>
+        <w:br/>
+        <w:t>b) linked list or sort trees</w:t>
+      </w:r>
+      <w:r>
+        <w:rPr>
+          <w:lang w:val="en-IN"/>
+        </w:rPr>
+        <w:br/>
+        <w:t>c) arrays</w:t>
+      </w:r>
+      <w:r>
+        <w:rPr>
+          <w:lang w:val="en-IN"/>
+        </w:rPr>
+        <w:br/>
+        <w:t>d) trees</w:t>
+      </w:r>
+    </w:p>
+    <w:p>
+      <w:pPr>
+        <w:rPr>
+          <w:lang w:val="en-IN"/>
+        </w:rPr>
+      </w:pPr>
+      <w:r>
+        <w:rPr>
+          <w:lang w:val="en-IN"/>
+        </w:rPr>
+        <w:t>Answer: b</w:t>
+      </w:r>
+      <w:r>
+        <w:rPr>
+          <w:lang w:val="en-IN"/>
+        </w:rPr>
+        <w:br/>
+        <w:t xml:space="preserve">Explanation: Sort trees can also be used in </w:t>
+      </w:r>
+      <w:proofErr w:type="spellStart"/>
+      <w:r>
+        <w:rPr>
+          <w:lang w:val="en-IN"/>
+        </w:rPr>
+        <w:t>impelementing</w:t>
+      </w:r>
+      <w:proofErr w:type="spellEnd"/>
+      <w:r>
+        <w:rPr>
+          <w:lang w:val="en-IN"/>
+        </w:rPr>
+        <w:t xml:space="preserve"> free lists which </w:t>
+      </w:r>
+      <w:proofErr w:type="spellStart"/>
+      <w:r>
+        <w:rPr>
+          <w:lang w:val="en-IN"/>
+        </w:rPr>
+        <w:t>remaincomplex</w:t>
+      </w:r>
+      <w:proofErr w:type="spellEnd"/>
+      <w:r>
+        <w:rPr>
+          <w:lang w:val="en-IN"/>
+        </w:rPr>
+        <w:t>.</w:t>
+      </w:r>
+    </w:p>
+    <w:p>
+      <w:pPr>
+        <w:rPr>
+          <w:lang w:val="en-IN"/>
+        </w:rPr>
+      </w:pPr>
+      <w:r>
+        <w:rPr>
+          <w:b/>
+          <w:bCs/>
+          <w:lang w:val="en-IN"/>
+        </w:rPr>
+        <w:t>42</w:t>
+      </w:r>
+      <w:r>
+        <w:rPr>
+          <w:b/>
+          <w:bCs/>
+          <w:lang w:val="en-IN"/>
+        </w:rPr>
+        <w:t>4. What are different ways of implementing free lists and which is simple among them?</w:t>
+      </w:r>
+      <w:r>
+        <w:rPr>
+          <w:lang w:val="en-IN"/>
+        </w:rPr>
+        <w:br/>
+        <w:t>a) best fit, first fit, worst fit, simple-first fit</w:t>
+      </w:r>
+      <w:r>
+        <w:rPr>
+          <w:lang w:val="en-IN"/>
+        </w:rPr>
+        <w:br/>
+        <w:t>b) best fit, first fit, worst fit, simple-best fit</w:t>
+      </w:r>
+      <w:r>
+        <w:rPr>
+          <w:lang w:val="en-IN"/>
+        </w:rPr>
+        <w:br/>
+        <w:t>c) best fit, first fit, worst fit, simple-worst fit</w:t>
+      </w:r>
+      <w:r>
+        <w:rPr>
+          <w:lang w:val="en-IN"/>
+        </w:rPr>
+        <w:br/>
+        <w:t>d) best fit simple-best fit</w:t>
+      </w:r>
+    </w:p>
+    <w:p>
+      <w:pPr>
+        <w:rPr>
+          <w:lang w:val="en-IN"/>
+        </w:rPr>
+      </w:pPr>
+      <w:r>
+        <w:rPr>
+          <w:lang w:val="en-IN"/>
+        </w:rPr>
+        <w:t xml:space="preserve">Answer: </w:t>
+      </w:r>
+      <w:proofErr w:type="spellStart"/>
+      <w:r>
+        <w:rPr>
+          <w:lang w:val="en-IN"/>
+        </w:rPr>
+        <w:t>a</w:t>
+      </w:r>
+      <w:proofErr w:type="spellEnd"/>
+      <w:r>
+        <w:rPr>
+          <w:lang w:val="en-IN"/>
+        </w:rPr>
+        <w:br/>
+        <w:t>Explanation: The</w:t>
+      </w:r>
+      <w:bdo w:val="ltr">
+        <w:r>
+          <w:rPr>
+            <w:lang w:val="en-IN"/>
+          </w:rPr>
+          <w:t xml:space="preserve"> </w:t>
+        </w:r>
+        <w:r>
+          <w:rPr>
+            <w:lang w:val="en-IN"/>
+          </w:rPr>
+          <w:t>‬simplest form of memory management system can be called as first-fit.</w:t>
+        </w:r>
+        <w:bdo w:val="ltr">
+          <w:r>
+            <w:rPr>
+              <w:lang w:val="en-IN"/>
+            </w:rPr>
+            <w:t xml:space="preserve"> </w:t>
+          </w:r>
+          <w:r>
+            <w:rPr>
+              <w:lang w:val="en-IN"/>
+            </w:rPr>
+            <w:t>‬a device or system maintains a single</w:t>
+          </w:r>
+          <w:bdo w:val="ltr">
+            <w:r>
+              <w:rPr>
+                <w:lang w:val="en-IN"/>
+              </w:rPr>
+              <w:t xml:space="preserve"> </w:t>
+            </w:r>
+            <w:r>
+              <w:rPr>
+                <w:lang w:val="en-IN"/>
+              </w:rPr>
+              <w:t>‬list of free memory locations.</w:t>
+            </w:r>
+            <w:bdo w:val="ltr">
+              <w:r>
+                <w:rPr>
+                  <w:lang w:val="en-IN"/>
+                </w:rPr>
+                <w:t xml:space="preserve"> </w:t>
+              </w:r>
+              <w:r>
+                <w:rPr>
+                  <w:lang w:val="en-IN"/>
+                </w:rPr>
+                <w:t>‬When request to memory is sent,</w:t>
+              </w:r>
+              <w:bdo w:val="ltr">
+                <w:r>
+                  <w:rPr>
+                    <w:lang w:val="en-IN"/>
+                  </w:rPr>
+                  <w:t xml:space="preserve"> </w:t>
+                </w:r>
+                <w:r>
+                  <w:rPr>
+                    <w:lang w:val="en-IN"/>
+                  </w:rPr>
+                  <w:t>‬the list is searched and the first block that is large enough is returned.</w:t>
+                </w:r>
+              </w:bdo>
+            </w:bdo>
+          </w:bdo>
+        </w:bdo>
+      </w:bdo>
+    </w:p>
+    <w:p>
+      <w:pPr>
+        <w:rPr>
+          <w:lang w:val="en-IN"/>
+        </w:rPr>
+      </w:pPr>
+      <w:r>
+        <w:rPr>
+          <w:b/>
+          <w:bCs/>
+          <w:lang w:val="en-IN"/>
+        </w:rPr>
+        <w:t>42</w:t>
+      </w:r>
+      <w:r>
+        <w:rPr>
+          <w:b/>
+          <w:bCs/>
+          <w:lang w:val="en-IN"/>
+        </w:rPr>
+        <w:t xml:space="preserve">5. What is buddy memory management of free </w:t>
+      </w:r>
+      <w:proofErr w:type="gramStart"/>
+      <w:r>
+        <w:rPr>
+          <w:b/>
+          <w:bCs/>
+          <w:lang w:val="en-IN"/>
+        </w:rPr>
+        <w:t>lists ?</w:t>
+      </w:r>
+      <w:proofErr w:type="gramEnd"/>
+      <w:r>
+        <w:rPr>
+          <w:b/>
+          <w:bCs/>
+          <w:lang w:val="en-IN"/>
+        </w:rPr>
+        <w:br/>
+      </w:r>
+      <w:r>
+        <w:rPr>
+          <w:lang w:val="en-IN"/>
+        </w:rPr>
+        <w:t>a) modified version of first fit</w:t>
+      </w:r>
+      <w:r>
+        <w:rPr>
+          <w:lang w:val="en-IN"/>
+        </w:rPr>
+        <w:br/>
+        <w:t>b) buddy allocation keeps several</w:t>
+      </w:r>
+      <w:bdo w:val="ltr">
+        <w:r>
+          <w:rPr>
+            <w:lang w:val="en-IN"/>
+          </w:rPr>
+          <w:t xml:space="preserve"> </w:t>
+        </w:r>
+        <w:r>
+          <w:rPr>
+            <w:lang w:val="en-IN"/>
+          </w:rPr>
+          <w:t>‬free lists,</w:t>
+        </w:r>
+        <w:bdo w:val="ltr">
+          <w:r>
+            <w:rPr>
+              <w:lang w:val="en-IN"/>
+            </w:rPr>
+            <w:t xml:space="preserve"> </w:t>
+          </w:r>
+          <w:r>
+            <w:rPr>
+              <w:lang w:val="en-IN"/>
+            </w:rPr>
+            <w:t>‬each one holds blocks which are of one particular size</w:t>
+          </w:r>
+          <w:r>
+            <w:rPr>
+              <w:lang w:val="en-IN"/>
+            </w:rPr>
+            <w:br/>
+            <w:t>c) modified version of best fit</w:t>
+          </w:r>
+          <w:r>
+            <w:rPr>
+              <w:lang w:val="en-IN"/>
+            </w:rPr>
+            <w:br/>
+            <w:t>d) a tree representation of free lists</w:t>
+          </w:r>
+        </w:bdo>
+      </w:bdo>
+    </w:p>
+    <w:p>
+      <w:pPr>
+        <w:rPr>
+          <w:lang w:val="en-IN"/>
+        </w:rPr>
+      </w:pPr>
+      <w:r>
+        <w:rPr>
+          <w:lang w:val="en-IN"/>
+        </w:rPr>
+        <w:t>Answer: b</w:t>
+      </w:r>
+      <w:r>
+        <w:rPr>
+          <w:lang w:val="en-IN"/>
+        </w:rPr>
+        <w:br/>
+        <w:t>Explanation: When an allocation request is received,</w:t>
+      </w:r>
+      <w:bdo w:val="ltr">
+        <w:r>
+          <w:rPr>
+            <w:lang w:val="en-IN"/>
+          </w:rPr>
+          <w:t xml:space="preserve"> </w:t>
+        </w:r>
+        <w:r>
+          <w:rPr>
+            <w:lang w:val="en-IN"/>
+          </w:rPr>
+          <w:t>‬the list that holds blocks that are just large enough to satisfy the request are considered, and an open location is returned.</w:t>
+        </w:r>
+        <w:bdo w:val="ltr">
+          <w:r>
+            <w:rPr>
+              <w:lang w:val="en-IN"/>
+            </w:rPr>
+            <w:t xml:space="preserve"> </w:t>
+          </w:r>
+          <w:r>
+            <w:rPr>
+              <w:lang w:val="en-IN"/>
+            </w:rPr>
+            <w:t>‬If no</w:t>
+          </w:r>
+          <w:bdo w:val="ltr">
+            <w:r>
+              <w:rPr>
+                <w:lang w:val="en-IN"/>
+              </w:rPr>
+              <w:t xml:space="preserve"> </w:t>
+            </w:r>
+            <w:r>
+              <w:rPr>
+                <w:lang w:val="en-IN"/>
+              </w:rPr>
+              <w:t>‬free</w:t>
+            </w:r>
+            <w:bdo w:val="ltr">
+              <w:r>
+                <w:rPr>
+                  <w:lang w:val="en-IN"/>
+                </w:rPr>
+                <w:t xml:space="preserve"> </w:t>
+              </w:r>
+              <w:r>
+                <w:rPr>
+                  <w:lang w:val="en-IN"/>
+                </w:rPr>
+                <w:t>‬blocks that are smaller than two times the size that are requested are available,</w:t>
+              </w:r>
+              <w:bdo w:val="ltr">
+                <w:r>
+                  <w:rPr>
+                    <w:lang w:val="en-IN"/>
+                  </w:rPr>
+                  <w:t xml:space="preserve"> </w:t>
+                </w:r>
+                <w:r>
+                  <w:rPr>
+                    <w:lang w:val="en-IN"/>
+                  </w:rPr>
+                  <w:t>‬a larger block is split in two to satisfy the requirements.</w:t>
+                </w:r>
+              </w:bdo>
+            </w:bdo>
+          </w:bdo>
+        </w:bdo>
+      </w:bdo>
+    </w:p>
+    <w:p>
+      <w:pPr>
+        <w:rPr>
+          <w:lang w:val="en-IN"/>
+        </w:rPr>
+      </w:pPr>
+      <w:r>
+        <w:rPr>
+          <w:b/>
+          <w:bCs/>
+          <w:lang w:val="en-IN"/>
+        </w:rPr>
+        <w:t>42</w:t>
+      </w:r>
+      <w:r>
+        <w:rPr>
+          <w:b/>
+          <w:bCs/>
+          <w:lang w:val="en-IN"/>
+        </w:rPr>
+        <w:t>6. How does implicit free lists(garbage collection) works in adding memory to free list ?</w:t>
+      </w:r>
+      <w:r>
+        <w:rPr>
+          <w:lang w:val="en-IN"/>
+        </w:rPr>
+        <w:br/>
+        <w:t>a) whichever comes last will be added to free list</w:t>
+      </w:r>
+      <w:r>
+        <w:rPr>
+          <w:lang w:val="en-IN"/>
+        </w:rPr>
+        <w:br/>
+        <w:t>b) whichever comes first will be added to free list</w:t>
+      </w:r>
+      <w:r>
+        <w:rPr>
+          <w:lang w:val="en-IN"/>
+        </w:rPr>
+        <w:br/>
+      </w:r>
+      <w:r>
+        <w:rPr>
+          <w:lang w:val="en-IN"/>
+        </w:rPr>
+        <w:lastRenderedPageBreak/>
+        <w:t>c) certain blocks cannot be used if there are no pointers to them and hence they can be freed</w:t>
+      </w:r>
+      <w:r>
+        <w:rPr>
+          <w:lang w:val="en-IN"/>
+        </w:rPr>
+        <w:br/>
+        <w:t>d) makes a probabilistic guess</w:t>
+      </w:r>
+    </w:p>
+    <w:p>
+      <w:pPr>
+        <w:rPr>
+          <w:lang w:val="en-IN"/>
+        </w:rPr>
+      </w:pPr>
+      <w:r>
+        <w:rPr>
+          <w:lang w:val="en-IN"/>
+        </w:rPr>
+        <w:t>Answer: c</w:t>
+      </w:r>
+      <w:r>
+        <w:rPr>
+          <w:lang w:val="en-IN"/>
+        </w:rPr>
+        <w:br/>
+        <w:t>Explanation: When no pointers pointing a block that means it is useless to be in memory.</w:t>
+      </w:r>
+    </w:p>
+    <w:p>
+      <w:pPr>
+        <w:rPr>
+          <w:lang w:val="en-IN"/>
+        </w:rPr>
+      </w:pPr>
+      <w:r>
+        <w:rPr>
+          <w:b/>
+          <w:bCs/>
+          <w:lang w:val="en-IN"/>
+        </w:rPr>
+        <w:t>42</w:t>
+      </w:r>
+      <w:r>
+        <w:rPr>
+          <w:b/>
+          <w:bCs/>
+          <w:lang w:val="en-IN"/>
+        </w:rPr>
+        <w:t>7. What are the disadvantages in implementing buddy system algorithm for free lists?</w:t>
+      </w:r>
+      <w:r>
+        <w:rPr>
+          <w:lang w:val="en-IN"/>
+        </w:rPr>
+        <w:br/>
+        <w:t>a) internal fragmentation</w:t>
+      </w:r>
+      <w:r>
+        <w:rPr>
+          <w:lang w:val="en-IN"/>
+        </w:rPr>
+        <w:br/>
+        <w:t>b) it takes so much space</w:t>
+      </w:r>
+      <w:r>
+        <w:rPr>
+          <w:lang w:val="en-IN"/>
+        </w:rPr>
+        <w:br/>
+        <w:t>c) we no more have the hole lists in order of memory address, so it is difficult to detect if 2 holes remain adjacent in memory and shall be merged into one hole</w:t>
+      </w:r>
+      <w:r>
+        <w:rPr>
+          <w:lang w:val="en-IN"/>
+        </w:rPr>
+        <w:br/>
+        <w:t>d) both a and c are correct</w:t>
+      </w:r>
+    </w:p>
+    <w:p>
+      <w:pPr>
+        <w:rPr>
+          <w:lang w:val="en-IN"/>
+        </w:rPr>
+      </w:pPr>
+      <w:r>
+        <w:rPr>
+          <w:lang w:val="en-IN"/>
+        </w:rPr>
+        <w:t>Answer: d</w:t>
+      </w:r>
+      <w:r>
+        <w:rPr>
+          <w:lang w:val="en-IN"/>
+        </w:rPr>
+        <w:br/>
+        <w:t xml:space="preserve">Explanation: Internal fragmentation is an issue to be </w:t>
+      </w:r>
+      <w:proofErr w:type="gramStart"/>
+      <w:r>
+        <w:rPr>
+          <w:lang w:val="en-IN"/>
+        </w:rPr>
+        <w:t>dealt</w:t>
+      </w:r>
+      <w:proofErr w:type="gramEnd"/>
+      <w:r>
+        <w:rPr>
+          <w:lang w:val="en-IN"/>
+        </w:rPr>
+        <w:t xml:space="preserve"> and it takes so much space.</w:t>
+      </w:r>
+    </w:p>
+    <w:p>
+      <w:pPr>
+        <w:rPr>
+          <w:b/>
+          <w:bCs/>
+          <w:lang w:val="en-IN"/>
+        </w:rPr>
+      </w:pPr>
+      <w:r>
+        <w:rPr>
+          <w:b/>
+          <w:bCs/>
+          <w:lang w:val="en-IN"/>
+        </w:rPr>
+        <w:t>42</w:t>
+      </w:r>
+      <w:r>
+        <w:rPr>
+          <w:b/>
+          <w:bCs/>
+          <w:lang w:val="en-IN"/>
+        </w:rPr>
+        <w:t>8. Assume there is a free list which contains nodes and is filled with a value if it is already assigned and the value will be the size of requested block else will be 0.</w:t>
+      </w:r>
+    </w:p>
+    <w:p>
+      <w:pPr>
+        <w:rPr>
+          <w:lang w:val="en-IN"/>
+        </w:rPr>
+      </w:pPr>
+      <w:r>
+        <w:rPr>
+          <w:lang w:val="en-IN"/>
+        </w:rPr>
+        <w:t xml:space="preserve"> z = </w:t>
+      </w:r>
+      <w:proofErr w:type="spellStart"/>
+      <w:proofErr w:type="gramStart"/>
+      <w:r>
+        <w:rPr>
+          <w:lang w:val="en-IN"/>
+        </w:rPr>
+        <w:t>startpoint</w:t>
+      </w:r>
+      <w:proofErr w:type="spellEnd"/>
+      <w:r>
+        <w:rPr>
+          <w:lang w:val="en-IN"/>
+        </w:rPr>
+        <w:t>;</w:t>
+      </w:r>
+      <w:proofErr w:type="gramEnd"/>
+    </w:p>
+    <w:p>
+      <w:pPr>
+        <w:rPr>
+          <w:lang w:val="en-IN"/>
+        </w:rPr>
+      </w:pPr>
+      <w:r>
+        <w:rPr>
+          <w:lang w:val="en-IN"/>
+        </w:rPr>
+        <w:t xml:space="preserve"> </w:t>
+      </w:r>
+      <w:r>
+        <w:rPr>
+          <w:b/>
+          <w:bCs/>
+          <w:lang w:val="en-IN"/>
+        </w:rPr>
+        <w:t>while</w:t>
+      </w:r>
+      <w:r>
+        <w:rPr>
+          <w:lang w:val="en-IN"/>
+        </w:rPr>
+        <w:t xml:space="preserve"> ((z &lt; end) &amp;&amp;    \\ didn't reach end</w:t>
+      </w:r>
+    </w:p>
+    <w:p>
+      <w:pPr>
+        <w:rPr>
+          <w:lang w:val="en-IN"/>
+        </w:rPr>
+      </w:pPr>
+      <w:r>
+        <w:rPr>
+          <w:lang w:val="en-IN"/>
+        </w:rPr>
+        <w:t xml:space="preserve">   (*z &lt;= </w:t>
+      </w:r>
+      <w:proofErr w:type="spellStart"/>
+      <w:r>
+        <w:rPr>
+          <w:lang w:val="en-IN"/>
+        </w:rPr>
+        <w:t>len</w:t>
+      </w:r>
+      <w:proofErr w:type="spellEnd"/>
+      <w:proofErr w:type="gramStart"/>
+      <w:r>
+        <w:rPr>
+          <w:lang w:val="en-IN"/>
+        </w:rPr>
+        <w:t xml:space="preserve">))   </w:t>
+      </w:r>
+      <w:proofErr w:type="gramEnd"/>
+      <w:r>
+        <w:rPr>
+          <w:lang w:val="en-IN"/>
+        </w:rPr>
+        <w:t xml:space="preserve">       </w:t>
+      </w:r>
+      <w:r>
+        <w:rPr>
+          <w:b/>
+          <w:bCs/>
+          <w:lang w:val="en-IN"/>
+        </w:rPr>
+        <w:t>\\</w:t>
+      </w:r>
+      <w:r>
+        <w:rPr>
+          <w:lang w:val="en-IN"/>
+        </w:rPr>
+        <w:t xml:space="preserve"> too small to satisfy request</w:t>
+      </w:r>
+      <w:r>
+        <w:rPr>
+          <w:lang w:val="en-IN"/>
+        </w:rPr>
+        <w:t xml:space="preserve"> </w:t>
+      </w:r>
+      <w:r>
+        <w:rPr>
+          <w:lang w:val="en-IN"/>
+        </w:rPr>
+        <w:t xml:space="preserve">{           </w:t>
+      </w:r>
+    </w:p>
+    <w:p>
+      <w:pPr>
+        <w:rPr>
+          <w:lang w:val="en-IN"/>
+        </w:rPr>
+      </w:pPr>
+      <w:r>
+        <w:rPr>
+          <w:lang w:val="en-IN"/>
+        </w:rPr>
+        <w:t xml:space="preserve">   assign this </w:t>
+      </w:r>
+      <w:proofErr w:type="gramStart"/>
+      <w:r>
+        <w:rPr>
+          <w:lang w:val="en-IN"/>
+        </w:rPr>
+        <w:t>block</w:t>
+      </w:r>
+      <w:r>
+        <w:rPr>
+          <w:lang w:val="en-IN"/>
+        </w:rPr>
+        <w:t xml:space="preserve"> </w:t>
+      </w:r>
+      <w:r>
+        <w:rPr>
+          <w:lang w:val="en-IN"/>
+        </w:rPr>
+        <w:t xml:space="preserve"> }</w:t>
+      </w:r>
+      <w:proofErr w:type="gramEnd"/>
+    </w:p>
+    <w:p>
+      <w:pPr>
+        <w:rPr>
+          <w:lang w:val="en-IN"/>
+        </w:rPr>
+      </w:pPr>
+      <w:r>
+        <w:rPr>
+          <w:lang w:val="en-IN"/>
+        </w:rPr>
+        <w:t>The above code represents what?</w:t>
+      </w:r>
+      <w:r>
+        <w:rPr>
+          <w:lang w:val="en-IN"/>
+        </w:rPr>
+        <w:br/>
+        <w:t>a) code for first fit</w:t>
+      </w:r>
+      <w:r>
+        <w:rPr>
+          <w:lang w:val="en-IN"/>
+        </w:rPr>
+        <w:br/>
+        <w:t>b) code for best fit</w:t>
+      </w:r>
+      <w:r>
+        <w:rPr>
+          <w:lang w:val="en-IN"/>
+        </w:rPr>
+        <w:br/>
+        <w:t>c) code for worst fit</w:t>
+      </w:r>
+      <w:r>
+        <w:rPr>
+          <w:lang w:val="en-IN"/>
+        </w:rPr>
+        <w:br/>
+        <w:t>d) none of the mentioned</w:t>
+      </w:r>
+    </w:p>
+    <w:p>
+      <w:pPr>
+        <w:rPr>
+          <w:lang w:val="en-IN"/>
+        </w:rPr>
+      </w:pPr>
+      <w:r>
+        <w:rPr>
+          <w:lang w:val="en-IN"/>
+        </w:rPr>
+        <w:t xml:space="preserve">Answer: </w:t>
+      </w:r>
+      <w:proofErr w:type="spellStart"/>
+      <w:r>
+        <w:rPr>
+          <w:lang w:val="en-IN"/>
+        </w:rPr>
+        <w:t>a</w:t>
+      </w:r>
+      <w:proofErr w:type="spellEnd"/>
+      <w:r>
+        <w:rPr>
+          <w:lang w:val="en-IN"/>
+        </w:rPr>
+        <w:br/>
+        <w:t xml:space="preserve">Explanation: As z is start point and now from </w:t>
+      </w:r>
+      <w:proofErr w:type="gramStart"/>
+      <w:r>
+        <w:rPr>
+          <w:lang w:val="en-IN"/>
+        </w:rPr>
+        <w:t>beginning</w:t>
+      </w:r>
+      <w:proofErr w:type="gramEnd"/>
+      <w:r>
+        <w:rPr>
+          <w:lang w:val="en-IN"/>
+        </w:rPr>
+        <w:t xml:space="preserve"> we are moving and checking if we reached end and then checking size naively assigning the first block which is bigger than required size hence it is first fit.</w:t>
+      </w:r>
+    </w:p>
+    <w:p>
+      <w:pPr>
+        <w:rPr>
+          <w:lang w:val="en-IN"/>
+        </w:rPr>
+      </w:pPr>
+      <w:r>
+        <w:rPr>
+          <w:b/>
+          <w:bCs/>
+          <w:lang w:val="en-IN"/>
+        </w:rPr>
+        <w:t>42</w:t>
+      </w:r>
+      <w:r>
+        <w:rPr>
+          <w:b/>
+          <w:bCs/>
+          <w:lang w:val="en-IN"/>
+        </w:rPr>
+        <w:t>9. How are free blocks linked together mostly and in what addressing order?</w:t>
+      </w:r>
+      <w:r>
+        <w:rPr>
+          <w:b/>
+          <w:bCs/>
+          <w:lang w:val="en-IN"/>
+        </w:rPr>
+        <w:br/>
+      </w:r>
+      <w:r>
+        <w:rPr>
+          <w:lang w:val="en-IN"/>
+        </w:rPr>
+        <w:t>a) circular linked list and increasing addressing order</w:t>
+      </w:r>
+      <w:r>
+        <w:rPr>
+          <w:lang w:val="en-IN"/>
+        </w:rPr>
+        <w:br/>
+        <w:t>b) linked list and decreasing addressing order</w:t>
+      </w:r>
+      <w:r>
+        <w:rPr>
+          <w:lang w:val="en-IN"/>
+        </w:rPr>
+        <w:br/>
+        <w:t>c) linked list and in no addressing order</w:t>
+      </w:r>
+      <w:r>
+        <w:rPr>
+          <w:lang w:val="en-IN"/>
+        </w:rPr>
+        <w:br/>
+        <w:t>d) none of the mentioned</w:t>
+      </w:r>
+    </w:p>
+    <w:p>
+      <w:pPr>
+        <w:rPr>
+          <w:lang w:val="en-IN"/>
+        </w:rPr>
+      </w:pPr>
+      <w:r>
+        <w:rPr>
+          <w:lang w:val="en-IN"/>
+        </w:rPr>
+        <w:t xml:space="preserve">Answer: </w:t>
+      </w:r>
+      <w:proofErr w:type="spellStart"/>
+      <w:r>
+        <w:rPr>
+          <w:lang w:val="en-IN"/>
+        </w:rPr>
+        <w:t>a</w:t>
+      </w:r>
+      <w:proofErr w:type="spellEnd"/>
+      <w:r>
+        <w:rPr>
+          <w:lang w:val="en-IN"/>
+        </w:rPr>
+        <w:br/>
+        <w:t xml:space="preserve">Explanation: A common way is circular linked list and address are arranged in increasing order because merging would be easier which is </w:t>
+      </w:r>
+      <w:proofErr w:type="gramStart"/>
+      <w:r>
+        <w:rPr>
+          <w:lang w:val="en-IN"/>
+        </w:rPr>
+        <w:t>actually a</w:t>
+      </w:r>
+      <w:proofErr w:type="gramEnd"/>
+      <w:r>
+        <w:rPr>
+          <w:lang w:val="en-IN"/>
+        </w:rPr>
+        <w:t xml:space="preserve"> problem in buddy memory allocation.</w:t>
+      </w:r>
+    </w:p>
+    <w:p>
+      <w:pPr>
+        <w:rPr>
+          <w:lang w:val="en-IN"/>
+        </w:rPr>
+      </w:pPr>
+      <w:r>
+        <w:rPr>
+          <w:b/>
+          <w:bCs/>
+          <w:lang w:val="en-IN"/>
+        </w:rPr>
+        <w:t>43</w:t>
+      </w:r>
+      <w:r>
+        <w:rPr>
+          <w:b/>
+          <w:bCs/>
+          <w:lang w:val="en-IN"/>
+        </w:rPr>
+        <w:t>0. Accessing free list very frequently for wide range of addresses can lead to</w:t>
+      </w:r>
+      <w:r>
+        <w:rPr>
+          <w:b/>
+          <w:bCs/>
+          <w:lang w:val="en-IN"/>
+        </w:rPr>
+        <w:br/>
+      </w:r>
+      <w:r>
+        <w:rPr>
+          <w:lang w:val="en-IN"/>
+        </w:rPr>
+        <w:t>a) paging</w:t>
+      </w:r>
+      <w:r>
+        <w:rPr>
+          <w:lang w:val="en-IN"/>
+        </w:rPr>
+        <w:br/>
+      </w:r>
+      <w:r>
+        <w:rPr>
+          <w:lang w:val="en-IN"/>
+        </w:rPr>
+        <w:lastRenderedPageBreak/>
+        <w:t>b) segmentation fault</w:t>
+      </w:r>
+      <w:r>
+        <w:rPr>
+          <w:lang w:val="en-IN"/>
+        </w:rPr>
+        <w:br/>
+        <w:t>c) memory errors</w:t>
+      </w:r>
+      <w:r>
+        <w:rPr>
+          <w:lang w:val="en-IN"/>
+        </w:rPr>
+        <w:br/>
+        <w:t>d) cache problems</w:t>
+      </w:r>
+    </w:p>
+    <w:p>
+      <w:pPr>
+        <w:rPr>
+          <w:lang w:val="en-IN"/>
+        </w:rPr>
+      </w:pPr>
+      <w:r>
+        <w:rPr>
+          <w:lang w:val="en-IN"/>
+        </w:rPr>
+        <w:t xml:space="preserve">Answer: </w:t>
+      </w:r>
+      <w:proofErr w:type="spellStart"/>
+      <w:r>
+        <w:rPr>
+          <w:lang w:val="en-IN"/>
+        </w:rPr>
+        <w:t>a</w:t>
+      </w:r>
+      <w:proofErr w:type="spellEnd"/>
+      <w:r>
+        <w:rPr>
+          <w:lang w:val="en-IN"/>
+        </w:rPr>
+        <w:br/>
+        <w:t>Explanation: Paging in/out of disk will be caused.</w:t>
+      </w:r>
+    </w:p>
+    <w:p>
+      <w:pPr>
+        <w:rPr>
+          <w:lang w:val="en-IN"/>
+        </w:rPr>
+      </w:pPr>
+      <w:r>
+        <w:rPr>
+          <w:b/>
+          <w:bCs/>
+          <w:lang w:val="en-IN"/>
+        </w:rPr>
+        <w:t>43</w:t>
+      </w:r>
+      <w:r>
+        <w:rPr>
+          <w:b/>
+          <w:bCs/>
+          <w:lang w:val="en-IN"/>
+        </w:rPr>
+        <w:t xml:space="preserve">1. Where does a triply linked list </w:t>
+      </w:r>
+      <w:proofErr w:type="gramStart"/>
+      <w:r>
+        <w:rPr>
+          <w:b/>
+          <w:bCs/>
+          <w:lang w:val="en-IN"/>
+        </w:rPr>
+        <w:t>contains</w:t>
+      </w:r>
+      <w:proofErr w:type="gramEnd"/>
+      <w:r>
+        <w:rPr>
+          <w:b/>
+          <w:bCs/>
+          <w:lang w:val="en-IN"/>
+        </w:rPr>
+        <w:t xml:space="preserve"> an extra pointer in comparison to a doubly linked list?</w:t>
+      </w:r>
+      <w:r>
+        <w:rPr>
+          <w:lang w:val="en-IN"/>
+        </w:rPr>
+        <w:br/>
+        <w:t>a) Top of the node</w:t>
+      </w:r>
+      <w:r>
+        <w:rPr>
+          <w:lang w:val="en-IN"/>
+        </w:rPr>
+        <w:br/>
+        <w:t>b) Bottom of the node</w:t>
+      </w:r>
+      <w:r>
+        <w:rPr>
+          <w:lang w:val="en-IN"/>
+        </w:rPr>
+        <w:br/>
+        <w:t>c) Before the node</w:t>
+      </w:r>
+      <w:r>
+        <w:rPr>
+          <w:lang w:val="en-IN"/>
+        </w:rPr>
+        <w:br/>
+        <w:t>d) After the node</w:t>
+      </w:r>
+    </w:p>
+    <w:p>
+      <w:pPr>
+        <w:rPr>
+          <w:lang w:val="en-IN"/>
+        </w:rPr>
+      </w:pPr>
+      <w:r>
+        <w:rPr>
+          <w:lang w:val="en-IN"/>
+        </w:rPr>
+        <w:t xml:space="preserve">Answer: </w:t>
+      </w:r>
+      <w:proofErr w:type="spellStart"/>
+      <w:r>
+        <w:rPr>
+          <w:lang w:val="en-IN"/>
+        </w:rPr>
+        <w:t>a</w:t>
+      </w:r>
+      <w:proofErr w:type="spellEnd"/>
+      <w:r>
+        <w:rPr>
+          <w:lang w:val="en-IN"/>
+        </w:rPr>
+        <w:br/>
+        <w:t>Explanation: Doubly linked list contains a previous and a next pointer, but along with that, a triply linked list also contains an extra pointer at the top of the node, called a top pointer. The value of the top pointer is initialized to null.</w:t>
+      </w:r>
+    </w:p>
+    <w:p>
+      <w:pPr>
+        <w:rPr>
+          <w:lang w:val="en-IN"/>
+        </w:rPr>
+      </w:pPr>
+      <w:r>
+        <w:rPr>
+          <w:b/>
+          <w:bCs/>
+          <w:lang w:val="en-IN"/>
+        </w:rPr>
+        <w:t>43</w:t>
+      </w:r>
+      <w:r>
+        <w:rPr>
+          <w:b/>
+          <w:bCs/>
+          <w:lang w:val="en-IN"/>
+        </w:rPr>
+        <w:t>2. For which of the following purpose a top pointer can be used?</w:t>
+      </w:r>
+      <w:r>
+        <w:rPr>
+          <w:b/>
+          <w:bCs/>
+          <w:lang w:val="en-IN"/>
+        </w:rPr>
+        <w:br/>
+      </w:r>
+      <w:r>
+        <w:rPr>
+          <w:lang w:val="en-IN"/>
+        </w:rPr>
+        <w:t>a) Storing the address of the head pointer</w:t>
+      </w:r>
+      <w:r>
+        <w:rPr>
+          <w:lang w:val="en-IN"/>
+        </w:rPr>
+        <w:br/>
+        <w:t>b) Storing the address of the previous node</w:t>
+      </w:r>
+      <w:r>
+        <w:rPr>
+          <w:lang w:val="en-IN"/>
+        </w:rPr>
+        <w:br/>
+        <w:t>c) Storing the address of the next node</w:t>
+      </w:r>
+      <w:r>
+        <w:rPr>
+          <w:lang w:val="en-IN"/>
+        </w:rPr>
+        <w:br/>
+        <w:t>d) Storing equal values on the same level</w:t>
+      </w:r>
+    </w:p>
+    <w:p>
+      <w:pPr>
+        <w:rPr>
+          <w:lang w:val="en-IN"/>
+        </w:rPr>
+      </w:pPr>
+      <w:r>
+        <w:rPr>
+          <w:lang w:val="en-IN"/>
+        </w:rPr>
+        <w:t>Answer: d</w:t>
+      </w:r>
+      <w:r>
+        <w:rPr>
+          <w:lang w:val="en-IN"/>
+        </w:rPr>
+        <w:br/>
+        <w:t>Explanation: The extra pointer in a triply linked list called as a top pointer can be used to store equal values on the same level. If we insert the nodes in the linked list in sorted order, we can store all the equal elements in such a way that they will be on the same level. Hence, they can be accessed by the top pointer.</w:t>
+      </w:r>
+    </w:p>
+    <w:p>
+      <w:pPr>
+        <w:rPr>
+          <w:lang w:val="en-IN"/>
+        </w:rPr>
+      </w:pPr>
+      <w:r>
+        <w:rPr>
+          <w:b/>
+          <w:bCs/>
+          <w:lang w:val="en-IN"/>
+        </w:rPr>
+        <w:t>43</w:t>
+      </w:r>
+      <w:r>
+        <w:rPr>
+          <w:b/>
+          <w:bCs/>
+          <w:lang w:val="en-IN"/>
+        </w:rPr>
+        <w:t>3. Which of the following is a typical declaration of a triply linked list in C?</w:t>
+      </w:r>
+      <w:r>
+        <w:rPr>
+          <w:lang w:val="en-IN"/>
+        </w:rPr>
+        <w:br/>
+        <w:t>a)</w:t>
+      </w:r>
+      <w:r>
+        <w:rPr>
+          <w:lang w:val="en-IN"/>
+        </w:rPr>
+        <w:t xml:space="preserve"> </w:t>
+      </w:r>
+      <w:r>
+        <w:rPr>
+          <w:lang w:val="en-IN"/>
+        </w:rPr>
+        <w:t xml:space="preserve">struct </w:t>
+      </w:r>
+      <w:proofErr w:type="gramStart"/>
+      <w:r>
+        <w:rPr>
+          <w:lang w:val="en-IN"/>
+        </w:rPr>
+        <w:t xml:space="preserve">node </w:t>
+      </w:r>
+      <w:r>
+        <w:rPr>
+          <w:lang w:val="en-IN"/>
+        </w:rPr>
+        <w:t xml:space="preserve"> </w:t>
+      </w:r>
+      <w:r>
+        <w:rPr>
+          <w:lang w:val="en-IN"/>
+        </w:rPr>
+        <w:t>{</w:t>
+      </w:r>
+      <w:proofErr w:type="gramEnd"/>
+    </w:p>
+    <w:p>
+      <w:pPr>
+        <w:rPr>
+          <w:lang w:val="en-IN"/>
+        </w:rPr>
+      </w:pPr>
+      <w:r>
+        <w:rPr>
+          <w:lang w:val="en-IN"/>
+        </w:rPr>
+        <w:t xml:space="preserve">    int </w:t>
+      </w:r>
+      <w:proofErr w:type="gramStart"/>
+      <w:r>
+        <w:rPr>
+          <w:lang w:val="en-IN"/>
+        </w:rPr>
+        <w:t>data;</w:t>
+      </w:r>
+      <w:proofErr w:type="gramEnd"/>
+      <w:r>
+        <w:rPr>
+          <w:lang w:val="en-IN"/>
+        </w:rPr>
+        <w:t xml:space="preserve">                            </w:t>
+      </w:r>
+    </w:p>
+    <w:p>
+      <w:pPr>
+        <w:rPr>
+          <w:lang w:val="en-IN"/>
+        </w:rPr>
+      </w:pPr>
+      <w:r>
+        <w:rPr>
+          <w:lang w:val="en-IN"/>
+        </w:rPr>
+        <w:t xml:space="preserve">    struct node *</w:t>
+      </w:r>
+      <w:proofErr w:type="gramStart"/>
+      <w:r>
+        <w:rPr>
+          <w:lang w:val="en-IN"/>
+        </w:rPr>
+        <w:t>previous;</w:t>
+      </w:r>
+      <w:proofErr w:type="gramEnd"/>
+      <w:r>
+        <w:rPr>
+          <w:lang w:val="en-IN"/>
+        </w:rPr>
+        <w:t xml:space="preserve"> </w:t>
+      </w:r>
+    </w:p>
+    <w:p>
+      <w:pPr>
+        <w:rPr>
+          <w:lang w:val="en-IN"/>
+        </w:rPr>
+      </w:pPr>
+      <w:r>
+        <w:rPr>
+          <w:lang w:val="en-IN"/>
+        </w:rPr>
+        <w:t xml:space="preserve">    struct node *top</w:t>
+      </w:r>
+      <w:proofErr w:type="gramStart"/>
+      <w:r>
+        <w:rPr>
+          <w:lang w:val="en-IN"/>
+        </w:rPr>
+        <w:t>;</w:t>
+      </w:r>
+      <w:r>
+        <w:rPr>
+          <w:lang w:val="en-IN"/>
+        </w:rPr>
+        <w:t xml:space="preserve"> </w:t>
+      </w:r>
+      <w:r>
+        <w:rPr>
+          <w:lang w:val="en-IN"/>
+        </w:rPr>
+        <w:t>}</w:t>
+      </w:r>
+      <w:proofErr w:type="gramEnd"/>
+      <w:r>
+        <w:rPr>
+          <w:lang w:val="en-IN"/>
+        </w:rPr>
+        <w:t>;</w:t>
+      </w:r>
+    </w:p>
+    <w:p>
+      <w:pPr>
+        <w:rPr>
+          <w:lang w:val="en-IN"/>
+        </w:rPr>
+      </w:pPr>
+      <w:r>
+        <w:rPr>
+          <w:lang w:val="en-IN"/>
+        </w:rPr>
+        <w:t>b)</w:t>
+      </w:r>
+      <w:r>
+        <w:rPr>
+          <w:lang w:val="en-IN"/>
+        </w:rPr>
+        <w:t xml:space="preserve"> </w:t>
+      </w:r>
+      <w:r>
+        <w:rPr>
+          <w:lang w:val="en-IN"/>
+        </w:rPr>
+        <w:t>struct node {</w:t>
+      </w:r>
+    </w:p>
+    <w:p>
+      <w:pPr>
+        <w:rPr>
+          <w:lang w:val="en-IN"/>
+        </w:rPr>
+      </w:pPr>
+      <w:r>
+        <w:rPr>
+          <w:lang w:val="en-IN"/>
+        </w:rPr>
+        <w:t xml:space="preserve">    int </w:t>
+      </w:r>
+      <w:proofErr w:type="gramStart"/>
+      <w:r>
+        <w:rPr>
+          <w:lang w:val="en-IN"/>
+        </w:rPr>
+        <w:t>data;</w:t>
+      </w:r>
+      <w:proofErr w:type="gramEnd"/>
+    </w:p>
+    <w:p>
+      <w:pPr>
+        <w:rPr>
+          <w:lang w:val="en-IN"/>
+        </w:rPr>
+      </w:pPr>
+      <w:r>
+        <w:rPr>
+          <w:lang w:val="en-IN"/>
+        </w:rPr>
+        <w:t xml:space="preserve">    struct node *</w:t>
+      </w:r>
+      <w:proofErr w:type="gramStart"/>
+      <w:r>
+        <w:rPr>
+          <w:lang w:val="en-IN"/>
+        </w:rPr>
+        <w:t>next;</w:t>
+      </w:r>
+      <w:proofErr w:type="gramEnd"/>
+      <w:r>
+        <w:rPr>
+          <w:lang w:val="en-IN"/>
+        </w:rPr>
+        <w:t xml:space="preserve"> </w:t>
+      </w:r>
+    </w:p>
+    <w:p>
+      <w:pPr>
+        <w:rPr>
+          <w:lang w:val="en-IN"/>
+        </w:rPr>
+      </w:pPr>
+      <w:r>
+        <w:rPr>
+          <w:lang w:val="en-IN"/>
+        </w:rPr>
+        <w:t xml:space="preserve">    struct node *top</w:t>
+      </w:r>
+      <w:proofErr w:type="gramStart"/>
+      <w:r>
+        <w:rPr>
+          <w:lang w:val="en-IN"/>
+        </w:rPr>
+        <w:t>;</w:t>
+      </w:r>
+      <w:r>
+        <w:rPr>
+          <w:lang w:val="en-IN"/>
+        </w:rPr>
+        <w:t xml:space="preserve"> </w:t>
+      </w:r>
+      <w:r>
+        <w:rPr>
+          <w:lang w:val="en-IN"/>
+        </w:rPr>
+        <w:t>}</w:t>
+      </w:r>
+      <w:proofErr w:type="gramEnd"/>
+      <w:r>
+        <w:rPr>
+          <w:lang w:val="en-IN"/>
+        </w:rPr>
+        <w:t>;</w:t>
+      </w:r>
+    </w:p>
+    <w:p>
+      <w:pPr>
+        <w:rPr>
+          <w:lang w:val="en-IN"/>
+        </w:rPr>
+      </w:pPr>
+      <w:r>
+        <w:rPr>
+          <w:lang w:val="en-IN"/>
+        </w:rPr>
+        <w:t>c)</w:t>
+      </w:r>
+      <w:r>
+        <w:rPr>
+          <w:lang w:val="en-IN"/>
+        </w:rPr>
+        <w:t xml:space="preserve"> </w:t>
+      </w:r>
+      <w:r>
+        <w:rPr>
+          <w:lang w:val="en-IN"/>
+        </w:rPr>
+        <w:t xml:space="preserve">struct </w:t>
+      </w:r>
+      <w:proofErr w:type="gramStart"/>
+      <w:r>
+        <w:rPr>
+          <w:lang w:val="en-IN"/>
+        </w:rPr>
+        <w:t xml:space="preserve">node </w:t>
+      </w:r>
+      <w:r>
+        <w:rPr>
+          <w:lang w:val="en-IN"/>
+        </w:rPr>
+        <w:t xml:space="preserve"> </w:t>
+      </w:r>
+      <w:r>
+        <w:rPr>
+          <w:lang w:val="en-IN"/>
+        </w:rPr>
+        <w:t>{</w:t>
+      </w:r>
+      <w:proofErr w:type="gramEnd"/>
+    </w:p>
+    <w:p>
+      <w:pPr>
+        <w:rPr>
+          <w:lang w:val="en-IN"/>
+        </w:rPr>
+      </w:pPr>
+      <w:r>
+        <w:rPr>
+          <w:lang w:val="en-IN"/>
+        </w:rPr>
+        <w:t xml:space="preserve">    int </w:t>
+      </w:r>
+      <w:proofErr w:type="gramStart"/>
+      <w:r>
+        <w:rPr>
+          <w:lang w:val="en-IN"/>
+        </w:rPr>
+        <w:t>data;</w:t>
+      </w:r>
+      <w:proofErr w:type="gramEnd"/>
+      <w:r>
+        <w:rPr>
+          <w:lang w:val="en-IN"/>
+        </w:rPr>
+        <w:t xml:space="preserve"> </w:t>
+      </w:r>
+    </w:p>
+    <w:p>
+      <w:pPr>
+        <w:rPr>
+          <w:lang w:val="en-IN"/>
+        </w:rPr>
+      </w:pPr>
+      <w:r>
+        <w:rPr>
+          <w:lang w:val="en-IN"/>
+        </w:rPr>
+        <w:lastRenderedPageBreak/>
+        <w:t xml:space="preserve">    struct node *</w:t>
+      </w:r>
+      <w:proofErr w:type="gramStart"/>
+      <w:r>
+        <w:rPr>
+          <w:lang w:val="en-IN"/>
+        </w:rPr>
+        <w:t>next;</w:t>
+      </w:r>
+      <w:proofErr w:type="gramEnd"/>
+      <w:r>
+        <w:rPr>
+          <w:lang w:val="en-IN"/>
+        </w:rPr>
+        <w:t xml:space="preserve"> </w:t>
+      </w:r>
+    </w:p>
+    <w:p>
+      <w:pPr>
+        <w:rPr>
+          <w:lang w:val="en-IN"/>
+        </w:rPr>
+      </w:pPr>
+      <w:r>
+        <w:rPr>
+          <w:lang w:val="en-IN"/>
+        </w:rPr>
+        <w:t xml:space="preserve">    struct node *</w:t>
+      </w:r>
+      <w:proofErr w:type="gramStart"/>
+      <w:r>
+        <w:rPr>
+          <w:lang w:val="en-IN"/>
+        </w:rPr>
+        <w:t>previous;</w:t>
+      </w:r>
+      <w:proofErr w:type="gramEnd"/>
+    </w:p>
+    <w:p>
+      <w:pPr>
+        <w:rPr>
+          <w:lang w:val="en-IN"/>
+        </w:rPr>
+      </w:pPr>
+      <w:r>
+        <w:rPr>
+          <w:lang w:val="en-IN"/>
+        </w:rPr>
+        <w:t xml:space="preserve">    struct node *top</w:t>
+      </w:r>
+      <w:proofErr w:type="gramStart"/>
+      <w:r>
+        <w:rPr>
+          <w:lang w:val="en-IN"/>
+        </w:rPr>
+        <w:t>;</w:t>
+      </w:r>
+      <w:r>
+        <w:rPr>
+          <w:lang w:val="en-IN"/>
+        </w:rPr>
+        <w:t xml:space="preserve"> </w:t>
+      </w:r>
+      <w:r>
+        <w:rPr>
+          <w:lang w:val="en-IN"/>
+        </w:rPr>
+        <w:t>}</w:t>
+      </w:r>
+      <w:proofErr w:type="gramEnd"/>
+      <w:r>
+        <w:rPr>
+          <w:lang w:val="en-IN"/>
+        </w:rPr>
+        <w:t>;</w:t>
+      </w:r>
+    </w:p>
+    <w:p>
+      <w:pPr>
+        <w:rPr>
+          <w:lang w:val="en-IN"/>
+        </w:rPr>
+      </w:pPr>
+      <w:r>
+        <w:rPr>
+          <w:lang w:val="en-IN"/>
+        </w:rPr>
+        <w:t>d)</w:t>
+      </w:r>
+      <w:r>
+        <w:rPr>
+          <w:lang w:val="en-IN"/>
+        </w:rPr>
+        <w:t xml:space="preserve"> </w:t>
+      </w:r>
+      <w:r>
+        <w:rPr>
+          <w:lang w:val="en-IN"/>
+        </w:rPr>
+        <w:t xml:space="preserve">struct </w:t>
+      </w:r>
+      <w:proofErr w:type="gramStart"/>
+      <w:r>
+        <w:rPr>
+          <w:lang w:val="en-IN"/>
+        </w:rPr>
+        <w:t xml:space="preserve">node </w:t>
+      </w:r>
+      <w:r>
+        <w:rPr>
+          <w:lang w:val="en-IN"/>
+        </w:rPr>
+        <w:t xml:space="preserve"> </w:t>
+      </w:r>
+      <w:r>
+        <w:rPr>
+          <w:lang w:val="en-IN"/>
+        </w:rPr>
+        <w:t>{</w:t>
+      </w:r>
+      <w:proofErr w:type="gramEnd"/>
+    </w:p>
+    <w:p>
+      <w:pPr>
+        <w:rPr>
+          <w:lang w:val="en-IN"/>
+        </w:rPr>
+      </w:pPr>
+      <w:r>
+        <w:rPr>
+          <w:lang w:val="en-IN"/>
+        </w:rPr>
+        <w:t xml:space="preserve">    int </w:t>
+      </w:r>
+      <w:proofErr w:type="gramStart"/>
+      <w:r>
+        <w:rPr>
+          <w:lang w:val="en-IN"/>
+        </w:rPr>
+        <w:t>data;</w:t>
+      </w:r>
+      <w:proofErr w:type="gramEnd"/>
+      <w:r>
+        <w:rPr>
+          <w:lang w:val="en-IN"/>
+        </w:rPr>
+        <w:t xml:space="preserve">   </w:t>
+      </w:r>
+    </w:p>
+    <w:p>
+      <w:pPr>
+        <w:rPr>
+          <w:lang w:val="en-IN"/>
+        </w:rPr>
+      </w:pPr>
+      <w:r>
+        <w:rPr>
+          <w:lang w:val="en-IN"/>
+        </w:rPr>
+        <w:t xml:space="preserve">    struct node *</w:t>
+      </w:r>
+      <w:proofErr w:type="gramStart"/>
+      <w:r>
+        <w:rPr>
+          <w:lang w:val="en-IN"/>
+        </w:rPr>
+        <w:t>next;</w:t>
+      </w:r>
+      <w:proofErr w:type="gramEnd"/>
+      <w:r>
+        <w:rPr>
+          <w:lang w:val="en-IN"/>
+        </w:rPr>
+        <w:t xml:space="preserve"> </w:t>
+      </w:r>
+    </w:p>
+    <w:p>
+      <w:pPr>
+        <w:rPr>
+          <w:lang w:val="en-IN"/>
+        </w:rPr>
+      </w:pPr>
+      <w:r>
+        <w:rPr>
+          <w:lang w:val="en-IN"/>
+        </w:rPr>
+        <w:t xml:space="preserve">    struct node *previous</w:t>
+      </w:r>
+      <w:proofErr w:type="gramStart"/>
+      <w:r>
+        <w:rPr>
+          <w:lang w:val="en-IN"/>
+        </w:rPr>
+        <w:t>;</w:t>
+      </w:r>
+      <w:r>
+        <w:rPr>
+          <w:lang w:val="en-IN"/>
+        </w:rPr>
+        <w:t xml:space="preserve"> </w:t>
+      </w:r>
+      <w:r>
+        <w:rPr>
+          <w:lang w:val="en-IN"/>
+        </w:rPr>
+        <w:t>}</w:t>
+      </w:r>
+      <w:proofErr w:type="gramEnd"/>
+      <w:r>
+        <w:rPr>
+          <w:lang w:val="en-IN"/>
+        </w:rPr>
+        <w:t>;</w:t>
+      </w:r>
+    </w:p>
+    <w:p>
+      <w:pPr>
+        <w:rPr>
+          <w:lang w:val="en-IN"/>
+        </w:rPr>
+      </w:pPr>
+      <w:r>
+        <w:rPr>
+          <w:lang w:val="en-IN"/>
+        </w:rPr>
+        <w:t>Answer: c</w:t>
+      </w:r>
+      <w:r>
+        <w:rPr>
+          <w:lang w:val="en-IN"/>
+        </w:rPr>
+        <w:br/>
+        <w:t xml:space="preserve">Explanation: In a triply linked list, each node consists of a previous pointer, next pointer and a top pointer. The next pointer is used to point the next node in the list. Similarly, the previous pointer is used to point to the previous </w:t>
+      </w:r>
+      <w:proofErr w:type="gramStart"/>
+      <w:r>
+        <w:rPr>
+          <w:lang w:val="en-IN"/>
+        </w:rPr>
+        <w:t>node</w:t>
+      </w:r>
+      <w:proofErr w:type="gramEnd"/>
+      <w:r>
+        <w:rPr>
+          <w:lang w:val="en-IN"/>
+        </w:rPr>
+        <w:t xml:space="preserve"> and the top pointer is used to access equal values on the same level.</w:t>
+      </w:r>
+    </w:p>
+    <w:p>
+      <w:pPr>
+        <w:rPr>
+          <w:lang w:val="en-IN"/>
+        </w:rPr>
+      </w:pPr>
+      <w:r>
+        <w:rPr>
+          <w:b/>
+          <w:bCs/>
+          <w:lang w:val="en-IN"/>
+        </w:rPr>
+        <w:t>43</w:t>
+      </w:r>
+      <w:r>
+        <w:rPr>
+          <w:b/>
+          <w:bCs/>
+          <w:lang w:val="en-IN"/>
+        </w:rPr>
+        <w:t>5. A node will be rejected while inserting if the given node is already present in a triply linked list.</w:t>
+      </w:r>
+      <w:r>
+        <w:rPr>
+          <w:lang w:val="en-IN"/>
+        </w:rPr>
+        <w:br/>
+        <w:t>a) True</w:t>
+      </w:r>
+      <w:r>
+        <w:rPr>
+          <w:lang w:val="en-IN"/>
+        </w:rPr>
+        <w:br/>
+        <w:t>b) False</w:t>
+      </w:r>
+    </w:p>
+    <w:p>
+      <w:pPr>
+        <w:rPr>
+          <w:lang w:val="en-IN"/>
+        </w:rPr>
+      </w:pPr>
+      <w:r>
+        <w:rPr>
+          <w:lang w:val="en-IN"/>
+        </w:rPr>
+        <w:t>Answer: b</w:t>
+      </w:r>
+      <w:r>
+        <w:rPr>
+          <w:lang w:val="en-IN"/>
+        </w:rPr>
+        <w:br/>
+        <w:t>Explanation: At the time of insertion, nodes are to be inserted in a sorted manner. Hence, it is important to find the correct position for the element in the list. If the given node already exists, then the node is inserted at the top of the list.</w:t>
+      </w:r>
+    </w:p>
+    <w:p>
+      <w:pPr>
+        <w:rPr>
+          <w:lang w:val="en-IN"/>
+        </w:rPr>
+      </w:pPr>
+      <w:r>
+        <w:rPr>
+          <w:b/>
+          <w:bCs/>
+          <w:lang w:val="en-IN"/>
+        </w:rPr>
+        <w:t>43</w:t>
+      </w:r>
+      <w:r>
+        <w:rPr>
+          <w:b/>
+          <w:bCs/>
+          <w:lang w:val="en-IN"/>
+        </w:rPr>
+        <w:t>6. Which of the following is true about a triply linked list?</w:t>
+      </w:r>
+      <w:r>
+        <w:rPr>
+          <w:b/>
+          <w:bCs/>
+          <w:lang w:val="en-IN"/>
+        </w:rPr>
+        <w:br/>
+      </w:r>
+      <w:r>
+        <w:rPr>
+          <w:lang w:val="en-IN"/>
+        </w:rPr>
+        <w:t>a) Dynamic in nature</w:t>
+      </w:r>
+      <w:r>
+        <w:rPr>
+          <w:lang w:val="en-IN"/>
+        </w:rPr>
+        <w:br/>
+        <w:t>b) Allows random access</w:t>
+      </w:r>
+      <w:r>
+        <w:rPr>
+          <w:lang w:val="en-IN"/>
+        </w:rPr>
+        <w:br/>
+        <w:t>c) Less memory wastage</w:t>
+      </w:r>
+      <w:r>
+        <w:rPr>
+          <w:lang w:val="en-IN"/>
+        </w:rPr>
+        <w:br/>
+        <w:t>d) Reverse traversing is difficult</w:t>
+      </w:r>
+    </w:p>
+    <w:p>
+      <w:pPr>
+        <w:rPr>
+          <w:lang w:val="en-IN"/>
+        </w:rPr>
+      </w:pPr>
+      <w:r>
+        <w:rPr>
+          <w:lang w:val="en-IN"/>
+        </w:rPr>
+        <w:t xml:space="preserve">Answer: </w:t>
+      </w:r>
+      <w:proofErr w:type="spellStart"/>
+      <w:r>
+        <w:rPr>
+          <w:lang w:val="en-IN"/>
+        </w:rPr>
+        <w:t>a</w:t>
+      </w:r>
+      <w:proofErr w:type="spellEnd"/>
+      <w:r>
+        <w:rPr>
+          <w:lang w:val="en-IN"/>
+        </w:rPr>
+        <w:br/>
+        <w:t xml:space="preserve">Explanation: Triply linked list is dynamic in </w:t>
+      </w:r>
+      <w:proofErr w:type="gramStart"/>
+      <w:r>
+        <w:rPr>
+          <w:lang w:val="en-IN"/>
+        </w:rPr>
+        <w:t>nature,</w:t>
+      </w:r>
+      <w:proofErr w:type="gramEnd"/>
+      <w:r>
+        <w:rPr>
+          <w:lang w:val="en-IN"/>
+        </w:rPr>
+        <w:t xml:space="preserve"> it allocates the memory at run time. In a linked list, elements at each node are accessed sequentially. Memory wastage is more in triply linked list, as more pointers are to be stored. Due to the presence of the previous pointer, reverse traversing is not difficult.</w:t>
+      </w:r>
+    </w:p>
+    <w:p>
+      <w:pPr>
+        <w:rPr>
+          <w:lang w:val="en-IN"/>
+        </w:rPr>
+      </w:pPr>
+      <w:r>
+        <w:rPr>
+          <w:b/>
+          <w:bCs/>
+          <w:lang w:val="en-IN"/>
+        </w:rPr>
+        <w:t>43</w:t>
+      </w:r>
+      <w:r>
+        <w:rPr>
+          <w:b/>
+          <w:bCs/>
+          <w:lang w:val="en-IN"/>
+        </w:rPr>
+        <w:t>7. Memory usage in triply linked list is higher than doubly linked list.</w:t>
+      </w:r>
+      <w:r>
+        <w:rPr>
+          <w:lang w:val="en-IN"/>
+        </w:rPr>
+        <w:br/>
+        <w:t>a) True</w:t>
+      </w:r>
+      <w:r>
+        <w:rPr>
+          <w:lang w:val="en-IN"/>
+        </w:rPr>
+        <w:br/>
+        <w:t>b) False</w:t>
+      </w:r>
+    </w:p>
+    <w:p>
+      <w:pPr>
+        <w:rPr>
+          <w:lang w:val="en-IN"/>
+        </w:rPr>
+      </w:pPr>
+      <w:r>
+        <w:rPr>
+          <w:lang w:val="en-IN"/>
+        </w:rPr>
+        <w:t xml:space="preserve">Answer: </w:t>
+      </w:r>
+      <w:proofErr w:type="spellStart"/>
+      <w:r>
+        <w:rPr>
+          <w:lang w:val="en-IN"/>
+        </w:rPr>
+        <w:t>a</w:t>
+      </w:r>
+      <w:proofErr w:type="spellEnd"/>
+      <w:r>
+        <w:rPr>
+          <w:lang w:val="en-IN"/>
+        </w:rPr>
+        <w:br/>
+        <w:t>Explanation: For storing pointers, extra memory is required. Compared to a doubly linked list, a triply linked list contains an extra pointer known as a top pointer. Hence, memory usage in a triply linked list is more than a doubly linked list.</w:t>
+      </w:r>
+    </w:p>
+    <w:p>
+      <w:pPr>
+        <w:rPr>
+          <w:lang w:val="en-IN"/>
+        </w:rPr>
+      </w:pPr>
+      <w:r>
+        <w:rPr>
+          <w:b/>
+          <w:bCs/>
+          <w:lang w:val="en-IN"/>
+        </w:rPr>
+        <w:t>43</w:t>
+      </w:r>
+      <w:r>
+        <w:rPr>
+          <w:b/>
+          <w:bCs/>
+          <w:lang w:val="en-IN"/>
+        </w:rPr>
+        <w:t>9. Which among the following is the time complexity for inserting at the beginning of a triply linked list?</w:t>
+      </w:r>
+      <w:r>
+        <w:rPr>
+          <w:lang w:val="en-IN"/>
+        </w:rPr>
+        <w:br/>
+        <w:t>a) O(n)</w:t>
+      </w:r>
+      <w:r>
+        <w:rPr>
+          <w:lang w:val="en-IN"/>
+        </w:rPr>
+        <w:br/>
+      </w:r>
+      <w:r>
+        <w:rPr>
+          <w:lang w:val="en-IN"/>
+        </w:rPr>
+        <w:lastRenderedPageBreak/>
+        <w:t>b) O(1)</w:t>
+      </w:r>
+      <w:r>
+        <w:rPr>
+          <w:lang w:val="en-IN"/>
+        </w:rPr>
+        <w:br/>
+        <w:t xml:space="preserve">c) </w:t>
+      </w:r>
+      <w:proofErr w:type="gramStart"/>
+      <w:r>
+        <w:rPr>
+          <w:lang w:val="en-IN"/>
+        </w:rPr>
+        <w:t>O(</w:t>
+      </w:r>
+      <w:proofErr w:type="gramEnd"/>
+      <w:r>
+        <w:rPr>
+          <w:lang w:val="en-IN"/>
+        </w:rPr>
+        <w:t>log n)</w:t>
+      </w:r>
+      <w:r>
+        <w:rPr>
+          <w:lang w:val="en-IN"/>
+        </w:rPr>
+        <w:br/>
+        <w:t>d) O(n</w:t>
+      </w:r>
+      <w:r>
+        <w:rPr>
+          <w:vertAlign w:val="superscript"/>
+          <w:lang w:val="en-IN"/>
+        </w:rPr>
+        <w:t>2</w:t>
+      </w:r>
+      <w:r>
+        <w:rPr>
+          <w:lang w:val="en-IN"/>
+        </w:rPr>
+        <w:t>)</w:t>
+      </w:r>
+    </w:p>
+    <w:p>
+      <w:pPr>
+        <w:rPr>
+          <w:lang w:val="en-IN"/>
+        </w:rPr>
+      </w:pPr>
+      <w:r>
+        <w:rPr>
+          <w:lang w:val="en-IN"/>
+        </w:rPr>
+        <w:t>Answer: b</w:t>
+      </w:r>
+      <w:r>
+        <w:rPr>
+          <w:lang w:val="en-IN"/>
+        </w:rPr>
+        <w:br/>
+        <w:t xml:space="preserve">Explanation: If we want to insert an element in the front of a triply linked list, we just </w:t>
+      </w:r>
+      <w:proofErr w:type="gramStart"/>
+      <w:r>
+        <w:rPr>
+          <w:lang w:val="en-IN"/>
+        </w:rPr>
+        <w:t>have to</w:t>
+      </w:r>
+      <w:proofErr w:type="gramEnd"/>
+      <w:r>
+        <w:rPr>
+          <w:lang w:val="en-IN"/>
+        </w:rPr>
+        <w:t xml:space="preserve"> change the addresses of pointers. The following operations are performed:</w:t>
+      </w:r>
+      <w:r>
+        <w:rPr>
+          <w:lang w:val="en-IN"/>
+        </w:rPr>
+        <w:br/>
+        <w:t xml:space="preserve">Let us consider </w:t>
+      </w:r>
+      <w:proofErr w:type="spellStart"/>
+      <w:r>
+        <w:rPr>
+          <w:lang w:val="en-IN"/>
+        </w:rPr>
+        <w:t>newnode</w:t>
+      </w:r>
+      <w:proofErr w:type="spellEnd"/>
+      <w:r>
+        <w:rPr>
+          <w:lang w:val="en-IN"/>
+        </w:rPr>
+        <w:t xml:space="preserve"> as the node created and head points to the first node of the list.</w:t>
       </w:r>
     </w:p>
     <w:p/>
